--- a/Modèle CDC.docx
+++ b/Modèle CDC.docx
@@ -172,9 +172,12 @@
           <w:szCs w:val="52"/>
         </w:rPr>
         <w:sectPr>
-          <w:headerReference w:type="default" r:id="rId7"/>
-          <w:footerReference w:type="default" r:id="rId8"/>
-          <w:headerReference w:type="first" r:id="rId9"/>
+          <w:headerReference w:type="even" r:id="rId7"/>
+          <w:headerReference w:type="default" r:id="rId8"/>
+          <w:footerReference w:type="even" r:id="rId9"/>
+          <w:footerReference w:type="default" r:id="rId10"/>
+          <w:headerReference w:type="first" r:id="rId11"/>
+          <w:footerReference w:type="first" r:id="rId12"/>
           <w:type w:val="continuous"/>
           <w:pgSz w:w="12240" w:h="15840"/>
           <w:pgMar w:top="1820" w:right="360" w:bottom="1360" w:left="720" w:header="0" w:footer="1160" w:gutter="0"/>
@@ -759,6 +762,12 @@
           <w:rFonts w:ascii="Trebuchet MS" w:hAnsi="Trebuchet MS"/>
         </w:rPr>
         <w:sectPr>
+          <w:headerReference w:type="even" r:id="rId13"/>
+          <w:headerReference w:type="default" r:id="rId14"/>
+          <w:footerReference w:type="even" r:id="rId15"/>
+          <w:footerReference w:type="default" r:id="rId16"/>
+          <w:headerReference w:type="first" r:id="rId17"/>
+          <w:footerReference w:type="first" r:id="rId18"/>
           <w:pgSz w:w="12240" w:h="15840"/>
           <w:pgMar w:top="1260" w:right="360" w:bottom="1360" w:left="720" w:header="0" w:footer="1160" w:gutter="0"/>
           <w:cols w:space="720"/>
@@ -2396,6 +2405,12 @@
       <w:pPr>
         <w:pStyle w:val="TM1"/>
         <w:sectPr>
+          <w:headerReference w:type="even" r:id="rId19"/>
+          <w:headerReference w:type="default" r:id="rId20"/>
+          <w:footerReference w:type="even" r:id="rId21"/>
+          <w:footerReference w:type="default" r:id="rId22"/>
+          <w:headerReference w:type="first" r:id="rId23"/>
+          <w:footerReference w:type="first" r:id="rId24"/>
           <w:pgSz w:w="12240" w:h="15840"/>
           <w:pgMar w:top="1260" w:right="360" w:bottom="1360" w:left="720" w:header="0" w:footer="1160" w:gutter="0"/>
           <w:cols w:space="720"/>
@@ -3077,6 +3092,12 @@
       <w:pPr>
         <w:ind w:firstLine="531"/>
         <w:sectPr>
+          <w:headerReference w:type="even" r:id="rId25"/>
+          <w:headerReference w:type="default" r:id="rId26"/>
+          <w:footerReference w:type="even" r:id="rId27"/>
+          <w:footerReference w:type="default" r:id="rId28"/>
+          <w:headerReference w:type="first" r:id="rId29"/>
+          <w:footerReference w:type="first" r:id="rId30"/>
           <w:pgSz w:w="12240" w:h="15840"/>
           <w:pgMar w:top="1260" w:right="360" w:bottom="1360" w:left="720" w:header="0" w:footer="1160" w:gutter="0"/>
           <w:cols w:space="720"/>
@@ -3402,7 +3423,7 @@
           <w:noProof/>
         </w:rPr>
         <w:drawing>
-          <wp:anchor distT="0" distB="0" distL="0" distR="0" simplePos="0" relativeHeight="251646464" behindDoc="0" locked="0" layoutInCell="1" allowOverlap="1" wp14:anchorId="6B21C482" wp14:editId="097C9F3F">
+          <wp:anchor distT="0" distB="0" distL="0" distR="0" simplePos="0" relativeHeight="251646464" behindDoc="0" locked="0" layoutInCell="1" allowOverlap="1" wp14:anchorId="3C87D468" wp14:editId="41EC689B">
             <wp:simplePos x="0" y="0"/>
             <wp:positionH relativeFrom="page">
               <wp:posOffset>752440</wp:posOffset>
@@ -3413,7 +3434,7 @@
             <wp:extent cx="5722239" cy="3727241"/>
             <wp:effectExtent l="0" t="0" r="0" b="0"/>
             <wp:wrapNone/>
-            <wp:docPr id="8" name="Image 8"/>
+            <wp:docPr id="12" name="Image 12"/>
             <wp:cNvGraphicFramePr>
               <a:graphicFrameLocks xmlns:a="http://schemas.openxmlformats.org/drawingml/2006/main"/>
             </wp:cNvGraphicFramePr>
@@ -3425,7 +3446,7 @@
                     <pic:cNvPicPr/>
                   </pic:nvPicPr>
                   <pic:blipFill>
-                    <a:blip r:embed="rId10" cstate="print"/>
+                    <a:blip r:embed="rId31" cstate="print"/>
                     <a:stretch>
                       <a:fillRect/>
                     </a:stretch>
@@ -3620,6 +3641,12 @@
           <w:rFonts w:ascii="Trebuchet MS" w:hAnsi="Trebuchet MS"/>
         </w:rPr>
         <w:sectPr>
+          <w:headerReference w:type="even" r:id="rId32"/>
+          <w:headerReference w:type="default" r:id="rId33"/>
+          <w:footerReference w:type="even" r:id="rId34"/>
+          <w:footerReference w:type="default" r:id="rId35"/>
+          <w:headerReference w:type="first" r:id="rId36"/>
+          <w:footerReference w:type="first" r:id="rId37"/>
           <w:pgSz w:w="12240" w:h="15840"/>
           <w:pgMar w:top="1260" w:right="360" w:bottom="1360" w:left="720" w:header="0" w:footer="1160" w:gutter="0"/>
           <w:cols w:space="720"/>
@@ -5459,7 +5486,6 @@
           <w:color w:val="339933"/>
           <w:spacing w:val="-2"/>
         </w:rPr>
-        <w:lastRenderedPageBreak/>
         <w:t>Ergonomie</w:t>
       </w:r>
     </w:p>
@@ -5917,6 +5943,12 @@
           <w:bCs/>
         </w:rPr>
         <w:sectPr>
+          <w:headerReference w:type="even" r:id="rId38"/>
+          <w:headerReference w:type="default" r:id="rId39"/>
+          <w:footerReference w:type="even" r:id="rId40"/>
+          <w:footerReference w:type="default" r:id="rId41"/>
+          <w:headerReference w:type="first" r:id="rId42"/>
+          <w:footerReference w:type="first" r:id="rId43"/>
           <w:pgSz w:w="12240" w:h="15840"/>
           <w:pgMar w:top="1260" w:right="360" w:bottom="1360" w:left="720" w:header="0" w:footer="1160" w:gutter="0"/>
           <w:cols w:space="720"/>
@@ -6548,6 +6580,12 @@
           <w:bCs/>
         </w:rPr>
         <w:sectPr>
+          <w:headerReference w:type="even" r:id="rId44"/>
+          <w:headerReference w:type="default" r:id="rId45"/>
+          <w:footerReference w:type="even" r:id="rId46"/>
+          <w:footerReference w:type="default" r:id="rId47"/>
+          <w:headerReference w:type="first" r:id="rId48"/>
+          <w:footerReference w:type="first" r:id="rId49"/>
           <w:pgSz w:w="12240" w:h="15840"/>
           <w:pgMar w:top="1260" w:right="360" w:bottom="1360" w:left="720" w:header="0" w:footer="1160" w:gutter="0"/>
           <w:cols w:space="720"/>
@@ -7482,6 +7520,12 @@
     </w:tbl>
     <w:p/>
     <w:sectPr>
+      <w:headerReference w:type="even" r:id="rId50"/>
+      <w:headerReference w:type="default" r:id="rId51"/>
+      <w:footerReference w:type="even" r:id="rId52"/>
+      <w:footerReference w:type="default" r:id="rId53"/>
+      <w:headerReference w:type="first" r:id="rId54"/>
+      <w:footerReference w:type="first" r:id="rId55"/>
       <w:pgSz w:w="12240" w:h="15840"/>
       <w:pgMar w:top="1260" w:right="360" w:bottom="1360" w:left="720" w:header="0" w:footer="1160" w:gutter="0"/>
       <w:cols w:space="720"/>
@@ -7511,385 +7555,145 @@
 
 <file path=word/footer1.xml><?xml version="1.0" encoding="utf-8"?>
 <w:ftr xmlns:wpc="http://schemas.microsoft.com/office/word/2010/wordprocessingCanvas" xmlns:cx="http://schemas.microsoft.com/office/drawing/2014/chartex" xmlns:cx1="http://schemas.microsoft.com/office/drawing/2015/9/8/chartex" xmlns:cx2="http://schemas.microsoft.com/office/drawing/2015/10/21/chartex" xmlns:cx3="http://schemas.microsoft.com/office/drawing/2016/5/9/chartex" xmlns:cx4="http://schemas.microsoft.com/office/drawing/2016/5/10/chartex" xmlns:cx5="http://schemas.microsoft.com/office/drawing/2016/5/11/chartex" xmlns:cx6="http://schemas.microsoft.com/office/drawing/2016/5/12/chartex" xmlns:cx7="http://schemas.microsoft.com/office/drawing/2016/5/13/chartex" xmlns:cx8="http://schemas.microsoft.com/office/drawing/2016/5/14/chartex" xmlns:mc="http://schemas.openxmlformats.org/markup-compatibility/2006" xmlns:aink="http://schemas.microsoft.com/office/drawing/2016/ink" xmlns:am3d="http://schemas.microsoft.com/office/drawing/2017/model3d" xmlns:o="urn:schemas-microsoft-com:office:office" xmlns:r="http://schemas.openxmlformats.org/officeDocument/2006/relationships" xmlns:m="http://schemas.openxmlformats.org/officeDocument/2006/math" xmlns:v="urn:schemas-microsoft-com:vml" xmlns:wp14="http://schemas.microsoft.com/office/word/2010/wordprocessingDrawing" xmlns:wp="http://schemas.openxmlformats.org/drawingml/2006/wordprocessingDrawing" xmlns:w10="urn:schemas-microsoft-com:office:word" xmlns:w="http://schemas.openxmlformats.org/wordprocessingml/2006/main" xmlns:w14="http://schemas.microsoft.com/office/word/2010/wordml" xmlns:w15="http://schemas.microsoft.com/office/word/2012/wordml" xmlns:w16cex="http://schemas.microsoft.com/office/word/2018/wordml/cex" xmlns:w16cid="http://schemas.microsoft.com/office/word/2016/wordml/cid" xmlns:w16="http://schemas.microsoft.com/office/word/2018/wordml" xmlns:w16sdtdh="http://schemas.microsoft.com/office/word/2020/wordml/sdtdatahash" xmlns:w16se="http://schemas.microsoft.com/office/word/2015/wordml/symex" xmlns:wpg="http://schemas.microsoft.com/office/word/2010/wordprocessingGroup" xmlns:wpi="http://schemas.microsoft.com/office/word/2010/wordprocessingInk" xmlns:wne="http://schemas.microsoft.com/office/word/2006/wordml" xmlns:wps="http://schemas.microsoft.com/office/word/2010/wordprocessingShape" mc:Ignorable="w14 w15 w16se w16cid w16 w16cex w16sdtdh wp14">
-  <w:p>
-    <w:pPr>
-      <w:pStyle w:val="Corpsdetexte"/>
-      <w:spacing w:line="14" w:lineRule="auto"/>
-      <w:rPr>
-        <w:sz w:val="20"/>
-      </w:rPr>
-    </w:pPr>
-    <w:r>
-      <w:rPr>
-        <w:noProof/>
-        <w:sz w:val="20"/>
-      </w:rPr>
-      <mc:AlternateContent>
-        <mc:Choice Requires="wps">
-          <w:drawing>
-            <wp:anchor distT="0" distB="0" distL="0" distR="0" simplePos="0" relativeHeight="251660288" behindDoc="1" locked="0" layoutInCell="1" allowOverlap="1" wp14:anchorId="200987CA" wp14:editId="0AA76197">
-              <wp:simplePos x="0" y="0"/>
-              <wp:positionH relativeFrom="page">
-                <wp:posOffset>685800</wp:posOffset>
-              </wp:positionH>
-              <wp:positionV relativeFrom="page">
-                <wp:posOffset>8922385</wp:posOffset>
-              </wp:positionV>
-              <wp:extent cx="6400800" cy="1285875"/>
-              <wp:effectExtent l="0" t="0" r="0" b="0"/>
-              <wp:wrapNone/>
-              <wp:docPr id="12" name="Textbox 5"/>
-              <wp:cNvGraphicFramePr>
-                <a:graphicFrameLocks xmlns:a="http://schemas.openxmlformats.org/drawingml/2006/main"/>
-              </wp:cNvGraphicFramePr>
-              <a:graphic xmlns:a="http://schemas.openxmlformats.org/drawingml/2006/main">
-                <a:graphicData uri="http://schemas.microsoft.com/office/word/2010/wordprocessingShape">
-                  <wps:wsp>
-                    <wps:cNvSpPr txBox="1">
-                      <a:spLocks/>
-                    </wps:cNvSpPr>
-                    <wps:spPr>
-                      <a:xfrm>
-                        <a:off x="0" y="0"/>
-                        <a:ext cx="6400800" cy="1285875"/>
-                      </a:xfrm>
-                      <a:prstGeom prst="rect">
-                        <a:avLst/>
-                      </a:prstGeom>
-                    </wps:spPr>
-                    <wps:txbx>
-                      <w:txbxContent>
-                        <w:p>
-                          <w:pPr>
-                            <w:rPr>
-                              <w:rFonts w:ascii="Courier New" w:eastAsia="Courier New" w:hAnsi="Courier New" w:cs="Courier New"/>
-                              <w:b/>
-                              <w:bCs/>
-                              <w:color w:val="00B050"/>
-                              <w:sz w:val="34"/>
-                              <w:szCs w:val="34"/>
-                            </w:rPr>
-                          </w:pPr>
-                        </w:p>
-                        <w:tbl>
-                          <w:tblPr>
-                            <w:tblW w:w="9915" w:type="dxa"/>
-                            <w:tblBorders>
-                              <w:top w:val="single" w:sz="24" w:space="0" w:color="339933"/>
-                            </w:tblBorders>
-                            <w:tblLayout w:type="fixed"/>
-                            <w:tblLook w:val="0600" w:firstRow="0" w:lastRow="0" w:firstColumn="0" w:lastColumn="0" w:noHBand="1" w:noVBand="1"/>
-                          </w:tblPr>
-                          <w:tblGrid>
-                            <w:gridCol w:w="9915"/>
-                          </w:tblGrid>
-                          <w:tr>
-                            <w:tc>
-                              <w:tcPr>
-                                <w:tcW w:w="9915" w:type="dxa"/>
-                                <w:shd w:val="clear" w:color="auto" w:fill="auto"/>
-                                <w:tcMar>
-                                  <w:top w:w="100" w:type="dxa"/>
-                                  <w:left w:w="100" w:type="dxa"/>
-                                  <w:bottom w:w="100" w:type="dxa"/>
-                                  <w:right w:w="100" w:type="dxa"/>
-                                </w:tcMar>
-                              </w:tcPr>
-                              <w:p>
-                                <w:pPr>
-                                  <w:jc w:val="center"/>
-                                  <w:rPr>
-                                    <w:rFonts w:ascii="Courier New" w:eastAsia="Courier New" w:hAnsi="Courier New" w:cs="Courier New"/>
-                                    <w:sz w:val="18"/>
-                                    <w:szCs w:val="18"/>
-                                  </w:rPr>
-                                </w:pPr>
-                                <w:hyperlink r:id="rId1" w:history="1">
-                                  <w:r>
-                                    <w:rPr>
-                                      <w:rStyle w:val="Lienhypertexte"/>
-                                      <w:rFonts w:ascii="Courier New" w:eastAsia="Courier New" w:hAnsi="Courier New" w:cs="Courier New"/>
-                                      <w:sz w:val="18"/>
-                                      <w:szCs w:val="18"/>
-                                    </w:rPr>
-                                    <w:t>contact@ginutech.com</w:t>
-                                  </w:r>
-                                </w:hyperlink>
-                                <w:r>
-                                  <w:rPr>
-                                    <w:rFonts w:ascii="Courier New" w:eastAsia="Courier New" w:hAnsi="Courier New" w:cs="Courier New"/>
-                                    <w:sz w:val="18"/>
-                                    <w:szCs w:val="18"/>
-                                  </w:rPr>
-                                  <w:t xml:space="preserve"> - +237 650 687 811 - BP 8522 - </w:t>
-                                </w:r>
-                                <w:hyperlink r:id="rId2" w:history="1">
-                                  <w:r>
-                                    <w:rPr>
-                                      <w:rStyle w:val="Lienhypertexte"/>
-                                      <w:rFonts w:ascii="Courier New" w:eastAsia="Courier New" w:hAnsi="Courier New" w:cs="Courier New"/>
-                                      <w:sz w:val="18"/>
-                                      <w:szCs w:val="18"/>
-                                    </w:rPr>
-                                    <w:t>www.ginutech.com</w:t>
-                                  </w:r>
-                                </w:hyperlink>
-                              </w:p>
-                              <w:p>
-                                <w:pPr>
-                                  <w:jc w:val="center"/>
-                                  <w:rPr>
-                                    <w:rFonts w:ascii="Courier New" w:eastAsia="Courier New" w:hAnsi="Courier New" w:cs="Courier New"/>
-                                    <w:sz w:val="18"/>
-                                    <w:szCs w:val="18"/>
-                                  </w:rPr>
-                                </w:pPr>
-                                <w:r>
-                                  <w:rPr>
-                                    <w:rFonts w:ascii="Courier New" w:eastAsia="Courier New" w:hAnsi="Courier New" w:cs="Courier New"/>
-                                    <w:sz w:val="18"/>
-                                    <w:szCs w:val="18"/>
-                                  </w:rPr>
-                                  <w:t>GINUTECH Sarl - RC/DLA/2023/B/6702</w:t>
-                                </w:r>
-                              </w:p>
-                              <w:p>
-                                <w:pPr>
-                                  <w:jc w:val="center"/>
-                                  <w:rPr>
-                                    <w:rFonts w:ascii="Courier New" w:eastAsia="Courier New" w:hAnsi="Courier New" w:cs="Courier New"/>
-                                    <w:color w:val="999999"/>
-                                    <w:sz w:val="18"/>
-                                    <w:szCs w:val="18"/>
-                                  </w:rPr>
-                                </w:pPr>
-                                <w:r>
-                                  <w:rPr>
-                                    <w:rFonts w:ascii="Courier New" w:eastAsia="Courier New" w:hAnsi="Courier New" w:cs="Courier New"/>
-                                    <w:color w:val="999999"/>
-                                    <w:sz w:val="18"/>
-                                    <w:szCs w:val="18"/>
-                                  </w:rPr>
-                                  <w:t>Solutions digitales - Génie logiciel- Maintenance matérielle et logicielle - Audit Conception SI - Déploiement et automatisation</w:t>
-                                </w:r>
-                              </w:p>
-                              <w:p>
-                                <w:pPr>
-                                  <w:jc w:val="center"/>
-                                  <w:rPr>
-                                    <w:rFonts w:ascii="Courier New" w:eastAsia="Courier New" w:hAnsi="Courier New" w:cs="Courier New"/>
-                                    <w:sz w:val="18"/>
-                                    <w:szCs w:val="18"/>
-                                  </w:rPr>
-                                </w:pPr>
-                              </w:p>
-                            </w:tc>
-                          </w:tr>
-                        </w:tbl>
-                        <w:p>
-                          <w:pPr>
-                            <w:rPr>
-                              <w:rFonts w:ascii="Courier New" w:eastAsia="Courier New" w:hAnsi="Courier New" w:cs="Courier New"/>
-                              <w:b/>
-                              <w:bCs/>
-                              <w:sz w:val="34"/>
-                              <w:szCs w:val="34"/>
-                            </w:rPr>
-                          </w:pPr>
-                        </w:p>
-                        <w:p>
-                          <w:pPr>
-                            <w:spacing w:before="19"/>
-                            <w:rPr>
-                              <w:rFonts w:ascii="Courier New"/>
-                              <w:b/>
-                              <w:sz w:val="34"/>
-                            </w:rPr>
-                          </w:pPr>
-                        </w:p>
-                      </w:txbxContent>
-                    </wps:txbx>
-                    <wps:bodyPr wrap="square" lIns="0" tIns="0" rIns="0" bIns="0" rtlCol="0">
-                      <a:noAutofit/>
-                    </wps:bodyPr>
-                  </wps:wsp>
-                </a:graphicData>
-              </a:graphic>
-              <wp14:sizeRelH relativeFrom="margin">
-                <wp14:pctWidth>0</wp14:pctWidth>
-              </wp14:sizeRelH>
-              <wp14:sizeRelV relativeFrom="margin">
-                <wp14:pctHeight>0</wp14:pctHeight>
-              </wp14:sizeRelV>
-            </wp:anchor>
-          </w:drawing>
-        </mc:Choice>
-        <mc:Fallback>
-          <w:pict>
-            <v:shapetype w14:anchorId="200987CA" id="_x0000_t202" coordsize="21600,21600" o:spt="202" path="m,l,21600r21600,l21600,xe">
-              <v:stroke joinstyle="miter"/>
-              <v:path gradientshapeok="t" o:connecttype="rect"/>
-            </v:shapetype>
-            <v:shape id="Textbox 5" o:spid="_x0000_s1026" type="#_x0000_t202" style="position:absolute;margin-left:54pt;margin-top:702.55pt;width:7in;height:101.25pt;z-index:-251656192;visibility:visible;mso-wrap-style:square;mso-width-percent:0;mso-height-percent:0;mso-wrap-distance-left:0;mso-wrap-distance-top:0;mso-wrap-distance-right:0;mso-wrap-distance-bottom:0;mso-position-horizontal:absolute;mso-position-horizontal-relative:page;mso-position-vertical:absolute;mso-position-vertical-relative:page;mso-width-percent:0;mso-height-percent:0;mso-width-relative:margin;mso-height-relative:margin;v-text-anchor:top" o:gfxdata="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" filled="f" stroked="f">
-              <v:textbox inset="0,0,0,0">
-                <w:txbxContent>
-                  <w:p>
-                    <w:pPr>
-                      <w:rPr>
-                        <w:rFonts w:ascii="Courier New" w:eastAsia="Courier New" w:hAnsi="Courier New" w:cs="Courier New"/>
-                        <w:b/>
-                        <w:bCs/>
-                        <w:color w:val="00B050"/>
-                        <w:sz w:val="34"/>
-                        <w:szCs w:val="34"/>
-                      </w:rPr>
-                    </w:pPr>
-                  </w:p>
-                  <w:tbl>
-                    <w:tblPr>
-                      <w:tblW w:w="9915" w:type="dxa"/>
-                      <w:tblBorders>
-                        <w:top w:val="single" w:sz="24" w:space="0" w:color="339933"/>
-                      </w:tblBorders>
-                      <w:tblLayout w:type="fixed"/>
-                      <w:tblLook w:val="0600" w:firstRow="0" w:lastRow="0" w:firstColumn="0" w:lastColumn="0" w:noHBand="1" w:noVBand="1"/>
-                    </w:tblPr>
-                    <w:tblGrid>
-                      <w:gridCol w:w="9915"/>
-                    </w:tblGrid>
-                    <w:tr>
-                      <w:tc>
-                        <w:tcPr>
-                          <w:tcW w:w="9915" w:type="dxa"/>
-                          <w:shd w:val="clear" w:color="auto" w:fill="auto"/>
-                          <w:tcMar>
-                            <w:top w:w="100" w:type="dxa"/>
-                            <w:left w:w="100" w:type="dxa"/>
-                            <w:bottom w:w="100" w:type="dxa"/>
-                            <w:right w:w="100" w:type="dxa"/>
-                          </w:tcMar>
-                        </w:tcPr>
-                        <w:p>
-                          <w:pPr>
-                            <w:jc w:val="center"/>
-                            <w:rPr>
-                              <w:rFonts w:ascii="Courier New" w:eastAsia="Courier New" w:hAnsi="Courier New" w:cs="Courier New"/>
-                              <w:sz w:val="18"/>
-                              <w:szCs w:val="18"/>
-                            </w:rPr>
-                          </w:pPr>
-                          <w:hyperlink r:id="rId3" w:history="1">
-                            <w:r>
-                              <w:rPr>
-                                <w:rStyle w:val="Lienhypertexte"/>
-                                <w:rFonts w:ascii="Courier New" w:eastAsia="Courier New" w:hAnsi="Courier New" w:cs="Courier New"/>
-                                <w:sz w:val="18"/>
-                                <w:szCs w:val="18"/>
-                              </w:rPr>
-                              <w:t>contact@ginutech.com</w:t>
-                            </w:r>
-                          </w:hyperlink>
-                          <w:r>
-                            <w:rPr>
-                              <w:rFonts w:ascii="Courier New" w:eastAsia="Courier New" w:hAnsi="Courier New" w:cs="Courier New"/>
-                              <w:sz w:val="18"/>
-                              <w:szCs w:val="18"/>
-                            </w:rPr>
-                            <w:t xml:space="preserve"> - +237 650 687 811 - BP 8522 - </w:t>
-                          </w:r>
-                          <w:hyperlink r:id="rId4" w:history="1">
-                            <w:r>
-                              <w:rPr>
-                                <w:rStyle w:val="Lienhypertexte"/>
-                                <w:rFonts w:ascii="Courier New" w:eastAsia="Courier New" w:hAnsi="Courier New" w:cs="Courier New"/>
-                                <w:sz w:val="18"/>
-                                <w:szCs w:val="18"/>
-                              </w:rPr>
-                              <w:t>www.ginutech.com</w:t>
-                            </w:r>
-                          </w:hyperlink>
-                        </w:p>
-                        <w:p>
-                          <w:pPr>
-                            <w:jc w:val="center"/>
-                            <w:rPr>
-                              <w:rFonts w:ascii="Courier New" w:eastAsia="Courier New" w:hAnsi="Courier New" w:cs="Courier New"/>
-                              <w:sz w:val="18"/>
-                              <w:szCs w:val="18"/>
-                            </w:rPr>
-                          </w:pPr>
-                          <w:r>
-                            <w:rPr>
-                              <w:rFonts w:ascii="Courier New" w:eastAsia="Courier New" w:hAnsi="Courier New" w:cs="Courier New"/>
-                              <w:sz w:val="18"/>
-                              <w:szCs w:val="18"/>
-                            </w:rPr>
-                            <w:t>GINUTECH Sarl - RC/DLA/2023/B/6702</w:t>
-                          </w:r>
-                        </w:p>
-                        <w:p>
-                          <w:pPr>
-                            <w:jc w:val="center"/>
-                            <w:rPr>
-                              <w:rFonts w:ascii="Courier New" w:eastAsia="Courier New" w:hAnsi="Courier New" w:cs="Courier New"/>
-                              <w:color w:val="999999"/>
-                              <w:sz w:val="18"/>
-                              <w:szCs w:val="18"/>
-                            </w:rPr>
-                          </w:pPr>
-                          <w:r>
-                            <w:rPr>
-                              <w:rFonts w:ascii="Courier New" w:eastAsia="Courier New" w:hAnsi="Courier New" w:cs="Courier New"/>
-                              <w:color w:val="999999"/>
-                              <w:sz w:val="18"/>
-                              <w:szCs w:val="18"/>
-                            </w:rPr>
-                            <w:t>Solutions digitales - Génie logiciel- Maintenance matérielle et logicielle - Audit Conception SI - Déploiement et automatisation</w:t>
-                          </w:r>
-                        </w:p>
-                        <w:p>
-                          <w:pPr>
-                            <w:jc w:val="center"/>
-                            <w:rPr>
-                              <w:rFonts w:ascii="Courier New" w:eastAsia="Courier New" w:hAnsi="Courier New" w:cs="Courier New"/>
-                              <w:sz w:val="18"/>
-                              <w:szCs w:val="18"/>
-                            </w:rPr>
-                          </w:pPr>
-                        </w:p>
-                      </w:tc>
-                    </w:tr>
-                  </w:tbl>
-                  <w:p>
-                    <w:pPr>
-                      <w:rPr>
-                        <w:rFonts w:ascii="Courier New" w:eastAsia="Courier New" w:hAnsi="Courier New" w:cs="Courier New"/>
-                        <w:b/>
-                        <w:bCs/>
-                        <w:sz w:val="34"/>
-                        <w:szCs w:val="34"/>
-                      </w:rPr>
-                    </w:pPr>
-                  </w:p>
-                  <w:p>
-                    <w:pPr>
-                      <w:spacing w:before="19"/>
-                      <w:rPr>
-                        <w:rFonts w:ascii="Courier New"/>
-                        <w:b/>
-                        <w:sz w:val="34"/>
-                      </w:rPr>
-                    </w:pPr>
-                  </w:p>
-                </w:txbxContent>
-              </v:textbox>
-              <w10:wrap anchorx="page" anchory="page"/>
-            </v:shape>
-          </w:pict>
-        </mc:Fallback>
-      </mc:AlternateContent>
-    </w:r>
-  </w:p>
+  <w:p/>
+</w:ftr>
+</file>
+
+<file path=word/footer10.xml><?xml version="1.0" encoding="utf-8"?>
+<w:ftr xmlns:wpc="http://schemas.microsoft.com/office/word/2010/wordprocessingCanvas" xmlns:cx="http://schemas.microsoft.com/office/drawing/2014/chartex" xmlns:cx1="http://schemas.microsoft.com/office/drawing/2015/9/8/chartex" xmlns:cx2="http://schemas.microsoft.com/office/drawing/2015/10/21/chartex" xmlns:cx3="http://schemas.microsoft.com/office/drawing/2016/5/9/chartex" xmlns:cx4="http://schemas.microsoft.com/office/drawing/2016/5/10/chartex" xmlns:cx5="http://schemas.microsoft.com/office/drawing/2016/5/11/chartex" xmlns:cx6="http://schemas.microsoft.com/office/drawing/2016/5/12/chartex" xmlns:cx7="http://schemas.microsoft.com/office/drawing/2016/5/13/chartex" xmlns:cx8="http://schemas.microsoft.com/office/drawing/2016/5/14/chartex" xmlns:mc="http://schemas.openxmlformats.org/markup-compatibility/2006" xmlns:aink="http://schemas.microsoft.com/office/drawing/2016/ink" xmlns:am3d="http://schemas.microsoft.com/office/drawing/2017/model3d" xmlns:o="urn:schemas-microsoft-com:office:office" xmlns:r="http://schemas.openxmlformats.org/officeDocument/2006/relationships" xmlns:m="http://schemas.openxmlformats.org/officeDocument/2006/math" xmlns:v="urn:schemas-microsoft-com:vml" xmlns:wp14="http://schemas.microsoft.com/office/word/2010/wordprocessingDrawing" xmlns:wp="http://schemas.openxmlformats.org/drawingml/2006/wordprocessingDrawing" xmlns:w10="urn:schemas-microsoft-com:office:word" xmlns:w="http://schemas.openxmlformats.org/wordprocessingml/2006/main" xmlns:w14="http://schemas.microsoft.com/office/word/2010/wordml" xmlns:w15="http://schemas.microsoft.com/office/word/2012/wordml" xmlns:w16cex="http://schemas.microsoft.com/office/word/2018/wordml/cex" xmlns:w16cid="http://schemas.microsoft.com/office/word/2016/wordml/cid" xmlns:w16="http://schemas.microsoft.com/office/word/2018/wordml" xmlns:w16sdtdh="http://schemas.microsoft.com/office/word/2020/wordml/sdtdatahash" xmlns:w16se="http://schemas.microsoft.com/office/word/2015/wordml/symex" xmlns:wpg="http://schemas.microsoft.com/office/word/2010/wordprocessingGroup" xmlns:wpi="http://schemas.microsoft.com/office/word/2010/wordprocessingInk" xmlns:wne="http://schemas.microsoft.com/office/word/2006/wordml" xmlns:wps="http://schemas.microsoft.com/office/word/2010/wordprocessingShape" mc:Ignorable="w14 w15 w16se w16cid w16 w16cex w16sdtdh wp14">
+  <w:p/>
+</w:ftr>
+</file>
+
+<file path=word/footer11.xml><?xml version="1.0" encoding="utf-8"?>
+<w:ftr xmlns:wpc="http://schemas.microsoft.com/office/word/2010/wordprocessingCanvas" xmlns:cx="http://schemas.microsoft.com/office/drawing/2014/chartex" xmlns:cx1="http://schemas.microsoft.com/office/drawing/2015/9/8/chartex" xmlns:cx2="http://schemas.microsoft.com/office/drawing/2015/10/21/chartex" xmlns:cx3="http://schemas.microsoft.com/office/drawing/2016/5/9/chartex" xmlns:cx4="http://schemas.microsoft.com/office/drawing/2016/5/10/chartex" xmlns:cx5="http://schemas.microsoft.com/office/drawing/2016/5/11/chartex" xmlns:cx6="http://schemas.microsoft.com/office/drawing/2016/5/12/chartex" xmlns:cx7="http://schemas.microsoft.com/office/drawing/2016/5/13/chartex" xmlns:cx8="http://schemas.microsoft.com/office/drawing/2016/5/14/chartex" xmlns:mc="http://schemas.openxmlformats.org/markup-compatibility/2006" xmlns:aink="http://schemas.microsoft.com/office/drawing/2016/ink" xmlns:am3d="http://schemas.microsoft.com/office/drawing/2017/model3d" xmlns:o="urn:schemas-microsoft-com:office:office" xmlns:r="http://schemas.openxmlformats.org/officeDocument/2006/relationships" xmlns:m="http://schemas.openxmlformats.org/officeDocument/2006/math" xmlns:v="urn:schemas-microsoft-com:vml" xmlns:wp14="http://schemas.microsoft.com/office/word/2010/wordprocessingDrawing" xmlns:wp="http://schemas.openxmlformats.org/drawingml/2006/wordprocessingDrawing" xmlns:w10="urn:schemas-microsoft-com:office:word" xmlns:w="http://schemas.openxmlformats.org/wordprocessingml/2006/main" xmlns:w14="http://schemas.microsoft.com/office/word/2010/wordml" xmlns:w15="http://schemas.microsoft.com/office/word/2012/wordml" xmlns:w16cex="http://schemas.microsoft.com/office/word/2018/wordml/cex" xmlns:w16cid="http://schemas.microsoft.com/office/word/2016/wordml/cid" xmlns:w16="http://schemas.microsoft.com/office/word/2018/wordml" xmlns:w16sdtdh="http://schemas.microsoft.com/office/word/2020/wordml/sdtdatahash" xmlns:w16se="http://schemas.microsoft.com/office/word/2015/wordml/symex" xmlns:wpg="http://schemas.microsoft.com/office/word/2010/wordprocessingGroup" xmlns:wpi="http://schemas.microsoft.com/office/word/2010/wordprocessingInk" xmlns:wne="http://schemas.microsoft.com/office/word/2006/wordml" xmlns:wps="http://schemas.microsoft.com/office/word/2010/wordprocessingShape" mc:Ignorable="w14 w15 w16se w16cid w16 w16cex w16sdtdh wp14">
+  <w:p/>
+</w:ftr>
+</file>
+
+<file path=word/footer12.xml><?xml version="1.0" encoding="utf-8"?>
+<w:ftr xmlns:wpc="http://schemas.microsoft.com/office/word/2010/wordprocessingCanvas" xmlns:cx="http://schemas.microsoft.com/office/drawing/2014/chartex" xmlns:cx1="http://schemas.microsoft.com/office/drawing/2015/9/8/chartex" xmlns:cx2="http://schemas.microsoft.com/office/drawing/2015/10/21/chartex" xmlns:cx3="http://schemas.microsoft.com/office/drawing/2016/5/9/chartex" xmlns:cx4="http://schemas.microsoft.com/office/drawing/2016/5/10/chartex" xmlns:cx5="http://schemas.microsoft.com/office/drawing/2016/5/11/chartex" xmlns:cx6="http://schemas.microsoft.com/office/drawing/2016/5/12/chartex" xmlns:cx7="http://schemas.microsoft.com/office/drawing/2016/5/13/chartex" xmlns:cx8="http://schemas.microsoft.com/office/drawing/2016/5/14/chartex" xmlns:mc="http://schemas.openxmlformats.org/markup-compatibility/2006" xmlns:aink="http://schemas.microsoft.com/office/drawing/2016/ink" xmlns:am3d="http://schemas.microsoft.com/office/drawing/2017/model3d" xmlns:o="urn:schemas-microsoft-com:office:office" xmlns:r="http://schemas.openxmlformats.org/officeDocument/2006/relationships" xmlns:m="http://schemas.openxmlformats.org/officeDocument/2006/math" xmlns:v="urn:schemas-microsoft-com:vml" xmlns:wp14="http://schemas.microsoft.com/office/word/2010/wordprocessingDrawing" xmlns:wp="http://schemas.openxmlformats.org/drawingml/2006/wordprocessingDrawing" xmlns:w10="urn:schemas-microsoft-com:office:word" xmlns:w="http://schemas.openxmlformats.org/wordprocessingml/2006/main" xmlns:w14="http://schemas.microsoft.com/office/word/2010/wordml" xmlns:w15="http://schemas.microsoft.com/office/word/2012/wordml" xmlns:w16cex="http://schemas.microsoft.com/office/word/2018/wordml/cex" xmlns:w16cid="http://schemas.microsoft.com/office/word/2016/wordml/cid" xmlns:w16="http://schemas.microsoft.com/office/word/2018/wordml" xmlns:w16sdtdh="http://schemas.microsoft.com/office/word/2020/wordml/sdtdatahash" xmlns:w16se="http://schemas.microsoft.com/office/word/2015/wordml/symex" xmlns:wpg="http://schemas.microsoft.com/office/word/2010/wordprocessingGroup" xmlns:wpi="http://schemas.microsoft.com/office/word/2010/wordprocessingInk" xmlns:wne="http://schemas.microsoft.com/office/word/2006/wordml" xmlns:wps="http://schemas.microsoft.com/office/word/2010/wordprocessingShape" mc:Ignorable="w14 w15 w16se w16cid w16 w16cex w16sdtdh wp14">
+  <w:p/>
+</w:ftr>
+</file>
+
+<file path=word/footer13.xml><?xml version="1.0" encoding="utf-8"?>
+<w:ftr xmlns:wpc="http://schemas.microsoft.com/office/word/2010/wordprocessingCanvas" xmlns:cx="http://schemas.microsoft.com/office/drawing/2014/chartex" xmlns:cx1="http://schemas.microsoft.com/office/drawing/2015/9/8/chartex" xmlns:cx2="http://schemas.microsoft.com/office/drawing/2015/10/21/chartex" xmlns:cx3="http://schemas.microsoft.com/office/drawing/2016/5/9/chartex" xmlns:cx4="http://schemas.microsoft.com/office/drawing/2016/5/10/chartex" xmlns:cx5="http://schemas.microsoft.com/office/drawing/2016/5/11/chartex" xmlns:cx6="http://schemas.microsoft.com/office/drawing/2016/5/12/chartex" xmlns:cx7="http://schemas.microsoft.com/office/drawing/2016/5/13/chartex" xmlns:cx8="http://schemas.microsoft.com/office/drawing/2016/5/14/chartex" xmlns:mc="http://schemas.openxmlformats.org/markup-compatibility/2006" xmlns:aink="http://schemas.microsoft.com/office/drawing/2016/ink" xmlns:am3d="http://schemas.microsoft.com/office/drawing/2017/model3d" xmlns:o="urn:schemas-microsoft-com:office:office" xmlns:r="http://schemas.openxmlformats.org/officeDocument/2006/relationships" xmlns:m="http://schemas.openxmlformats.org/officeDocument/2006/math" xmlns:v="urn:schemas-microsoft-com:vml" xmlns:wp14="http://schemas.microsoft.com/office/word/2010/wordprocessingDrawing" xmlns:wp="http://schemas.openxmlformats.org/drawingml/2006/wordprocessingDrawing" xmlns:w10="urn:schemas-microsoft-com:office:word" xmlns:w="http://schemas.openxmlformats.org/wordprocessingml/2006/main" xmlns:w14="http://schemas.microsoft.com/office/word/2010/wordml" xmlns:w15="http://schemas.microsoft.com/office/word/2012/wordml" xmlns:w16cex="http://schemas.microsoft.com/office/word/2018/wordml/cex" xmlns:w16cid="http://schemas.microsoft.com/office/word/2016/wordml/cid" xmlns:w16="http://schemas.microsoft.com/office/word/2018/wordml" xmlns:w16sdtdh="http://schemas.microsoft.com/office/word/2020/wordml/sdtdatahash" xmlns:w16se="http://schemas.microsoft.com/office/word/2015/wordml/symex" xmlns:wpg="http://schemas.microsoft.com/office/word/2010/wordprocessingGroup" xmlns:wpi="http://schemas.microsoft.com/office/word/2010/wordprocessingInk" xmlns:wne="http://schemas.microsoft.com/office/word/2006/wordml" xmlns:wps="http://schemas.microsoft.com/office/word/2010/wordprocessingShape" mc:Ignorable="w14 w15 w16se w16cid w16 w16cex w16sdtdh wp14">
+  <w:p/>
+</w:ftr>
+</file>
+
+<file path=word/footer14.xml><?xml version="1.0" encoding="utf-8"?>
+<w:ftr xmlns:wpc="http://schemas.microsoft.com/office/word/2010/wordprocessingCanvas" xmlns:cx="http://schemas.microsoft.com/office/drawing/2014/chartex" xmlns:cx1="http://schemas.microsoft.com/office/drawing/2015/9/8/chartex" xmlns:cx2="http://schemas.microsoft.com/office/drawing/2015/10/21/chartex" xmlns:cx3="http://schemas.microsoft.com/office/drawing/2016/5/9/chartex" xmlns:cx4="http://schemas.microsoft.com/office/drawing/2016/5/10/chartex" xmlns:cx5="http://schemas.microsoft.com/office/drawing/2016/5/11/chartex" xmlns:cx6="http://schemas.microsoft.com/office/drawing/2016/5/12/chartex" xmlns:cx7="http://schemas.microsoft.com/office/drawing/2016/5/13/chartex" xmlns:cx8="http://schemas.microsoft.com/office/drawing/2016/5/14/chartex" xmlns:mc="http://schemas.openxmlformats.org/markup-compatibility/2006" xmlns:aink="http://schemas.microsoft.com/office/drawing/2016/ink" xmlns:am3d="http://schemas.microsoft.com/office/drawing/2017/model3d" xmlns:o="urn:schemas-microsoft-com:office:office" xmlns:r="http://schemas.openxmlformats.org/officeDocument/2006/relationships" xmlns:m="http://schemas.openxmlformats.org/officeDocument/2006/math" xmlns:v="urn:schemas-microsoft-com:vml" xmlns:wp14="http://schemas.microsoft.com/office/word/2010/wordprocessingDrawing" xmlns:wp="http://schemas.openxmlformats.org/drawingml/2006/wordprocessingDrawing" xmlns:w10="urn:schemas-microsoft-com:office:word" xmlns:w="http://schemas.openxmlformats.org/wordprocessingml/2006/main" xmlns:w14="http://schemas.microsoft.com/office/word/2010/wordml" xmlns:w15="http://schemas.microsoft.com/office/word/2012/wordml" xmlns:w16cex="http://schemas.microsoft.com/office/word/2018/wordml/cex" xmlns:w16cid="http://schemas.microsoft.com/office/word/2016/wordml/cid" xmlns:w16="http://schemas.microsoft.com/office/word/2018/wordml" xmlns:w16sdtdh="http://schemas.microsoft.com/office/word/2020/wordml/sdtdatahash" xmlns:w16se="http://schemas.microsoft.com/office/word/2015/wordml/symex" xmlns:wpg="http://schemas.microsoft.com/office/word/2010/wordprocessingGroup" xmlns:wpi="http://schemas.microsoft.com/office/word/2010/wordprocessingInk" xmlns:wne="http://schemas.microsoft.com/office/word/2006/wordml" xmlns:wps="http://schemas.microsoft.com/office/word/2010/wordprocessingShape" mc:Ignorable="w14 w15 w16se w16cid w16 w16cex w16sdtdh wp14">
+  <w:p/>
+</w:ftr>
+</file>
+
+<file path=word/footer15.xml><?xml version="1.0" encoding="utf-8"?>
+<w:ftr xmlns:wpc="http://schemas.microsoft.com/office/word/2010/wordprocessingCanvas" xmlns:cx="http://schemas.microsoft.com/office/drawing/2014/chartex" xmlns:cx1="http://schemas.microsoft.com/office/drawing/2015/9/8/chartex" xmlns:cx2="http://schemas.microsoft.com/office/drawing/2015/10/21/chartex" xmlns:cx3="http://schemas.microsoft.com/office/drawing/2016/5/9/chartex" xmlns:cx4="http://schemas.microsoft.com/office/drawing/2016/5/10/chartex" xmlns:cx5="http://schemas.microsoft.com/office/drawing/2016/5/11/chartex" xmlns:cx6="http://schemas.microsoft.com/office/drawing/2016/5/12/chartex" xmlns:cx7="http://schemas.microsoft.com/office/drawing/2016/5/13/chartex" xmlns:cx8="http://schemas.microsoft.com/office/drawing/2016/5/14/chartex" xmlns:mc="http://schemas.openxmlformats.org/markup-compatibility/2006" xmlns:aink="http://schemas.microsoft.com/office/drawing/2016/ink" xmlns:am3d="http://schemas.microsoft.com/office/drawing/2017/model3d" xmlns:o="urn:schemas-microsoft-com:office:office" xmlns:r="http://schemas.openxmlformats.org/officeDocument/2006/relationships" xmlns:m="http://schemas.openxmlformats.org/officeDocument/2006/math" xmlns:v="urn:schemas-microsoft-com:vml" xmlns:wp14="http://schemas.microsoft.com/office/word/2010/wordprocessingDrawing" xmlns:wp="http://schemas.openxmlformats.org/drawingml/2006/wordprocessingDrawing" xmlns:w10="urn:schemas-microsoft-com:office:word" xmlns:w="http://schemas.openxmlformats.org/wordprocessingml/2006/main" xmlns:w14="http://schemas.microsoft.com/office/word/2010/wordml" xmlns:w15="http://schemas.microsoft.com/office/word/2012/wordml" xmlns:w16cex="http://schemas.microsoft.com/office/word/2018/wordml/cex" xmlns:w16cid="http://schemas.microsoft.com/office/word/2016/wordml/cid" xmlns:w16="http://schemas.microsoft.com/office/word/2018/wordml" xmlns:w16sdtdh="http://schemas.microsoft.com/office/word/2020/wordml/sdtdatahash" xmlns:w16se="http://schemas.microsoft.com/office/word/2015/wordml/symex" xmlns:wpg="http://schemas.microsoft.com/office/word/2010/wordprocessingGroup" xmlns:wpi="http://schemas.microsoft.com/office/word/2010/wordprocessingInk" xmlns:wne="http://schemas.microsoft.com/office/word/2006/wordml" xmlns:wps="http://schemas.microsoft.com/office/word/2010/wordprocessingShape" mc:Ignorable="w14 w15 w16se w16cid w16 w16cex w16sdtdh wp14">
+  <w:p/>
+</w:ftr>
+</file>
+
+<file path=word/footer16.xml><?xml version="1.0" encoding="utf-8"?>
+<w:ftr xmlns:wpc="http://schemas.microsoft.com/office/word/2010/wordprocessingCanvas" xmlns:cx="http://schemas.microsoft.com/office/drawing/2014/chartex" xmlns:cx1="http://schemas.microsoft.com/office/drawing/2015/9/8/chartex" xmlns:cx2="http://schemas.microsoft.com/office/drawing/2015/10/21/chartex" xmlns:cx3="http://schemas.microsoft.com/office/drawing/2016/5/9/chartex" xmlns:cx4="http://schemas.microsoft.com/office/drawing/2016/5/10/chartex" xmlns:cx5="http://schemas.microsoft.com/office/drawing/2016/5/11/chartex" xmlns:cx6="http://schemas.microsoft.com/office/drawing/2016/5/12/chartex" xmlns:cx7="http://schemas.microsoft.com/office/drawing/2016/5/13/chartex" xmlns:cx8="http://schemas.microsoft.com/office/drawing/2016/5/14/chartex" xmlns:mc="http://schemas.openxmlformats.org/markup-compatibility/2006" xmlns:aink="http://schemas.microsoft.com/office/drawing/2016/ink" xmlns:am3d="http://schemas.microsoft.com/office/drawing/2017/model3d" xmlns:o="urn:schemas-microsoft-com:office:office" xmlns:r="http://schemas.openxmlformats.org/officeDocument/2006/relationships" xmlns:m="http://schemas.openxmlformats.org/officeDocument/2006/math" xmlns:v="urn:schemas-microsoft-com:vml" xmlns:wp14="http://schemas.microsoft.com/office/word/2010/wordprocessingDrawing" xmlns:wp="http://schemas.openxmlformats.org/drawingml/2006/wordprocessingDrawing" xmlns:w10="urn:schemas-microsoft-com:office:word" xmlns:w="http://schemas.openxmlformats.org/wordprocessingml/2006/main" xmlns:w14="http://schemas.microsoft.com/office/word/2010/wordml" xmlns:w15="http://schemas.microsoft.com/office/word/2012/wordml" xmlns:w16cex="http://schemas.microsoft.com/office/word/2018/wordml/cex" xmlns:w16cid="http://schemas.microsoft.com/office/word/2016/wordml/cid" xmlns:w16="http://schemas.microsoft.com/office/word/2018/wordml" xmlns:w16sdtdh="http://schemas.microsoft.com/office/word/2020/wordml/sdtdatahash" xmlns:w16se="http://schemas.microsoft.com/office/word/2015/wordml/symex" xmlns:wpg="http://schemas.microsoft.com/office/word/2010/wordprocessingGroup" xmlns:wpi="http://schemas.microsoft.com/office/word/2010/wordprocessingInk" xmlns:wne="http://schemas.microsoft.com/office/word/2006/wordml" xmlns:wps="http://schemas.microsoft.com/office/word/2010/wordprocessingShape" mc:Ignorable="w14 w15 w16se w16cid w16 w16cex w16sdtdh wp14">
+  <w:p/>
+</w:ftr>
+</file>
+
+<file path=word/footer17.xml><?xml version="1.0" encoding="utf-8"?>
+<w:ftr xmlns:wpc="http://schemas.microsoft.com/office/word/2010/wordprocessingCanvas" xmlns:cx="http://schemas.microsoft.com/office/drawing/2014/chartex" xmlns:cx1="http://schemas.microsoft.com/office/drawing/2015/9/8/chartex" xmlns:cx2="http://schemas.microsoft.com/office/drawing/2015/10/21/chartex" xmlns:cx3="http://schemas.microsoft.com/office/drawing/2016/5/9/chartex" xmlns:cx4="http://schemas.microsoft.com/office/drawing/2016/5/10/chartex" xmlns:cx5="http://schemas.microsoft.com/office/drawing/2016/5/11/chartex" xmlns:cx6="http://schemas.microsoft.com/office/drawing/2016/5/12/chartex" xmlns:cx7="http://schemas.microsoft.com/office/drawing/2016/5/13/chartex" xmlns:cx8="http://schemas.microsoft.com/office/drawing/2016/5/14/chartex" xmlns:mc="http://schemas.openxmlformats.org/markup-compatibility/2006" xmlns:aink="http://schemas.microsoft.com/office/drawing/2016/ink" xmlns:am3d="http://schemas.microsoft.com/office/drawing/2017/model3d" xmlns:o="urn:schemas-microsoft-com:office:office" xmlns:r="http://schemas.openxmlformats.org/officeDocument/2006/relationships" xmlns:m="http://schemas.openxmlformats.org/officeDocument/2006/math" xmlns:v="urn:schemas-microsoft-com:vml" xmlns:wp14="http://schemas.microsoft.com/office/word/2010/wordprocessingDrawing" xmlns:wp="http://schemas.openxmlformats.org/drawingml/2006/wordprocessingDrawing" xmlns:w10="urn:schemas-microsoft-com:office:word" xmlns:w="http://schemas.openxmlformats.org/wordprocessingml/2006/main" xmlns:w14="http://schemas.microsoft.com/office/word/2010/wordml" xmlns:w15="http://schemas.microsoft.com/office/word/2012/wordml" xmlns:w16cex="http://schemas.microsoft.com/office/word/2018/wordml/cex" xmlns:w16cid="http://schemas.microsoft.com/office/word/2016/wordml/cid" xmlns:w16="http://schemas.microsoft.com/office/word/2018/wordml" xmlns:w16sdtdh="http://schemas.microsoft.com/office/word/2020/wordml/sdtdatahash" xmlns:w16se="http://schemas.microsoft.com/office/word/2015/wordml/symex" xmlns:wpg="http://schemas.microsoft.com/office/word/2010/wordprocessingGroup" xmlns:wpi="http://schemas.microsoft.com/office/word/2010/wordprocessingInk" xmlns:wne="http://schemas.microsoft.com/office/word/2006/wordml" xmlns:wps="http://schemas.microsoft.com/office/word/2010/wordprocessingShape" mc:Ignorable="w14 w15 w16se w16cid w16 w16cex w16sdtdh wp14">
+  <w:p/>
+</w:ftr>
+</file>
+
+<file path=word/footer18.xml><?xml version="1.0" encoding="utf-8"?>
+<w:ftr xmlns:wpc="http://schemas.microsoft.com/office/word/2010/wordprocessingCanvas" xmlns:cx="http://schemas.microsoft.com/office/drawing/2014/chartex" xmlns:cx1="http://schemas.microsoft.com/office/drawing/2015/9/8/chartex" xmlns:cx2="http://schemas.microsoft.com/office/drawing/2015/10/21/chartex" xmlns:cx3="http://schemas.microsoft.com/office/drawing/2016/5/9/chartex" xmlns:cx4="http://schemas.microsoft.com/office/drawing/2016/5/10/chartex" xmlns:cx5="http://schemas.microsoft.com/office/drawing/2016/5/11/chartex" xmlns:cx6="http://schemas.microsoft.com/office/drawing/2016/5/12/chartex" xmlns:cx7="http://schemas.microsoft.com/office/drawing/2016/5/13/chartex" xmlns:cx8="http://schemas.microsoft.com/office/drawing/2016/5/14/chartex" xmlns:mc="http://schemas.openxmlformats.org/markup-compatibility/2006" xmlns:aink="http://schemas.microsoft.com/office/drawing/2016/ink" xmlns:am3d="http://schemas.microsoft.com/office/drawing/2017/model3d" xmlns:o="urn:schemas-microsoft-com:office:office" xmlns:r="http://schemas.openxmlformats.org/officeDocument/2006/relationships" xmlns:m="http://schemas.openxmlformats.org/officeDocument/2006/math" xmlns:v="urn:schemas-microsoft-com:vml" xmlns:wp14="http://schemas.microsoft.com/office/word/2010/wordprocessingDrawing" xmlns:wp="http://schemas.openxmlformats.org/drawingml/2006/wordprocessingDrawing" xmlns:w10="urn:schemas-microsoft-com:office:word" xmlns:w="http://schemas.openxmlformats.org/wordprocessingml/2006/main" xmlns:w14="http://schemas.microsoft.com/office/word/2010/wordml" xmlns:w15="http://schemas.microsoft.com/office/word/2012/wordml" xmlns:w16cex="http://schemas.microsoft.com/office/word/2018/wordml/cex" xmlns:w16cid="http://schemas.microsoft.com/office/word/2016/wordml/cid" xmlns:w16="http://schemas.microsoft.com/office/word/2018/wordml" xmlns:w16sdtdh="http://schemas.microsoft.com/office/word/2020/wordml/sdtdatahash" xmlns:w16se="http://schemas.microsoft.com/office/word/2015/wordml/symex" xmlns:wpg="http://schemas.microsoft.com/office/word/2010/wordprocessingGroup" xmlns:wpi="http://schemas.microsoft.com/office/word/2010/wordprocessingInk" xmlns:wne="http://schemas.microsoft.com/office/word/2006/wordml" xmlns:wps="http://schemas.microsoft.com/office/word/2010/wordprocessingShape" mc:Ignorable="w14 w15 w16se w16cid w16 w16cex w16sdtdh wp14">
+  <w:p/>
+</w:ftr>
+</file>
+
+<file path=word/footer19.xml><?xml version="1.0" encoding="utf-8"?>
+<w:ftr xmlns:wpc="http://schemas.microsoft.com/office/word/2010/wordprocessingCanvas" xmlns:cx="http://schemas.microsoft.com/office/drawing/2014/chartex" xmlns:cx1="http://schemas.microsoft.com/office/drawing/2015/9/8/chartex" xmlns:cx2="http://schemas.microsoft.com/office/drawing/2015/10/21/chartex" xmlns:cx3="http://schemas.microsoft.com/office/drawing/2016/5/9/chartex" xmlns:cx4="http://schemas.microsoft.com/office/drawing/2016/5/10/chartex" xmlns:cx5="http://schemas.microsoft.com/office/drawing/2016/5/11/chartex" xmlns:cx6="http://schemas.microsoft.com/office/drawing/2016/5/12/chartex" xmlns:cx7="http://schemas.microsoft.com/office/drawing/2016/5/13/chartex" xmlns:cx8="http://schemas.microsoft.com/office/drawing/2016/5/14/chartex" xmlns:mc="http://schemas.openxmlformats.org/markup-compatibility/2006" xmlns:aink="http://schemas.microsoft.com/office/drawing/2016/ink" xmlns:am3d="http://schemas.microsoft.com/office/drawing/2017/model3d" xmlns:o="urn:schemas-microsoft-com:office:office" xmlns:r="http://schemas.openxmlformats.org/officeDocument/2006/relationships" xmlns:m="http://schemas.openxmlformats.org/officeDocument/2006/math" xmlns:v="urn:schemas-microsoft-com:vml" xmlns:wp14="http://schemas.microsoft.com/office/word/2010/wordprocessingDrawing" xmlns:wp="http://schemas.openxmlformats.org/drawingml/2006/wordprocessingDrawing" xmlns:w10="urn:schemas-microsoft-com:office:word" xmlns:w="http://schemas.openxmlformats.org/wordprocessingml/2006/main" xmlns:w14="http://schemas.microsoft.com/office/word/2010/wordml" xmlns:w15="http://schemas.microsoft.com/office/word/2012/wordml" xmlns:w16cex="http://schemas.microsoft.com/office/word/2018/wordml/cex" xmlns:w16cid="http://schemas.microsoft.com/office/word/2016/wordml/cid" xmlns:w16="http://schemas.microsoft.com/office/word/2018/wordml" xmlns:w16sdtdh="http://schemas.microsoft.com/office/word/2020/wordml/sdtdatahash" xmlns:w16se="http://schemas.microsoft.com/office/word/2015/wordml/symex" xmlns:wpg="http://schemas.microsoft.com/office/word/2010/wordprocessingGroup" xmlns:wpi="http://schemas.microsoft.com/office/word/2010/wordprocessingInk" xmlns:wne="http://schemas.microsoft.com/office/word/2006/wordml" xmlns:wps="http://schemas.microsoft.com/office/word/2010/wordprocessingShape" mc:Ignorable="w14 w15 w16se w16cid w16 w16cex w16sdtdh wp14">
+  <w:p/>
+</w:ftr>
+</file>
+
+<file path=word/footer2.xml><?xml version="1.0" encoding="utf-8"?>
+<w:ftr xmlns:wpc="http://schemas.microsoft.com/office/word/2010/wordprocessingCanvas" xmlns:cx="http://schemas.microsoft.com/office/drawing/2014/chartex" xmlns:cx1="http://schemas.microsoft.com/office/drawing/2015/9/8/chartex" xmlns:cx2="http://schemas.microsoft.com/office/drawing/2015/10/21/chartex" xmlns:cx3="http://schemas.microsoft.com/office/drawing/2016/5/9/chartex" xmlns:cx4="http://schemas.microsoft.com/office/drawing/2016/5/10/chartex" xmlns:cx5="http://schemas.microsoft.com/office/drawing/2016/5/11/chartex" xmlns:cx6="http://schemas.microsoft.com/office/drawing/2016/5/12/chartex" xmlns:cx7="http://schemas.microsoft.com/office/drawing/2016/5/13/chartex" xmlns:cx8="http://schemas.microsoft.com/office/drawing/2016/5/14/chartex" xmlns:mc="http://schemas.openxmlformats.org/markup-compatibility/2006" xmlns:aink="http://schemas.microsoft.com/office/drawing/2016/ink" xmlns:am3d="http://schemas.microsoft.com/office/drawing/2017/model3d" xmlns:o="urn:schemas-microsoft-com:office:office" xmlns:r="http://schemas.openxmlformats.org/officeDocument/2006/relationships" xmlns:m="http://schemas.openxmlformats.org/officeDocument/2006/math" xmlns:v="urn:schemas-microsoft-com:vml" xmlns:wp14="http://schemas.microsoft.com/office/word/2010/wordprocessingDrawing" xmlns:wp="http://schemas.openxmlformats.org/drawingml/2006/wordprocessingDrawing" xmlns:w10="urn:schemas-microsoft-com:office:word" xmlns:w="http://schemas.openxmlformats.org/wordprocessingml/2006/main" xmlns:w14="http://schemas.microsoft.com/office/word/2010/wordml" xmlns:w15="http://schemas.microsoft.com/office/word/2012/wordml" xmlns:w16cex="http://schemas.microsoft.com/office/word/2018/wordml/cex" xmlns:w16cid="http://schemas.microsoft.com/office/word/2016/wordml/cid" xmlns:w16="http://schemas.microsoft.com/office/word/2018/wordml" xmlns:w16sdtdh="http://schemas.microsoft.com/office/word/2020/wordml/sdtdatahash" xmlns:w16se="http://schemas.microsoft.com/office/word/2015/wordml/symex" xmlns:wpg="http://schemas.microsoft.com/office/word/2010/wordprocessingGroup" xmlns:wpi="http://schemas.microsoft.com/office/word/2010/wordprocessingInk" xmlns:wne="http://schemas.microsoft.com/office/word/2006/wordml" xmlns:wps="http://schemas.microsoft.com/office/word/2010/wordprocessingShape" mc:Ignorable="w14 w15 w16se w16cid w16 w16cex w16sdtdh wp14">
+  <w:p/>
+</w:ftr>
+</file>
+
+<file path=word/footer20.xml><?xml version="1.0" encoding="utf-8"?>
+<w:ftr xmlns:wpc="http://schemas.microsoft.com/office/word/2010/wordprocessingCanvas" xmlns:cx="http://schemas.microsoft.com/office/drawing/2014/chartex" xmlns:cx1="http://schemas.microsoft.com/office/drawing/2015/9/8/chartex" xmlns:cx2="http://schemas.microsoft.com/office/drawing/2015/10/21/chartex" xmlns:cx3="http://schemas.microsoft.com/office/drawing/2016/5/9/chartex" xmlns:cx4="http://schemas.microsoft.com/office/drawing/2016/5/10/chartex" xmlns:cx5="http://schemas.microsoft.com/office/drawing/2016/5/11/chartex" xmlns:cx6="http://schemas.microsoft.com/office/drawing/2016/5/12/chartex" xmlns:cx7="http://schemas.microsoft.com/office/drawing/2016/5/13/chartex" xmlns:cx8="http://schemas.microsoft.com/office/drawing/2016/5/14/chartex" xmlns:mc="http://schemas.openxmlformats.org/markup-compatibility/2006" xmlns:aink="http://schemas.microsoft.com/office/drawing/2016/ink" xmlns:am3d="http://schemas.microsoft.com/office/drawing/2017/model3d" xmlns:o="urn:schemas-microsoft-com:office:office" xmlns:r="http://schemas.openxmlformats.org/officeDocument/2006/relationships" xmlns:m="http://schemas.openxmlformats.org/officeDocument/2006/math" xmlns:v="urn:schemas-microsoft-com:vml" xmlns:wp14="http://schemas.microsoft.com/office/word/2010/wordprocessingDrawing" xmlns:wp="http://schemas.openxmlformats.org/drawingml/2006/wordprocessingDrawing" xmlns:w10="urn:schemas-microsoft-com:office:word" xmlns:w="http://schemas.openxmlformats.org/wordprocessingml/2006/main" xmlns:w14="http://schemas.microsoft.com/office/word/2010/wordml" xmlns:w15="http://schemas.microsoft.com/office/word/2012/wordml" xmlns:w16cex="http://schemas.microsoft.com/office/word/2018/wordml/cex" xmlns:w16cid="http://schemas.microsoft.com/office/word/2016/wordml/cid" xmlns:w16="http://schemas.microsoft.com/office/word/2018/wordml" xmlns:w16sdtdh="http://schemas.microsoft.com/office/word/2020/wordml/sdtdatahash" xmlns:w16se="http://schemas.microsoft.com/office/word/2015/wordml/symex" xmlns:wpg="http://schemas.microsoft.com/office/word/2010/wordprocessingGroup" xmlns:wpi="http://schemas.microsoft.com/office/word/2010/wordprocessingInk" xmlns:wne="http://schemas.microsoft.com/office/word/2006/wordml" xmlns:wps="http://schemas.microsoft.com/office/word/2010/wordprocessingShape" mc:Ignorable="w14 w15 w16se w16cid w16 w16cex w16sdtdh wp14">
+  <w:p/>
+</w:ftr>
+</file>
+
+<file path=word/footer21.xml><?xml version="1.0" encoding="utf-8"?>
+<w:ftr xmlns:wpc="http://schemas.microsoft.com/office/word/2010/wordprocessingCanvas" xmlns:cx="http://schemas.microsoft.com/office/drawing/2014/chartex" xmlns:cx1="http://schemas.microsoft.com/office/drawing/2015/9/8/chartex" xmlns:cx2="http://schemas.microsoft.com/office/drawing/2015/10/21/chartex" xmlns:cx3="http://schemas.microsoft.com/office/drawing/2016/5/9/chartex" xmlns:cx4="http://schemas.microsoft.com/office/drawing/2016/5/10/chartex" xmlns:cx5="http://schemas.microsoft.com/office/drawing/2016/5/11/chartex" xmlns:cx6="http://schemas.microsoft.com/office/drawing/2016/5/12/chartex" xmlns:cx7="http://schemas.microsoft.com/office/drawing/2016/5/13/chartex" xmlns:cx8="http://schemas.microsoft.com/office/drawing/2016/5/14/chartex" xmlns:mc="http://schemas.openxmlformats.org/markup-compatibility/2006" xmlns:aink="http://schemas.microsoft.com/office/drawing/2016/ink" xmlns:am3d="http://schemas.microsoft.com/office/drawing/2017/model3d" xmlns:o="urn:schemas-microsoft-com:office:office" xmlns:r="http://schemas.openxmlformats.org/officeDocument/2006/relationships" xmlns:m="http://schemas.openxmlformats.org/officeDocument/2006/math" xmlns:v="urn:schemas-microsoft-com:vml" xmlns:wp14="http://schemas.microsoft.com/office/word/2010/wordprocessingDrawing" xmlns:wp="http://schemas.openxmlformats.org/drawingml/2006/wordprocessingDrawing" xmlns:w10="urn:schemas-microsoft-com:office:word" xmlns:w="http://schemas.openxmlformats.org/wordprocessingml/2006/main" xmlns:w14="http://schemas.microsoft.com/office/word/2010/wordml" xmlns:w15="http://schemas.microsoft.com/office/word/2012/wordml" xmlns:w16cex="http://schemas.microsoft.com/office/word/2018/wordml/cex" xmlns:w16cid="http://schemas.microsoft.com/office/word/2016/wordml/cid" xmlns:w16="http://schemas.microsoft.com/office/word/2018/wordml" xmlns:w16sdtdh="http://schemas.microsoft.com/office/word/2020/wordml/sdtdatahash" xmlns:w16se="http://schemas.microsoft.com/office/word/2015/wordml/symex" xmlns:wpg="http://schemas.microsoft.com/office/word/2010/wordprocessingGroup" xmlns:wpi="http://schemas.microsoft.com/office/word/2010/wordprocessingInk" xmlns:wne="http://schemas.microsoft.com/office/word/2006/wordml" xmlns:wps="http://schemas.microsoft.com/office/word/2010/wordprocessingShape" mc:Ignorable="w14 w15 w16se w16cid w16 w16cex w16sdtdh wp14">
+  <w:p/>
+</w:ftr>
+</file>
+
+<file path=word/footer22.xml><?xml version="1.0" encoding="utf-8"?>
+<w:ftr xmlns:wpc="http://schemas.microsoft.com/office/word/2010/wordprocessingCanvas" xmlns:cx="http://schemas.microsoft.com/office/drawing/2014/chartex" xmlns:cx1="http://schemas.microsoft.com/office/drawing/2015/9/8/chartex" xmlns:cx2="http://schemas.microsoft.com/office/drawing/2015/10/21/chartex" xmlns:cx3="http://schemas.microsoft.com/office/drawing/2016/5/9/chartex" xmlns:cx4="http://schemas.microsoft.com/office/drawing/2016/5/10/chartex" xmlns:cx5="http://schemas.microsoft.com/office/drawing/2016/5/11/chartex" xmlns:cx6="http://schemas.microsoft.com/office/drawing/2016/5/12/chartex" xmlns:cx7="http://schemas.microsoft.com/office/drawing/2016/5/13/chartex" xmlns:cx8="http://schemas.microsoft.com/office/drawing/2016/5/14/chartex" xmlns:mc="http://schemas.openxmlformats.org/markup-compatibility/2006" xmlns:aink="http://schemas.microsoft.com/office/drawing/2016/ink" xmlns:am3d="http://schemas.microsoft.com/office/drawing/2017/model3d" xmlns:o="urn:schemas-microsoft-com:office:office" xmlns:r="http://schemas.openxmlformats.org/officeDocument/2006/relationships" xmlns:m="http://schemas.openxmlformats.org/officeDocument/2006/math" xmlns:v="urn:schemas-microsoft-com:vml" xmlns:wp14="http://schemas.microsoft.com/office/word/2010/wordprocessingDrawing" xmlns:wp="http://schemas.openxmlformats.org/drawingml/2006/wordprocessingDrawing" xmlns:w10="urn:schemas-microsoft-com:office:word" xmlns:w="http://schemas.openxmlformats.org/wordprocessingml/2006/main" xmlns:w14="http://schemas.microsoft.com/office/word/2010/wordml" xmlns:w15="http://schemas.microsoft.com/office/word/2012/wordml" xmlns:w16cex="http://schemas.microsoft.com/office/word/2018/wordml/cex" xmlns:w16cid="http://schemas.microsoft.com/office/word/2016/wordml/cid" xmlns:w16="http://schemas.microsoft.com/office/word/2018/wordml" xmlns:w16sdtdh="http://schemas.microsoft.com/office/word/2020/wordml/sdtdatahash" xmlns:w16se="http://schemas.microsoft.com/office/word/2015/wordml/symex" xmlns:wpg="http://schemas.microsoft.com/office/word/2010/wordprocessingGroup" xmlns:wpi="http://schemas.microsoft.com/office/word/2010/wordprocessingInk" xmlns:wne="http://schemas.microsoft.com/office/word/2006/wordml" xmlns:wps="http://schemas.microsoft.com/office/word/2010/wordprocessingShape" mc:Ignorable="w14 w15 w16se w16cid w16 w16cex w16sdtdh wp14">
+  <w:p/>
+</w:ftr>
+</file>
+
+<file path=word/footer23.xml><?xml version="1.0" encoding="utf-8"?>
+<w:ftr xmlns:wpc="http://schemas.microsoft.com/office/word/2010/wordprocessingCanvas" xmlns:cx="http://schemas.microsoft.com/office/drawing/2014/chartex" xmlns:cx1="http://schemas.microsoft.com/office/drawing/2015/9/8/chartex" xmlns:cx2="http://schemas.microsoft.com/office/drawing/2015/10/21/chartex" xmlns:cx3="http://schemas.microsoft.com/office/drawing/2016/5/9/chartex" xmlns:cx4="http://schemas.microsoft.com/office/drawing/2016/5/10/chartex" xmlns:cx5="http://schemas.microsoft.com/office/drawing/2016/5/11/chartex" xmlns:cx6="http://schemas.microsoft.com/office/drawing/2016/5/12/chartex" xmlns:cx7="http://schemas.microsoft.com/office/drawing/2016/5/13/chartex" xmlns:cx8="http://schemas.microsoft.com/office/drawing/2016/5/14/chartex" xmlns:mc="http://schemas.openxmlformats.org/markup-compatibility/2006" xmlns:aink="http://schemas.microsoft.com/office/drawing/2016/ink" xmlns:am3d="http://schemas.microsoft.com/office/drawing/2017/model3d" xmlns:o="urn:schemas-microsoft-com:office:office" xmlns:r="http://schemas.openxmlformats.org/officeDocument/2006/relationships" xmlns:m="http://schemas.openxmlformats.org/officeDocument/2006/math" xmlns:v="urn:schemas-microsoft-com:vml" xmlns:wp14="http://schemas.microsoft.com/office/word/2010/wordprocessingDrawing" xmlns:wp="http://schemas.openxmlformats.org/drawingml/2006/wordprocessingDrawing" xmlns:w10="urn:schemas-microsoft-com:office:word" xmlns:w="http://schemas.openxmlformats.org/wordprocessingml/2006/main" xmlns:w14="http://schemas.microsoft.com/office/word/2010/wordml" xmlns:w15="http://schemas.microsoft.com/office/word/2012/wordml" xmlns:w16cex="http://schemas.microsoft.com/office/word/2018/wordml/cex" xmlns:w16cid="http://schemas.microsoft.com/office/word/2016/wordml/cid" xmlns:w16="http://schemas.microsoft.com/office/word/2018/wordml" xmlns:w16sdtdh="http://schemas.microsoft.com/office/word/2020/wordml/sdtdatahash" xmlns:w16se="http://schemas.microsoft.com/office/word/2015/wordml/symex" xmlns:wpg="http://schemas.microsoft.com/office/word/2010/wordprocessingGroup" xmlns:wpi="http://schemas.microsoft.com/office/word/2010/wordprocessingInk" xmlns:wne="http://schemas.microsoft.com/office/word/2006/wordml" xmlns:wps="http://schemas.microsoft.com/office/word/2010/wordprocessingShape" mc:Ignorable="w14 w15 w16se w16cid w16 w16cex w16sdtdh wp14">
+  <w:p/>
+</w:ftr>
+</file>
+
+<file path=word/footer24.xml><?xml version="1.0" encoding="utf-8"?>
+<w:ftr xmlns:wpc="http://schemas.microsoft.com/office/word/2010/wordprocessingCanvas" xmlns:cx="http://schemas.microsoft.com/office/drawing/2014/chartex" xmlns:cx1="http://schemas.microsoft.com/office/drawing/2015/9/8/chartex" xmlns:cx2="http://schemas.microsoft.com/office/drawing/2015/10/21/chartex" xmlns:cx3="http://schemas.microsoft.com/office/drawing/2016/5/9/chartex" xmlns:cx4="http://schemas.microsoft.com/office/drawing/2016/5/10/chartex" xmlns:cx5="http://schemas.microsoft.com/office/drawing/2016/5/11/chartex" xmlns:cx6="http://schemas.microsoft.com/office/drawing/2016/5/12/chartex" xmlns:cx7="http://schemas.microsoft.com/office/drawing/2016/5/13/chartex" xmlns:cx8="http://schemas.microsoft.com/office/drawing/2016/5/14/chartex" xmlns:mc="http://schemas.openxmlformats.org/markup-compatibility/2006" xmlns:aink="http://schemas.microsoft.com/office/drawing/2016/ink" xmlns:am3d="http://schemas.microsoft.com/office/drawing/2017/model3d" xmlns:o="urn:schemas-microsoft-com:office:office" xmlns:r="http://schemas.openxmlformats.org/officeDocument/2006/relationships" xmlns:m="http://schemas.openxmlformats.org/officeDocument/2006/math" xmlns:v="urn:schemas-microsoft-com:vml" xmlns:wp14="http://schemas.microsoft.com/office/word/2010/wordprocessingDrawing" xmlns:wp="http://schemas.openxmlformats.org/drawingml/2006/wordprocessingDrawing" xmlns:w10="urn:schemas-microsoft-com:office:word" xmlns:w="http://schemas.openxmlformats.org/wordprocessingml/2006/main" xmlns:w14="http://schemas.microsoft.com/office/word/2010/wordml" xmlns:w15="http://schemas.microsoft.com/office/word/2012/wordml" xmlns:w16cex="http://schemas.microsoft.com/office/word/2018/wordml/cex" xmlns:w16cid="http://schemas.microsoft.com/office/word/2016/wordml/cid" xmlns:w16="http://schemas.microsoft.com/office/word/2018/wordml" xmlns:w16sdtdh="http://schemas.microsoft.com/office/word/2020/wordml/sdtdatahash" xmlns:w16se="http://schemas.microsoft.com/office/word/2015/wordml/symex" xmlns:wpg="http://schemas.microsoft.com/office/word/2010/wordprocessingGroup" xmlns:wpi="http://schemas.microsoft.com/office/word/2010/wordprocessingInk" xmlns:wne="http://schemas.microsoft.com/office/word/2006/wordml" xmlns:wps="http://schemas.microsoft.com/office/word/2010/wordprocessingShape" mc:Ignorable="w14 w15 w16se w16cid w16 w16cex w16sdtdh wp14">
+  <w:p/>
+</w:ftr>
+</file>
+
+<file path=word/footer3.xml><?xml version="1.0" encoding="utf-8"?>
+<w:ftr xmlns:wpc="http://schemas.microsoft.com/office/word/2010/wordprocessingCanvas" xmlns:cx="http://schemas.microsoft.com/office/drawing/2014/chartex" xmlns:cx1="http://schemas.microsoft.com/office/drawing/2015/9/8/chartex" xmlns:cx2="http://schemas.microsoft.com/office/drawing/2015/10/21/chartex" xmlns:cx3="http://schemas.microsoft.com/office/drawing/2016/5/9/chartex" xmlns:cx4="http://schemas.microsoft.com/office/drawing/2016/5/10/chartex" xmlns:cx5="http://schemas.microsoft.com/office/drawing/2016/5/11/chartex" xmlns:cx6="http://schemas.microsoft.com/office/drawing/2016/5/12/chartex" xmlns:cx7="http://schemas.microsoft.com/office/drawing/2016/5/13/chartex" xmlns:cx8="http://schemas.microsoft.com/office/drawing/2016/5/14/chartex" xmlns:mc="http://schemas.openxmlformats.org/markup-compatibility/2006" xmlns:aink="http://schemas.microsoft.com/office/drawing/2016/ink" xmlns:am3d="http://schemas.microsoft.com/office/drawing/2017/model3d" xmlns:o="urn:schemas-microsoft-com:office:office" xmlns:r="http://schemas.openxmlformats.org/officeDocument/2006/relationships" xmlns:m="http://schemas.openxmlformats.org/officeDocument/2006/math" xmlns:v="urn:schemas-microsoft-com:vml" xmlns:wp14="http://schemas.microsoft.com/office/word/2010/wordprocessingDrawing" xmlns:wp="http://schemas.openxmlformats.org/drawingml/2006/wordprocessingDrawing" xmlns:w10="urn:schemas-microsoft-com:office:word" xmlns:w="http://schemas.openxmlformats.org/wordprocessingml/2006/main" xmlns:w14="http://schemas.microsoft.com/office/word/2010/wordml" xmlns:w15="http://schemas.microsoft.com/office/word/2012/wordml" xmlns:w16cex="http://schemas.microsoft.com/office/word/2018/wordml/cex" xmlns:w16cid="http://schemas.microsoft.com/office/word/2016/wordml/cid" xmlns:w16="http://schemas.microsoft.com/office/word/2018/wordml" xmlns:w16sdtdh="http://schemas.microsoft.com/office/word/2020/wordml/sdtdatahash" xmlns:w16se="http://schemas.microsoft.com/office/word/2015/wordml/symex" xmlns:wpg="http://schemas.microsoft.com/office/word/2010/wordprocessingGroup" xmlns:wpi="http://schemas.microsoft.com/office/word/2010/wordprocessingInk" xmlns:wne="http://schemas.microsoft.com/office/word/2006/wordml" xmlns:wps="http://schemas.microsoft.com/office/word/2010/wordprocessingShape" mc:Ignorable="w14 w15 w16se w16cid w16 w16cex w16sdtdh wp14">
+  <w:p/>
+</w:ftr>
+</file>
+
+<file path=word/footer4.xml><?xml version="1.0" encoding="utf-8"?>
+<w:ftr xmlns:wpc="http://schemas.microsoft.com/office/word/2010/wordprocessingCanvas" xmlns:cx="http://schemas.microsoft.com/office/drawing/2014/chartex" xmlns:cx1="http://schemas.microsoft.com/office/drawing/2015/9/8/chartex" xmlns:cx2="http://schemas.microsoft.com/office/drawing/2015/10/21/chartex" xmlns:cx3="http://schemas.microsoft.com/office/drawing/2016/5/9/chartex" xmlns:cx4="http://schemas.microsoft.com/office/drawing/2016/5/10/chartex" xmlns:cx5="http://schemas.microsoft.com/office/drawing/2016/5/11/chartex" xmlns:cx6="http://schemas.microsoft.com/office/drawing/2016/5/12/chartex" xmlns:cx7="http://schemas.microsoft.com/office/drawing/2016/5/13/chartex" xmlns:cx8="http://schemas.microsoft.com/office/drawing/2016/5/14/chartex" xmlns:mc="http://schemas.openxmlformats.org/markup-compatibility/2006" xmlns:aink="http://schemas.microsoft.com/office/drawing/2016/ink" xmlns:am3d="http://schemas.microsoft.com/office/drawing/2017/model3d" xmlns:o="urn:schemas-microsoft-com:office:office" xmlns:r="http://schemas.openxmlformats.org/officeDocument/2006/relationships" xmlns:m="http://schemas.openxmlformats.org/officeDocument/2006/math" xmlns:v="urn:schemas-microsoft-com:vml" xmlns:wp14="http://schemas.microsoft.com/office/word/2010/wordprocessingDrawing" xmlns:wp="http://schemas.openxmlformats.org/drawingml/2006/wordprocessingDrawing" xmlns:w10="urn:schemas-microsoft-com:office:word" xmlns:w="http://schemas.openxmlformats.org/wordprocessingml/2006/main" xmlns:w14="http://schemas.microsoft.com/office/word/2010/wordml" xmlns:w15="http://schemas.microsoft.com/office/word/2012/wordml" xmlns:w16cex="http://schemas.microsoft.com/office/word/2018/wordml/cex" xmlns:w16cid="http://schemas.microsoft.com/office/word/2016/wordml/cid" xmlns:w16="http://schemas.microsoft.com/office/word/2018/wordml" xmlns:w16sdtdh="http://schemas.microsoft.com/office/word/2020/wordml/sdtdatahash" xmlns:w16se="http://schemas.microsoft.com/office/word/2015/wordml/symex" xmlns:wpg="http://schemas.microsoft.com/office/word/2010/wordprocessingGroup" xmlns:wpi="http://schemas.microsoft.com/office/word/2010/wordprocessingInk" xmlns:wne="http://schemas.microsoft.com/office/word/2006/wordml" xmlns:wps="http://schemas.microsoft.com/office/word/2010/wordprocessingShape" mc:Ignorable="w14 w15 w16se w16cid w16 w16cex w16sdtdh wp14">
+  <w:p/>
+</w:ftr>
+</file>
+
+<file path=word/footer5.xml><?xml version="1.0" encoding="utf-8"?>
+<w:ftr xmlns:wpc="http://schemas.microsoft.com/office/word/2010/wordprocessingCanvas" xmlns:cx="http://schemas.microsoft.com/office/drawing/2014/chartex" xmlns:cx1="http://schemas.microsoft.com/office/drawing/2015/9/8/chartex" xmlns:cx2="http://schemas.microsoft.com/office/drawing/2015/10/21/chartex" xmlns:cx3="http://schemas.microsoft.com/office/drawing/2016/5/9/chartex" xmlns:cx4="http://schemas.microsoft.com/office/drawing/2016/5/10/chartex" xmlns:cx5="http://schemas.microsoft.com/office/drawing/2016/5/11/chartex" xmlns:cx6="http://schemas.microsoft.com/office/drawing/2016/5/12/chartex" xmlns:cx7="http://schemas.microsoft.com/office/drawing/2016/5/13/chartex" xmlns:cx8="http://schemas.microsoft.com/office/drawing/2016/5/14/chartex" xmlns:mc="http://schemas.openxmlformats.org/markup-compatibility/2006" xmlns:aink="http://schemas.microsoft.com/office/drawing/2016/ink" xmlns:am3d="http://schemas.microsoft.com/office/drawing/2017/model3d" xmlns:o="urn:schemas-microsoft-com:office:office" xmlns:r="http://schemas.openxmlformats.org/officeDocument/2006/relationships" xmlns:m="http://schemas.openxmlformats.org/officeDocument/2006/math" xmlns:v="urn:schemas-microsoft-com:vml" xmlns:wp14="http://schemas.microsoft.com/office/word/2010/wordprocessingDrawing" xmlns:wp="http://schemas.openxmlformats.org/drawingml/2006/wordprocessingDrawing" xmlns:w10="urn:schemas-microsoft-com:office:word" xmlns:w="http://schemas.openxmlformats.org/wordprocessingml/2006/main" xmlns:w14="http://schemas.microsoft.com/office/word/2010/wordml" xmlns:w15="http://schemas.microsoft.com/office/word/2012/wordml" xmlns:w16cex="http://schemas.microsoft.com/office/word/2018/wordml/cex" xmlns:w16cid="http://schemas.microsoft.com/office/word/2016/wordml/cid" xmlns:w16="http://schemas.microsoft.com/office/word/2018/wordml" xmlns:w16sdtdh="http://schemas.microsoft.com/office/word/2020/wordml/sdtdatahash" xmlns:w16se="http://schemas.microsoft.com/office/word/2015/wordml/symex" xmlns:wpg="http://schemas.microsoft.com/office/word/2010/wordprocessingGroup" xmlns:wpi="http://schemas.microsoft.com/office/word/2010/wordprocessingInk" xmlns:wne="http://schemas.microsoft.com/office/word/2006/wordml" xmlns:wps="http://schemas.microsoft.com/office/word/2010/wordprocessingShape" mc:Ignorable="w14 w15 w16se w16cid w16 w16cex w16sdtdh wp14">
+  <w:p/>
+</w:ftr>
+</file>
+
+<file path=word/footer6.xml><?xml version="1.0" encoding="utf-8"?>
+<w:ftr xmlns:wpc="http://schemas.microsoft.com/office/word/2010/wordprocessingCanvas" xmlns:cx="http://schemas.microsoft.com/office/drawing/2014/chartex" xmlns:cx1="http://schemas.microsoft.com/office/drawing/2015/9/8/chartex" xmlns:cx2="http://schemas.microsoft.com/office/drawing/2015/10/21/chartex" xmlns:cx3="http://schemas.microsoft.com/office/drawing/2016/5/9/chartex" xmlns:cx4="http://schemas.microsoft.com/office/drawing/2016/5/10/chartex" xmlns:cx5="http://schemas.microsoft.com/office/drawing/2016/5/11/chartex" xmlns:cx6="http://schemas.microsoft.com/office/drawing/2016/5/12/chartex" xmlns:cx7="http://schemas.microsoft.com/office/drawing/2016/5/13/chartex" xmlns:cx8="http://schemas.microsoft.com/office/drawing/2016/5/14/chartex" xmlns:mc="http://schemas.openxmlformats.org/markup-compatibility/2006" xmlns:aink="http://schemas.microsoft.com/office/drawing/2016/ink" xmlns:am3d="http://schemas.microsoft.com/office/drawing/2017/model3d" xmlns:o="urn:schemas-microsoft-com:office:office" xmlns:r="http://schemas.openxmlformats.org/officeDocument/2006/relationships" xmlns:m="http://schemas.openxmlformats.org/officeDocument/2006/math" xmlns:v="urn:schemas-microsoft-com:vml" xmlns:wp14="http://schemas.microsoft.com/office/word/2010/wordprocessingDrawing" xmlns:wp="http://schemas.openxmlformats.org/drawingml/2006/wordprocessingDrawing" xmlns:w10="urn:schemas-microsoft-com:office:word" xmlns:w="http://schemas.openxmlformats.org/wordprocessingml/2006/main" xmlns:w14="http://schemas.microsoft.com/office/word/2010/wordml" xmlns:w15="http://schemas.microsoft.com/office/word/2012/wordml" xmlns:w16cex="http://schemas.microsoft.com/office/word/2018/wordml/cex" xmlns:w16cid="http://schemas.microsoft.com/office/word/2016/wordml/cid" xmlns:w16="http://schemas.microsoft.com/office/word/2018/wordml" xmlns:w16sdtdh="http://schemas.microsoft.com/office/word/2020/wordml/sdtdatahash" xmlns:w16se="http://schemas.microsoft.com/office/word/2015/wordml/symex" xmlns:wpg="http://schemas.microsoft.com/office/word/2010/wordprocessingGroup" xmlns:wpi="http://schemas.microsoft.com/office/word/2010/wordprocessingInk" xmlns:wne="http://schemas.microsoft.com/office/word/2006/wordml" xmlns:wps="http://schemas.microsoft.com/office/word/2010/wordprocessingShape" mc:Ignorable="w14 w15 w16se w16cid w16 w16cex w16sdtdh wp14">
+  <w:p/>
+</w:ftr>
+</file>
+
+<file path=word/footer7.xml><?xml version="1.0" encoding="utf-8"?>
+<w:ftr xmlns:wpc="http://schemas.microsoft.com/office/word/2010/wordprocessingCanvas" xmlns:cx="http://schemas.microsoft.com/office/drawing/2014/chartex" xmlns:cx1="http://schemas.microsoft.com/office/drawing/2015/9/8/chartex" xmlns:cx2="http://schemas.microsoft.com/office/drawing/2015/10/21/chartex" xmlns:cx3="http://schemas.microsoft.com/office/drawing/2016/5/9/chartex" xmlns:cx4="http://schemas.microsoft.com/office/drawing/2016/5/10/chartex" xmlns:cx5="http://schemas.microsoft.com/office/drawing/2016/5/11/chartex" xmlns:cx6="http://schemas.microsoft.com/office/drawing/2016/5/12/chartex" xmlns:cx7="http://schemas.microsoft.com/office/drawing/2016/5/13/chartex" xmlns:cx8="http://schemas.microsoft.com/office/drawing/2016/5/14/chartex" xmlns:mc="http://schemas.openxmlformats.org/markup-compatibility/2006" xmlns:aink="http://schemas.microsoft.com/office/drawing/2016/ink" xmlns:am3d="http://schemas.microsoft.com/office/drawing/2017/model3d" xmlns:o="urn:schemas-microsoft-com:office:office" xmlns:r="http://schemas.openxmlformats.org/officeDocument/2006/relationships" xmlns:m="http://schemas.openxmlformats.org/officeDocument/2006/math" xmlns:v="urn:schemas-microsoft-com:vml" xmlns:wp14="http://schemas.microsoft.com/office/word/2010/wordprocessingDrawing" xmlns:wp="http://schemas.openxmlformats.org/drawingml/2006/wordprocessingDrawing" xmlns:w10="urn:schemas-microsoft-com:office:word" xmlns:w="http://schemas.openxmlformats.org/wordprocessingml/2006/main" xmlns:w14="http://schemas.microsoft.com/office/word/2010/wordml" xmlns:w15="http://schemas.microsoft.com/office/word/2012/wordml" xmlns:w16cex="http://schemas.microsoft.com/office/word/2018/wordml/cex" xmlns:w16cid="http://schemas.microsoft.com/office/word/2016/wordml/cid" xmlns:w16="http://schemas.microsoft.com/office/word/2018/wordml" xmlns:w16sdtdh="http://schemas.microsoft.com/office/word/2020/wordml/sdtdatahash" xmlns:w16se="http://schemas.microsoft.com/office/word/2015/wordml/symex" xmlns:wpg="http://schemas.microsoft.com/office/word/2010/wordprocessingGroup" xmlns:wpi="http://schemas.microsoft.com/office/word/2010/wordprocessingInk" xmlns:wne="http://schemas.microsoft.com/office/word/2006/wordml" xmlns:wps="http://schemas.microsoft.com/office/word/2010/wordprocessingShape" mc:Ignorable="w14 w15 w16se w16cid w16 w16cex w16sdtdh wp14">
+  <w:p/>
+</w:ftr>
+</file>
+
+<file path=word/footer8.xml><?xml version="1.0" encoding="utf-8"?>
+<w:ftr xmlns:wpc="http://schemas.microsoft.com/office/word/2010/wordprocessingCanvas" xmlns:cx="http://schemas.microsoft.com/office/drawing/2014/chartex" xmlns:cx1="http://schemas.microsoft.com/office/drawing/2015/9/8/chartex" xmlns:cx2="http://schemas.microsoft.com/office/drawing/2015/10/21/chartex" xmlns:cx3="http://schemas.microsoft.com/office/drawing/2016/5/9/chartex" xmlns:cx4="http://schemas.microsoft.com/office/drawing/2016/5/10/chartex" xmlns:cx5="http://schemas.microsoft.com/office/drawing/2016/5/11/chartex" xmlns:cx6="http://schemas.microsoft.com/office/drawing/2016/5/12/chartex" xmlns:cx7="http://schemas.microsoft.com/office/drawing/2016/5/13/chartex" xmlns:cx8="http://schemas.microsoft.com/office/drawing/2016/5/14/chartex" xmlns:mc="http://schemas.openxmlformats.org/markup-compatibility/2006" xmlns:aink="http://schemas.microsoft.com/office/drawing/2016/ink" xmlns:am3d="http://schemas.microsoft.com/office/drawing/2017/model3d" xmlns:o="urn:schemas-microsoft-com:office:office" xmlns:r="http://schemas.openxmlformats.org/officeDocument/2006/relationships" xmlns:m="http://schemas.openxmlformats.org/officeDocument/2006/math" xmlns:v="urn:schemas-microsoft-com:vml" xmlns:wp14="http://schemas.microsoft.com/office/word/2010/wordprocessingDrawing" xmlns:wp="http://schemas.openxmlformats.org/drawingml/2006/wordprocessingDrawing" xmlns:w10="urn:schemas-microsoft-com:office:word" xmlns:w="http://schemas.openxmlformats.org/wordprocessingml/2006/main" xmlns:w14="http://schemas.microsoft.com/office/word/2010/wordml" xmlns:w15="http://schemas.microsoft.com/office/word/2012/wordml" xmlns:w16cex="http://schemas.microsoft.com/office/word/2018/wordml/cex" xmlns:w16cid="http://schemas.microsoft.com/office/word/2016/wordml/cid" xmlns:w16="http://schemas.microsoft.com/office/word/2018/wordml" xmlns:w16sdtdh="http://schemas.microsoft.com/office/word/2020/wordml/sdtdatahash" xmlns:w16se="http://schemas.microsoft.com/office/word/2015/wordml/symex" xmlns:wpg="http://schemas.microsoft.com/office/word/2010/wordprocessingGroup" xmlns:wpi="http://schemas.microsoft.com/office/word/2010/wordprocessingInk" xmlns:wne="http://schemas.microsoft.com/office/word/2006/wordml" xmlns:wps="http://schemas.microsoft.com/office/word/2010/wordprocessingShape" mc:Ignorable="w14 w15 w16se w16cid w16 w16cex w16sdtdh wp14">
+  <w:p/>
+</w:ftr>
+</file>
+
+<file path=word/footer9.xml><?xml version="1.0" encoding="utf-8"?>
+<w:ftr xmlns:wpc="http://schemas.microsoft.com/office/word/2010/wordprocessingCanvas" xmlns:cx="http://schemas.microsoft.com/office/drawing/2014/chartex" xmlns:cx1="http://schemas.microsoft.com/office/drawing/2015/9/8/chartex" xmlns:cx2="http://schemas.microsoft.com/office/drawing/2015/10/21/chartex" xmlns:cx3="http://schemas.microsoft.com/office/drawing/2016/5/9/chartex" xmlns:cx4="http://schemas.microsoft.com/office/drawing/2016/5/10/chartex" xmlns:cx5="http://schemas.microsoft.com/office/drawing/2016/5/11/chartex" xmlns:cx6="http://schemas.microsoft.com/office/drawing/2016/5/12/chartex" xmlns:cx7="http://schemas.microsoft.com/office/drawing/2016/5/13/chartex" xmlns:cx8="http://schemas.microsoft.com/office/drawing/2016/5/14/chartex" xmlns:mc="http://schemas.openxmlformats.org/markup-compatibility/2006" xmlns:aink="http://schemas.microsoft.com/office/drawing/2016/ink" xmlns:am3d="http://schemas.microsoft.com/office/drawing/2017/model3d" xmlns:o="urn:schemas-microsoft-com:office:office" xmlns:r="http://schemas.openxmlformats.org/officeDocument/2006/relationships" xmlns:m="http://schemas.openxmlformats.org/officeDocument/2006/math" xmlns:v="urn:schemas-microsoft-com:vml" xmlns:wp14="http://schemas.microsoft.com/office/word/2010/wordprocessingDrawing" xmlns:wp="http://schemas.openxmlformats.org/drawingml/2006/wordprocessingDrawing" xmlns:w10="urn:schemas-microsoft-com:office:word" xmlns:w="http://schemas.openxmlformats.org/wordprocessingml/2006/main" xmlns:w14="http://schemas.microsoft.com/office/word/2010/wordml" xmlns:w15="http://schemas.microsoft.com/office/word/2012/wordml" xmlns:w16cex="http://schemas.microsoft.com/office/word/2018/wordml/cex" xmlns:w16cid="http://schemas.microsoft.com/office/word/2016/wordml/cid" xmlns:w16="http://schemas.microsoft.com/office/word/2018/wordml" xmlns:w16sdtdh="http://schemas.microsoft.com/office/word/2020/wordml/sdtdatahash" xmlns:w16se="http://schemas.microsoft.com/office/word/2015/wordml/symex" xmlns:wpg="http://schemas.microsoft.com/office/word/2010/wordprocessingGroup" xmlns:wpi="http://schemas.microsoft.com/office/word/2010/wordprocessingInk" xmlns:wne="http://schemas.microsoft.com/office/word/2006/wordml" xmlns:wps="http://schemas.microsoft.com/office/word/2010/wordprocessingShape" mc:Ignorable="w14 w15 w16se w16cid w16 w16cex w16sdtdh wp14">
+  <w:p/>
 </w:ftr>
 </file>
 
@@ -7915,35 +7719,24 @@
 <file path=word/header1.xml><?xml version="1.0" encoding="utf-8"?>
 <w:hdr xmlns:wpc="http://schemas.microsoft.com/office/word/2010/wordprocessingCanvas" xmlns:cx="http://schemas.microsoft.com/office/drawing/2014/chartex" xmlns:cx1="http://schemas.microsoft.com/office/drawing/2015/9/8/chartex" xmlns:cx2="http://schemas.microsoft.com/office/drawing/2015/10/21/chartex" xmlns:cx3="http://schemas.microsoft.com/office/drawing/2016/5/9/chartex" xmlns:cx4="http://schemas.microsoft.com/office/drawing/2016/5/10/chartex" xmlns:cx5="http://schemas.microsoft.com/office/drawing/2016/5/11/chartex" xmlns:cx6="http://schemas.microsoft.com/office/drawing/2016/5/12/chartex" xmlns:cx7="http://schemas.microsoft.com/office/drawing/2016/5/13/chartex" xmlns:cx8="http://schemas.microsoft.com/office/drawing/2016/5/14/chartex" xmlns:mc="http://schemas.openxmlformats.org/markup-compatibility/2006" xmlns:aink="http://schemas.microsoft.com/office/drawing/2016/ink" xmlns:am3d="http://schemas.microsoft.com/office/drawing/2017/model3d" xmlns:o="urn:schemas-microsoft-com:office:office" xmlns:r="http://schemas.openxmlformats.org/officeDocument/2006/relationships" xmlns:m="http://schemas.openxmlformats.org/officeDocument/2006/math" xmlns:v="urn:schemas-microsoft-com:vml" xmlns:wp14="http://schemas.microsoft.com/office/word/2010/wordprocessingDrawing" xmlns:wp="http://schemas.openxmlformats.org/drawingml/2006/wordprocessingDrawing" xmlns:w10="urn:schemas-microsoft-com:office:word" xmlns:w="http://schemas.openxmlformats.org/wordprocessingml/2006/main" xmlns:w14="http://schemas.microsoft.com/office/word/2010/wordml" xmlns:w15="http://schemas.microsoft.com/office/word/2012/wordml" xmlns:w16cex="http://schemas.microsoft.com/office/word/2018/wordml/cex" xmlns:w16cid="http://schemas.microsoft.com/office/word/2016/wordml/cid" xmlns:w16="http://schemas.microsoft.com/office/word/2018/wordml" xmlns:w16sdtdh="http://schemas.microsoft.com/office/word/2020/wordml/sdtdatahash" xmlns:w16se="http://schemas.microsoft.com/office/word/2015/wordml/symex" xmlns:wpg="http://schemas.microsoft.com/office/word/2010/wordprocessingGroup" xmlns:wpi="http://schemas.microsoft.com/office/word/2010/wordprocessingInk" xmlns:wne="http://schemas.microsoft.com/office/word/2006/wordml" xmlns:wps="http://schemas.microsoft.com/office/word/2010/wordprocessingShape" mc:Ignorable="w14 w15 w16se w16cid w16 w16cex w16sdtdh wp14">
   <w:p>
-    <w:pPr>
-      <w:pStyle w:val="NormalWeb"/>
-      <w:tabs>
-        <w:tab w:val="left" w:pos="4320"/>
-        <w:tab w:val="center" w:pos="4680"/>
-        <w:tab w:val="right" w:pos="9360"/>
-      </w:tabs>
-      <w:rPr>
-        <w:color w:val="00B050"/>
-      </w:rPr>
-    </w:pPr>
     <w:r>
       <w:rPr>
         <w:noProof/>
-        <w:color w:val="00B050"/>
+        <w:lang w:val="en-US"/>
       </w:rPr>
       <w:drawing>
-        <wp:anchor distT="0" distB="0" distL="114300" distR="114300" simplePos="0" relativeHeight="251659264" behindDoc="0" locked="0" layoutInCell="1" allowOverlap="1" wp14:anchorId="5DCE9117" wp14:editId="58A11332">
+        <wp:anchor distT="0" distB="0" distL="114300" distR="114300" simplePos="0" relativeHeight="251645952" behindDoc="1" locked="0" layoutInCell="1" allowOverlap="1" wp14:anchorId="5B881A80" wp14:editId="0F6D95FE">
           <wp:simplePos x="0" y="0"/>
-          <wp:positionH relativeFrom="column">
-            <wp:posOffset>3495675</wp:posOffset>
+          <wp:positionH relativeFrom="page">
+            <wp:posOffset>0</wp:posOffset>
           </wp:positionH>
-          <wp:positionV relativeFrom="paragraph">
-            <wp:posOffset>9525</wp:posOffset>
+          <wp:positionV relativeFrom="page">
+            <wp:posOffset>5496</wp:posOffset>
           </wp:positionV>
-          <wp:extent cx="2808751" cy="487030"/>
-          <wp:effectExtent l="0" t="0" r="0" b="8890"/>
+          <wp:extent cx="7555698" cy="10679883"/>
+          <wp:effectExtent l="0" t="0" r="7620" b="7620"/>
           <wp:wrapNone/>
-          <wp:docPr id="10" name="Image 10"/>
+          <wp:docPr id="2" name="Picture 16"/>
           <wp:cNvGraphicFramePr>
             <a:graphicFrameLocks xmlns:a="http://schemas.openxmlformats.org/drawingml/2006/main" noChangeAspect="1"/>
           </wp:cNvGraphicFramePr>
@@ -7951,36 +7744,29 @@
             <a:graphicData uri="http://schemas.openxmlformats.org/drawingml/2006/picture">
               <pic:pic xmlns:pic="http://schemas.openxmlformats.org/drawingml/2006/picture">
                 <pic:nvPicPr>
-                  <pic:cNvPr id="0" name="Picture 3"/>
-                  <pic:cNvPicPr>
-                    <a:picLocks noChangeAspect="1" noChangeArrowheads="1"/>
-                  </pic:cNvPicPr>
+                  <pic:cNvPr id="1" name="ginutech-letterhead.png"/>
+                  <pic:cNvPicPr/>
                 </pic:nvPicPr>
                 <pic:blipFill>
-                  <a:blip r:embed="rId1">
+                  <a:blip r:embed="rId1" cstate="print">
                     <a:extLst>
                       <a:ext uri="{28A0092B-C50C-407E-A947-70E740481C1C}">
                         <a14:useLocalDpi xmlns:a14="http://schemas.microsoft.com/office/drawing/2010/main" val="0"/>
                       </a:ext>
                     </a:extLst>
                   </a:blip>
-                  <a:srcRect/>
                   <a:stretch>
                     <a:fillRect/>
                   </a:stretch>
                 </pic:blipFill>
-                <pic:spPr bwMode="auto">
+                <pic:spPr>
                   <a:xfrm>
                     <a:off x="0" y="0"/>
-                    <a:ext cx="2808751" cy="487030"/>
+                    <a:ext cx="7555698" cy="10679883"/>
                   </a:xfrm>
                   <a:prstGeom prst="rect">
                     <a:avLst/>
                   </a:prstGeom>
-                  <a:noFill/>
-                  <a:ln>
-                    <a:noFill/>
-                  </a:ln>
                 </pic:spPr>
               </pic:pic>
             </a:graphicData>
@@ -7994,101 +7780,686 @@
         </wp:anchor>
       </w:drawing>
     </w:r>
-    <w:r>
-      <w:rPr>
-        <w:color w:val="00B050"/>
-      </w:rPr>
-      <w:tab/>
-    </w:r>
-    <w:r>
-      <w:rPr>
-        <w:color w:val="00B050"/>
-      </w:rPr>
-      <w:tab/>
-    </w:r>
+  </w:p>
+</w:hdr>
+</file>
+
+<file path=word/header10.xml><?xml version="1.0" encoding="utf-8"?>
+<w:hdr xmlns:wpc="http://schemas.microsoft.com/office/word/2010/wordprocessingCanvas" xmlns:cx="http://schemas.microsoft.com/office/drawing/2014/chartex" xmlns:cx1="http://schemas.microsoft.com/office/drawing/2015/9/8/chartex" xmlns:cx2="http://schemas.microsoft.com/office/drawing/2015/10/21/chartex" xmlns:cx3="http://schemas.microsoft.com/office/drawing/2016/5/9/chartex" xmlns:cx4="http://schemas.microsoft.com/office/drawing/2016/5/10/chartex" xmlns:cx5="http://schemas.microsoft.com/office/drawing/2016/5/11/chartex" xmlns:cx6="http://schemas.microsoft.com/office/drawing/2016/5/12/chartex" xmlns:cx7="http://schemas.microsoft.com/office/drawing/2016/5/13/chartex" xmlns:cx8="http://schemas.microsoft.com/office/drawing/2016/5/14/chartex" xmlns:mc="http://schemas.openxmlformats.org/markup-compatibility/2006" xmlns:aink="http://schemas.microsoft.com/office/drawing/2016/ink" xmlns:am3d="http://schemas.microsoft.com/office/drawing/2017/model3d" xmlns:o="urn:schemas-microsoft-com:office:office" xmlns:r="http://schemas.openxmlformats.org/officeDocument/2006/relationships" xmlns:m="http://schemas.openxmlformats.org/officeDocument/2006/math" xmlns:v="urn:schemas-microsoft-com:vml" xmlns:wp14="http://schemas.microsoft.com/office/word/2010/wordprocessingDrawing" xmlns:wp="http://schemas.openxmlformats.org/drawingml/2006/wordprocessingDrawing" xmlns:w10="urn:schemas-microsoft-com:office:word" xmlns:w="http://schemas.openxmlformats.org/wordprocessingml/2006/main" xmlns:w14="http://schemas.microsoft.com/office/word/2010/wordml" xmlns:w15="http://schemas.microsoft.com/office/word/2012/wordml" xmlns:w16cex="http://schemas.microsoft.com/office/word/2018/wordml/cex" xmlns:w16cid="http://schemas.microsoft.com/office/word/2016/wordml/cid" xmlns:w16="http://schemas.microsoft.com/office/word/2018/wordml" xmlns:w16sdtdh="http://schemas.microsoft.com/office/word/2020/wordml/sdtdatahash" xmlns:w16se="http://schemas.microsoft.com/office/word/2015/wordml/symex" xmlns:wpg="http://schemas.microsoft.com/office/word/2010/wordprocessingGroup" xmlns:wpi="http://schemas.microsoft.com/office/word/2010/wordprocessingInk" xmlns:wne="http://schemas.microsoft.com/office/word/2006/wordml" xmlns:wps="http://schemas.microsoft.com/office/word/2010/wordprocessingShape" mc:Ignorable="w14 w15 w16se w16cid w16 w16cex w16sdtdh wp14">
+  <w:p>
     <w:r>
       <w:rPr>
         <w:noProof/>
-        <w:color w:val="00B050"/>
+        <w:lang w:val="en-US"/>
       </w:rPr>
-      <w:pict w14:anchorId="7B7D6EF4">
-        <v:shapetype id="_x0000_t75" coordsize="21600,21600" o:spt="75" o:preferrelative="t" path="m@4@5l@4@11@9@11@9@5xe" filled="f" stroked="f">
-          <v:stroke joinstyle="miter"/>
-          <v:formulas>
-            <v:f eqn="if lineDrawn pixelLineWidth 0"/>
-            <v:f eqn="sum @0 1 0"/>
-            <v:f eqn="sum 0 0 @1"/>
-            <v:f eqn="prod @2 1 2"/>
-            <v:f eqn="prod @3 21600 pixelWidth"/>
-            <v:f eqn="prod @3 21600 pixelHeight"/>
-            <v:f eqn="sum @0 0 1"/>
-            <v:f eqn="prod @6 1 2"/>
-            <v:f eqn="prod @7 21600 pixelWidth"/>
-            <v:f eqn="sum @8 21600 0"/>
-            <v:f eqn="prod @7 21600 pixelHeight"/>
-            <v:f eqn="sum @10 21600 0"/>
-          </v:formulas>
-          <v:path o:extrusionok="f" gradientshapeok="t" o:connecttype="rect"/>
-          <o:lock v:ext="edit" aspectratio="t"/>
-        </v:shapetype>
-        <v:shape id="WordPictureWatermark168741345" o:spid="_x0000_s2049" type="#_x0000_t75" style="position:absolute;margin-left:0;margin-top:0;width:467.95pt;height:329.55pt;z-index:-16168960;mso-position-horizontal:center;mso-position-horizontal-relative:margin;mso-position-vertical:center;mso-position-vertical-relative:margin" o:allowincell="f">
-          <v:imagedata r:id="rId2" o:title="ginutech-symbol" gain="19661f" blacklevel="22938f"/>
-          <w10:wrap anchorx="margin" anchory="margin"/>
-        </v:shape>
-      </w:pict>
+      <w:drawing>
+        <wp:anchor distT="0" distB="0" distL="114300" distR="114300" simplePos="0" relativeHeight="251655168" behindDoc="1" locked="0" layoutInCell="1" allowOverlap="1" wp14:anchorId="5AA59BA0" wp14:editId="1E50371F">
+          <wp:simplePos x="0" y="0"/>
+          <wp:positionH relativeFrom="page">
+            <wp:posOffset>0</wp:posOffset>
+          </wp:positionH>
+          <wp:positionV relativeFrom="page">
+            <wp:posOffset>5496</wp:posOffset>
+          </wp:positionV>
+          <wp:extent cx="7555698" cy="10679883"/>
+          <wp:effectExtent l="0" t="0" r="7620" b="7620"/>
+          <wp:wrapNone/>
+          <wp:docPr id="11" name="Picture 16"/>
+          <wp:cNvGraphicFramePr>
+            <a:graphicFrameLocks xmlns:a="http://schemas.openxmlformats.org/drawingml/2006/main" noChangeAspect="1"/>
+          </wp:cNvGraphicFramePr>
+          <a:graphic xmlns:a="http://schemas.openxmlformats.org/drawingml/2006/main">
+            <a:graphicData uri="http://schemas.openxmlformats.org/drawingml/2006/picture">
+              <pic:pic xmlns:pic="http://schemas.openxmlformats.org/drawingml/2006/picture">
+                <pic:nvPicPr>
+                  <pic:cNvPr id="1" name="ginutech-letterhead.png"/>
+                  <pic:cNvPicPr/>
+                </pic:nvPicPr>
+                <pic:blipFill>
+                  <a:blip r:embed="rId1" cstate="print">
+                    <a:extLst>
+                      <a:ext uri="{28A0092B-C50C-407E-A947-70E740481C1C}">
+                        <a14:useLocalDpi xmlns:a14="http://schemas.microsoft.com/office/drawing/2010/main" val="0"/>
+                      </a:ext>
+                    </a:extLst>
+                  </a:blip>
+                  <a:stretch>
+                    <a:fillRect/>
+                  </a:stretch>
+                </pic:blipFill>
+                <pic:spPr>
+                  <a:xfrm>
+                    <a:off x="0" y="0"/>
+                    <a:ext cx="7555698" cy="10679883"/>
+                  </a:xfrm>
+                  <a:prstGeom prst="rect">
+                    <a:avLst/>
+                  </a:prstGeom>
+                </pic:spPr>
+              </pic:pic>
+            </a:graphicData>
+          </a:graphic>
+          <wp14:sizeRelH relativeFrom="margin">
+            <wp14:pctWidth>0</wp14:pctWidth>
+          </wp14:sizeRelH>
+          <wp14:sizeRelV relativeFrom="margin">
+            <wp14:pctHeight>0</wp14:pctHeight>
+          </wp14:sizeRelV>
+        </wp:anchor>
+      </w:drawing>
     </w:r>
+  </w:p>
+</w:hdr>
+</file>
+
+<file path=word/header11.xml><?xml version="1.0" encoding="utf-8"?>
+<w:hdr xmlns:wpc="http://schemas.microsoft.com/office/word/2010/wordprocessingCanvas" xmlns:cx="http://schemas.microsoft.com/office/drawing/2014/chartex" xmlns:cx1="http://schemas.microsoft.com/office/drawing/2015/9/8/chartex" xmlns:cx2="http://schemas.microsoft.com/office/drawing/2015/10/21/chartex" xmlns:cx3="http://schemas.microsoft.com/office/drawing/2016/5/9/chartex" xmlns:cx4="http://schemas.microsoft.com/office/drawing/2016/5/10/chartex" xmlns:cx5="http://schemas.microsoft.com/office/drawing/2016/5/11/chartex" xmlns:cx6="http://schemas.microsoft.com/office/drawing/2016/5/12/chartex" xmlns:cx7="http://schemas.microsoft.com/office/drawing/2016/5/13/chartex" xmlns:cx8="http://schemas.microsoft.com/office/drawing/2016/5/14/chartex" xmlns:mc="http://schemas.openxmlformats.org/markup-compatibility/2006" xmlns:aink="http://schemas.microsoft.com/office/drawing/2016/ink" xmlns:am3d="http://schemas.microsoft.com/office/drawing/2017/model3d" xmlns:o="urn:schemas-microsoft-com:office:office" xmlns:r="http://schemas.openxmlformats.org/officeDocument/2006/relationships" xmlns:m="http://schemas.openxmlformats.org/officeDocument/2006/math" xmlns:v="urn:schemas-microsoft-com:vml" xmlns:wp14="http://schemas.microsoft.com/office/word/2010/wordprocessingDrawing" xmlns:wp="http://schemas.openxmlformats.org/drawingml/2006/wordprocessingDrawing" xmlns:w10="urn:schemas-microsoft-com:office:word" xmlns:w="http://schemas.openxmlformats.org/wordprocessingml/2006/main" xmlns:w14="http://schemas.microsoft.com/office/word/2010/wordml" xmlns:w15="http://schemas.microsoft.com/office/word/2012/wordml" xmlns:w16cex="http://schemas.microsoft.com/office/word/2018/wordml/cex" xmlns:w16cid="http://schemas.microsoft.com/office/word/2016/wordml/cid" xmlns:w16="http://schemas.microsoft.com/office/word/2018/wordml" xmlns:w16sdtdh="http://schemas.microsoft.com/office/word/2020/wordml/sdtdatahash" xmlns:w16se="http://schemas.microsoft.com/office/word/2015/wordml/symex" xmlns:wpg="http://schemas.microsoft.com/office/word/2010/wordprocessingGroup" xmlns:wpi="http://schemas.microsoft.com/office/word/2010/wordprocessingInk" xmlns:wne="http://schemas.microsoft.com/office/word/2006/wordml" xmlns:wps="http://schemas.microsoft.com/office/word/2010/wordprocessingShape" mc:Ignorable="w14 w15 w16se w16cid w16 w16cex w16sdtdh wp14">
+  <w:p>
     <w:r>
       <w:rPr>
-        <w:color w:val="00B050"/>
+        <w:noProof/>
+        <w:lang w:val="en-US"/>
       </w:rPr>
-      <w:tab/>
+      <w:drawing>
+        <wp:anchor distT="0" distB="0" distL="114300" distR="114300" simplePos="0" relativeHeight="251656192" behindDoc="1" locked="0" layoutInCell="1" allowOverlap="1" wp14:anchorId="065F6C9E" wp14:editId="15D6A066">
+          <wp:simplePos x="0" y="0"/>
+          <wp:positionH relativeFrom="page">
+            <wp:posOffset>0</wp:posOffset>
+          </wp:positionH>
+          <wp:positionV relativeFrom="page">
+            <wp:posOffset>5496</wp:posOffset>
+          </wp:positionV>
+          <wp:extent cx="7555698" cy="10679883"/>
+          <wp:effectExtent l="0" t="0" r="7620" b="7620"/>
+          <wp:wrapNone/>
+          <wp:docPr id="9" name="Picture 16"/>
+          <wp:cNvGraphicFramePr>
+            <a:graphicFrameLocks xmlns:a="http://schemas.openxmlformats.org/drawingml/2006/main" noChangeAspect="1"/>
+          </wp:cNvGraphicFramePr>
+          <a:graphic xmlns:a="http://schemas.openxmlformats.org/drawingml/2006/main">
+            <a:graphicData uri="http://schemas.openxmlformats.org/drawingml/2006/picture">
+              <pic:pic xmlns:pic="http://schemas.openxmlformats.org/drawingml/2006/picture">
+                <pic:nvPicPr>
+                  <pic:cNvPr id="1" name="ginutech-letterhead.png"/>
+                  <pic:cNvPicPr/>
+                </pic:nvPicPr>
+                <pic:blipFill>
+                  <a:blip r:embed="rId1" cstate="print">
+                    <a:extLst>
+                      <a:ext uri="{28A0092B-C50C-407E-A947-70E740481C1C}">
+                        <a14:useLocalDpi xmlns:a14="http://schemas.microsoft.com/office/drawing/2010/main" val="0"/>
+                      </a:ext>
+                    </a:extLst>
+                  </a:blip>
+                  <a:stretch>
+                    <a:fillRect/>
+                  </a:stretch>
+                </pic:blipFill>
+                <pic:spPr>
+                  <a:xfrm>
+                    <a:off x="0" y="0"/>
+                    <a:ext cx="7555698" cy="10679883"/>
+                  </a:xfrm>
+                  <a:prstGeom prst="rect">
+                    <a:avLst/>
+                  </a:prstGeom>
+                </pic:spPr>
+              </pic:pic>
+            </a:graphicData>
+          </a:graphic>
+          <wp14:sizeRelH relativeFrom="margin">
+            <wp14:pctWidth>0</wp14:pctWidth>
+          </wp14:sizeRelH>
+          <wp14:sizeRelV relativeFrom="margin">
+            <wp14:pctHeight>0</wp14:pctHeight>
+          </wp14:sizeRelV>
+        </wp:anchor>
+      </w:drawing>
     </w:r>
   </w:p>
-  <w:tbl>
-    <w:tblPr>
-      <w:tblW w:w="9915" w:type="dxa"/>
-      <w:tblBorders>
-        <w:bottom w:val="single" w:sz="24" w:space="0" w:color="339933"/>
-      </w:tblBorders>
-      <w:tblLayout w:type="fixed"/>
-      <w:tblLook w:val="0600" w:firstRow="0" w:lastRow="0" w:firstColumn="0" w:lastColumn="0" w:noHBand="1" w:noVBand="1"/>
-    </w:tblPr>
-    <w:tblGrid>
-      <w:gridCol w:w="9915"/>
-    </w:tblGrid>
-    <w:tr>
-      <w:tc>
-        <w:tcPr>
-          <w:tcW w:w="9915" w:type="dxa"/>
-          <w:shd w:val="clear" w:color="auto" w:fill="auto"/>
-          <w:tcMar>
-            <w:top w:w="100" w:type="dxa"/>
-            <w:left w:w="100" w:type="dxa"/>
-            <w:bottom w:w="100" w:type="dxa"/>
-            <w:right w:w="100" w:type="dxa"/>
-          </w:tcMar>
-        </w:tcPr>
-        <w:p>
-          <w:pPr>
-            <w:pBdr>
-              <w:top w:val="nil"/>
-              <w:left w:val="nil"/>
-              <w:bottom w:val="nil"/>
-              <w:right w:val="nil"/>
-              <w:between w:val="nil"/>
-            </w:pBdr>
-            <w:rPr>
-              <w:color w:val="00B050"/>
-            </w:rPr>
-          </w:pPr>
-        </w:p>
-      </w:tc>
-    </w:tr>
-  </w:tbl>
+</w:hdr>
+</file>
+
+<file path=word/header12.xml><?xml version="1.0" encoding="utf-8"?>
+<w:hdr xmlns:wpc="http://schemas.microsoft.com/office/word/2010/wordprocessingCanvas" xmlns:cx="http://schemas.microsoft.com/office/drawing/2014/chartex" xmlns:cx1="http://schemas.microsoft.com/office/drawing/2015/9/8/chartex" xmlns:cx2="http://schemas.microsoft.com/office/drawing/2015/10/21/chartex" xmlns:cx3="http://schemas.microsoft.com/office/drawing/2016/5/9/chartex" xmlns:cx4="http://schemas.microsoft.com/office/drawing/2016/5/10/chartex" xmlns:cx5="http://schemas.microsoft.com/office/drawing/2016/5/11/chartex" xmlns:cx6="http://schemas.microsoft.com/office/drawing/2016/5/12/chartex" xmlns:cx7="http://schemas.microsoft.com/office/drawing/2016/5/13/chartex" xmlns:cx8="http://schemas.microsoft.com/office/drawing/2016/5/14/chartex" xmlns:mc="http://schemas.openxmlformats.org/markup-compatibility/2006" xmlns:aink="http://schemas.microsoft.com/office/drawing/2016/ink" xmlns:am3d="http://schemas.microsoft.com/office/drawing/2017/model3d" xmlns:o="urn:schemas-microsoft-com:office:office" xmlns:r="http://schemas.openxmlformats.org/officeDocument/2006/relationships" xmlns:m="http://schemas.openxmlformats.org/officeDocument/2006/math" xmlns:v="urn:schemas-microsoft-com:vml" xmlns:wp14="http://schemas.microsoft.com/office/word/2010/wordprocessingDrawing" xmlns:wp="http://schemas.openxmlformats.org/drawingml/2006/wordprocessingDrawing" xmlns:w10="urn:schemas-microsoft-com:office:word" xmlns:w="http://schemas.openxmlformats.org/wordprocessingml/2006/main" xmlns:w14="http://schemas.microsoft.com/office/word/2010/wordml" xmlns:w15="http://schemas.microsoft.com/office/word/2012/wordml" xmlns:w16cex="http://schemas.microsoft.com/office/word/2018/wordml/cex" xmlns:w16cid="http://schemas.microsoft.com/office/word/2016/wordml/cid" xmlns:w16="http://schemas.microsoft.com/office/word/2018/wordml" xmlns:w16sdtdh="http://schemas.microsoft.com/office/word/2020/wordml/sdtdatahash" xmlns:w16se="http://schemas.microsoft.com/office/word/2015/wordml/symex" xmlns:wpg="http://schemas.microsoft.com/office/word/2010/wordprocessingGroup" xmlns:wpi="http://schemas.microsoft.com/office/word/2010/wordprocessingInk" xmlns:wne="http://schemas.microsoft.com/office/word/2006/wordml" xmlns:wps="http://schemas.microsoft.com/office/word/2010/wordprocessingShape" mc:Ignorable="w14 w15 w16se w16cid w16 w16cex w16sdtdh wp14">
   <w:p>
-    <w:pPr>
-      <w:pStyle w:val="En-tte"/>
-    </w:pPr>
+    <w:r>
+      <w:rPr>
+        <w:noProof/>
+        <w:lang w:val="en-US"/>
+      </w:rPr>
+      <w:drawing>
+        <wp:anchor distT="0" distB="0" distL="114300" distR="114300" simplePos="0" relativeHeight="251657216" behindDoc="1" locked="0" layoutInCell="1" allowOverlap="1" wp14:anchorId="65D428F7" wp14:editId="1734899D">
+          <wp:simplePos x="0" y="0"/>
+          <wp:positionH relativeFrom="page">
+            <wp:posOffset>0</wp:posOffset>
+          </wp:positionH>
+          <wp:positionV relativeFrom="page">
+            <wp:posOffset>5496</wp:posOffset>
+          </wp:positionV>
+          <wp:extent cx="7555698" cy="10679883"/>
+          <wp:effectExtent l="0" t="0" r="7620" b="7620"/>
+          <wp:wrapNone/>
+          <wp:docPr id="10" name="Picture 16"/>
+          <wp:cNvGraphicFramePr>
+            <a:graphicFrameLocks xmlns:a="http://schemas.openxmlformats.org/drawingml/2006/main" noChangeAspect="1"/>
+          </wp:cNvGraphicFramePr>
+          <a:graphic xmlns:a="http://schemas.openxmlformats.org/drawingml/2006/main">
+            <a:graphicData uri="http://schemas.openxmlformats.org/drawingml/2006/picture">
+              <pic:pic xmlns:pic="http://schemas.openxmlformats.org/drawingml/2006/picture">
+                <pic:nvPicPr>
+                  <pic:cNvPr id="1" name="ginutech-letterhead.png"/>
+                  <pic:cNvPicPr/>
+                </pic:nvPicPr>
+                <pic:blipFill>
+                  <a:blip r:embed="rId1" cstate="print">
+                    <a:extLst>
+                      <a:ext uri="{28A0092B-C50C-407E-A947-70E740481C1C}">
+                        <a14:useLocalDpi xmlns:a14="http://schemas.microsoft.com/office/drawing/2010/main" val="0"/>
+                      </a:ext>
+                    </a:extLst>
+                  </a:blip>
+                  <a:stretch>
+                    <a:fillRect/>
+                  </a:stretch>
+                </pic:blipFill>
+                <pic:spPr>
+                  <a:xfrm>
+                    <a:off x="0" y="0"/>
+                    <a:ext cx="7555698" cy="10679883"/>
+                  </a:xfrm>
+                  <a:prstGeom prst="rect">
+                    <a:avLst/>
+                  </a:prstGeom>
+                </pic:spPr>
+              </pic:pic>
+            </a:graphicData>
+          </a:graphic>
+          <wp14:sizeRelH relativeFrom="margin">
+            <wp14:pctWidth>0</wp14:pctWidth>
+          </wp14:sizeRelH>
+          <wp14:sizeRelV relativeFrom="margin">
+            <wp14:pctHeight>0</wp14:pctHeight>
+          </wp14:sizeRelV>
+        </wp:anchor>
+      </w:drawing>
+    </w:r>
+  </w:p>
+</w:hdr>
+</file>
+
+<file path=word/header13.xml><?xml version="1.0" encoding="utf-8"?>
+<w:hdr xmlns:wpc="http://schemas.microsoft.com/office/word/2010/wordprocessingCanvas" xmlns:cx="http://schemas.microsoft.com/office/drawing/2014/chartex" xmlns:cx1="http://schemas.microsoft.com/office/drawing/2015/9/8/chartex" xmlns:cx2="http://schemas.microsoft.com/office/drawing/2015/10/21/chartex" xmlns:cx3="http://schemas.microsoft.com/office/drawing/2016/5/9/chartex" xmlns:cx4="http://schemas.microsoft.com/office/drawing/2016/5/10/chartex" xmlns:cx5="http://schemas.microsoft.com/office/drawing/2016/5/11/chartex" xmlns:cx6="http://schemas.microsoft.com/office/drawing/2016/5/12/chartex" xmlns:cx7="http://schemas.microsoft.com/office/drawing/2016/5/13/chartex" xmlns:cx8="http://schemas.microsoft.com/office/drawing/2016/5/14/chartex" xmlns:mc="http://schemas.openxmlformats.org/markup-compatibility/2006" xmlns:aink="http://schemas.microsoft.com/office/drawing/2016/ink" xmlns:am3d="http://schemas.microsoft.com/office/drawing/2017/model3d" xmlns:o="urn:schemas-microsoft-com:office:office" xmlns:r="http://schemas.openxmlformats.org/officeDocument/2006/relationships" xmlns:m="http://schemas.openxmlformats.org/officeDocument/2006/math" xmlns:v="urn:schemas-microsoft-com:vml" xmlns:wp14="http://schemas.microsoft.com/office/word/2010/wordprocessingDrawing" xmlns:wp="http://schemas.openxmlformats.org/drawingml/2006/wordprocessingDrawing" xmlns:w10="urn:schemas-microsoft-com:office:word" xmlns:w="http://schemas.openxmlformats.org/wordprocessingml/2006/main" xmlns:w14="http://schemas.microsoft.com/office/word/2010/wordml" xmlns:w15="http://schemas.microsoft.com/office/word/2012/wordml" xmlns:w16cex="http://schemas.microsoft.com/office/word/2018/wordml/cex" xmlns:w16cid="http://schemas.microsoft.com/office/word/2016/wordml/cid" xmlns:w16="http://schemas.microsoft.com/office/word/2018/wordml" xmlns:w16sdtdh="http://schemas.microsoft.com/office/word/2020/wordml/sdtdatahash" xmlns:w16se="http://schemas.microsoft.com/office/word/2015/wordml/symex" xmlns:wpg="http://schemas.microsoft.com/office/word/2010/wordprocessingGroup" xmlns:wpi="http://schemas.microsoft.com/office/word/2010/wordprocessingInk" xmlns:wne="http://schemas.microsoft.com/office/word/2006/wordml" xmlns:wps="http://schemas.microsoft.com/office/word/2010/wordprocessingShape" mc:Ignorable="w14 w15 w16se w16cid w16 w16cex w16sdtdh wp14">
+  <w:p>
+    <w:r>
+      <w:rPr>
+        <w:noProof/>
+        <w:lang w:val="en-US"/>
+      </w:rPr>
+      <w:drawing>
+        <wp:anchor distT="0" distB="0" distL="114300" distR="114300" simplePos="0" relativeHeight="251658240" behindDoc="1" locked="0" layoutInCell="1" allowOverlap="1" wp14:anchorId="55900581" wp14:editId="11300BEB">
+          <wp:simplePos x="0" y="0"/>
+          <wp:positionH relativeFrom="page">
+            <wp:posOffset>0</wp:posOffset>
+          </wp:positionH>
+          <wp:positionV relativeFrom="page">
+            <wp:posOffset>5496</wp:posOffset>
+          </wp:positionV>
+          <wp:extent cx="7555698" cy="10679883"/>
+          <wp:effectExtent l="0" t="0" r="7620" b="7620"/>
+          <wp:wrapNone/>
+          <wp:docPr id="15" name="Picture 16"/>
+          <wp:cNvGraphicFramePr>
+            <a:graphicFrameLocks xmlns:a="http://schemas.openxmlformats.org/drawingml/2006/main" noChangeAspect="1"/>
+          </wp:cNvGraphicFramePr>
+          <a:graphic xmlns:a="http://schemas.openxmlformats.org/drawingml/2006/main">
+            <a:graphicData uri="http://schemas.openxmlformats.org/drawingml/2006/picture">
+              <pic:pic xmlns:pic="http://schemas.openxmlformats.org/drawingml/2006/picture">
+                <pic:nvPicPr>
+                  <pic:cNvPr id="1" name="ginutech-letterhead.png"/>
+                  <pic:cNvPicPr/>
+                </pic:nvPicPr>
+                <pic:blipFill>
+                  <a:blip r:embed="rId1" cstate="print">
+                    <a:extLst>
+                      <a:ext uri="{28A0092B-C50C-407E-A947-70E740481C1C}">
+                        <a14:useLocalDpi xmlns:a14="http://schemas.microsoft.com/office/drawing/2010/main" val="0"/>
+                      </a:ext>
+                    </a:extLst>
+                  </a:blip>
+                  <a:stretch>
+                    <a:fillRect/>
+                  </a:stretch>
+                </pic:blipFill>
+                <pic:spPr>
+                  <a:xfrm>
+                    <a:off x="0" y="0"/>
+                    <a:ext cx="7555698" cy="10679883"/>
+                  </a:xfrm>
+                  <a:prstGeom prst="rect">
+                    <a:avLst/>
+                  </a:prstGeom>
+                </pic:spPr>
+              </pic:pic>
+            </a:graphicData>
+          </a:graphic>
+          <wp14:sizeRelH relativeFrom="margin">
+            <wp14:pctWidth>0</wp14:pctWidth>
+          </wp14:sizeRelH>
+          <wp14:sizeRelV relativeFrom="margin">
+            <wp14:pctHeight>0</wp14:pctHeight>
+          </wp14:sizeRelV>
+        </wp:anchor>
+      </w:drawing>
+    </w:r>
+  </w:p>
+</w:hdr>
+</file>
+
+<file path=word/header14.xml><?xml version="1.0" encoding="utf-8"?>
+<w:hdr xmlns:wpc="http://schemas.microsoft.com/office/word/2010/wordprocessingCanvas" xmlns:cx="http://schemas.microsoft.com/office/drawing/2014/chartex" xmlns:cx1="http://schemas.microsoft.com/office/drawing/2015/9/8/chartex" xmlns:cx2="http://schemas.microsoft.com/office/drawing/2015/10/21/chartex" xmlns:cx3="http://schemas.microsoft.com/office/drawing/2016/5/9/chartex" xmlns:cx4="http://schemas.microsoft.com/office/drawing/2016/5/10/chartex" xmlns:cx5="http://schemas.microsoft.com/office/drawing/2016/5/11/chartex" xmlns:cx6="http://schemas.microsoft.com/office/drawing/2016/5/12/chartex" xmlns:cx7="http://schemas.microsoft.com/office/drawing/2016/5/13/chartex" xmlns:cx8="http://schemas.microsoft.com/office/drawing/2016/5/14/chartex" xmlns:mc="http://schemas.openxmlformats.org/markup-compatibility/2006" xmlns:aink="http://schemas.microsoft.com/office/drawing/2016/ink" xmlns:am3d="http://schemas.microsoft.com/office/drawing/2017/model3d" xmlns:o="urn:schemas-microsoft-com:office:office" xmlns:r="http://schemas.openxmlformats.org/officeDocument/2006/relationships" xmlns:m="http://schemas.openxmlformats.org/officeDocument/2006/math" xmlns:v="urn:schemas-microsoft-com:vml" xmlns:wp14="http://schemas.microsoft.com/office/word/2010/wordprocessingDrawing" xmlns:wp="http://schemas.openxmlformats.org/drawingml/2006/wordprocessingDrawing" xmlns:w10="urn:schemas-microsoft-com:office:word" xmlns:w="http://schemas.openxmlformats.org/wordprocessingml/2006/main" xmlns:w14="http://schemas.microsoft.com/office/word/2010/wordml" xmlns:w15="http://schemas.microsoft.com/office/word/2012/wordml" xmlns:w16cex="http://schemas.microsoft.com/office/word/2018/wordml/cex" xmlns:w16cid="http://schemas.microsoft.com/office/word/2016/wordml/cid" xmlns:w16="http://schemas.microsoft.com/office/word/2018/wordml" xmlns:w16sdtdh="http://schemas.microsoft.com/office/word/2020/wordml/sdtdatahash" xmlns:w16se="http://schemas.microsoft.com/office/word/2015/wordml/symex" xmlns:wpg="http://schemas.microsoft.com/office/word/2010/wordprocessingGroup" xmlns:wpi="http://schemas.microsoft.com/office/word/2010/wordprocessingInk" xmlns:wne="http://schemas.microsoft.com/office/word/2006/wordml" xmlns:wps="http://schemas.microsoft.com/office/word/2010/wordprocessingShape" mc:Ignorable="w14 w15 w16se w16cid w16 w16cex w16sdtdh wp14">
+  <w:p>
+    <w:r>
+      <w:rPr>
+        <w:noProof/>
+        <w:lang w:val="en-US"/>
+      </w:rPr>
+      <w:drawing>
+        <wp:anchor distT="0" distB="0" distL="114300" distR="114300" simplePos="0" relativeHeight="251659264" behindDoc="1" locked="0" layoutInCell="1" allowOverlap="1" wp14:anchorId="7B45F8FB" wp14:editId="466DA161">
+          <wp:simplePos x="0" y="0"/>
+          <wp:positionH relativeFrom="page">
+            <wp:posOffset>0</wp:posOffset>
+          </wp:positionH>
+          <wp:positionV relativeFrom="page">
+            <wp:posOffset>5496</wp:posOffset>
+          </wp:positionV>
+          <wp:extent cx="7555698" cy="10679883"/>
+          <wp:effectExtent l="0" t="0" r="7620" b="7620"/>
+          <wp:wrapNone/>
+          <wp:docPr id="13" name="Picture 16"/>
+          <wp:cNvGraphicFramePr>
+            <a:graphicFrameLocks xmlns:a="http://schemas.openxmlformats.org/drawingml/2006/main" noChangeAspect="1"/>
+          </wp:cNvGraphicFramePr>
+          <a:graphic xmlns:a="http://schemas.openxmlformats.org/drawingml/2006/main">
+            <a:graphicData uri="http://schemas.openxmlformats.org/drawingml/2006/picture">
+              <pic:pic xmlns:pic="http://schemas.openxmlformats.org/drawingml/2006/picture">
+                <pic:nvPicPr>
+                  <pic:cNvPr id="1" name="ginutech-letterhead.png"/>
+                  <pic:cNvPicPr/>
+                </pic:nvPicPr>
+                <pic:blipFill>
+                  <a:blip r:embed="rId1" cstate="print">
+                    <a:extLst>
+                      <a:ext uri="{28A0092B-C50C-407E-A947-70E740481C1C}">
+                        <a14:useLocalDpi xmlns:a14="http://schemas.microsoft.com/office/drawing/2010/main" val="0"/>
+                      </a:ext>
+                    </a:extLst>
+                  </a:blip>
+                  <a:stretch>
+                    <a:fillRect/>
+                  </a:stretch>
+                </pic:blipFill>
+                <pic:spPr>
+                  <a:xfrm>
+                    <a:off x="0" y="0"/>
+                    <a:ext cx="7555698" cy="10679883"/>
+                  </a:xfrm>
+                  <a:prstGeom prst="rect">
+                    <a:avLst/>
+                  </a:prstGeom>
+                </pic:spPr>
+              </pic:pic>
+            </a:graphicData>
+          </a:graphic>
+          <wp14:sizeRelH relativeFrom="margin">
+            <wp14:pctWidth>0</wp14:pctWidth>
+          </wp14:sizeRelH>
+          <wp14:sizeRelV relativeFrom="margin">
+            <wp14:pctHeight>0</wp14:pctHeight>
+          </wp14:sizeRelV>
+        </wp:anchor>
+      </w:drawing>
+    </w:r>
+  </w:p>
+</w:hdr>
+</file>
+
+<file path=word/header15.xml><?xml version="1.0" encoding="utf-8"?>
+<w:hdr xmlns:wpc="http://schemas.microsoft.com/office/word/2010/wordprocessingCanvas" xmlns:cx="http://schemas.microsoft.com/office/drawing/2014/chartex" xmlns:cx1="http://schemas.microsoft.com/office/drawing/2015/9/8/chartex" xmlns:cx2="http://schemas.microsoft.com/office/drawing/2015/10/21/chartex" xmlns:cx3="http://schemas.microsoft.com/office/drawing/2016/5/9/chartex" xmlns:cx4="http://schemas.microsoft.com/office/drawing/2016/5/10/chartex" xmlns:cx5="http://schemas.microsoft.com/office/drawing/2016/5/11/chartex" xmlns:cx6="http://schemas.microsoft.com/office/drawing/2016/5/12/chartex" xmlns:cx7="http://schemas.microsoft.com/office/drawing/2016/5/13/chartex" xmlns:cx8="http://schemas.microsoft.com/office/drawing/2016/5/14/chartex" xmlns:mc="http://schemas.openxmlformats.org/markup-compatibility/2006" xmlns:aink="http://schemas.microsoft.com/office/drawing/2016/ink" xmlns:am3d="http://schemas.microsoft.com/office/drawing/2017/model3d" xmlns:o="urn:schemas-microsoft-com:office:office" xmlns:r="http://schemas.openxmlformats.org/officeDocument/2006/relationships" xmlns:m="http://schemas.openxmlformats.org/officeDocument/2006/math" xmlns:v="urn:schemas-microsoft-com:vml" xmlns:wp14="http://schemas.microsoft.com/office/word/2010/wordprocessingDrawing" xmlns:wp="http://schemas.openxmlformats.org/drawingml/2006/wordprocessingDrawing" xmlns:w10="urn:schemas-microsoft-com:office:word" xmlns:w="http://schemas.openxmlformats.org/wordprocessingml/2006/main" xmlns:w14="http://schemas.microsoft.com/office/word/2010/wordml" xmlns:w15="http://schemas.microsoft.com/office/word/2012/wordml" xmlns:w16cex="http://schemas.microsoft.com/office/word/2018/wordml/cex" xmlns:w16cid="http://schemas.microsoft.com/office/word/2016/wordml/cid" xmlns:w16="http://schemas.microsoft.com/office/word/2018/wordml" xmlns:w16sdtdh="http://schemas.microsoft.com/office/word/2020/wordml/sdtdatahash" xmlns:w16se="http://schemas.microsoft.com/office/word/2015/wordml/symex" xmlns:wpg="http://schemas.microsoft.com/office/word/2010/wordprocessingGroup" xmlns:wpi="http://schemas.microsoft.com/office/word/2010/wordprocessingInk" xmlns:wne="http://schemas.microsoft.com/office/word/2006/wordml" xmlns:wps="http://schemas.microsoft.com/office/word/2010/wordprocessingShape" mc:Ignorable="w14 w15 w16se w16cid w16 w16cex w16sdtdh wp14">
+  <w:p>
+    <w:r>
+      <w:rPr>
+        <w:noProof/>
+        <w:lang w:val="en-US"/>
+      </w:rPr>
+      <w:drawing>
+        <wp:anchor distT="0" distB="0" distL="114300" distR="114300" simplePos="0" relativeHeight="251660288" behindDoc="1" locked="0" layoutInCell="1" allowOverlap="1" wp14:anchorId="76D4EB2A" wp14:editId="614E9DCC">
+          <wp:simplePos x="0" y="0"/>
+          <wp:positionH relativeFrom="page">
+            <wp:posOffset>0</wp:posOffset>
+          </wp:positionH>
+          <wp:positionV relativeFrom="page">
+            <wp:posOffset>5496</wp:posOffset>
+          </wp:positionV>
+          <wp:extent cx="7555698" cy="10679883"/>
+          <wp:effectExtent l="0" t="0" r="7620" b="7620"/>
+          <wp:wrapNone/>
+          <wp:docPr id="14" name="Picture 16"/>
+          <wp:cNvGraphicFramePr>
+            <a:graphicFrameLocks xmlns:a="http://schemas.openxmlformats.org/drawingml/2006/main" noChangeAspect="1"/>
+          </wp:cNvGraphicFramePr>
+          <a:graphic xmlns:a="http://schemas.openxmlformats.org/drawingml/2006/main">
+            <a:graphicData uri="http://schemas.openxmlformats.org/drawingml/2006/picture">
+              <pic:pic xmlns:pic="http://schemas.openxmlformats.org/drawingml/2006/picture">
+                <pic:nvPicPr>
+                  <pic:cNvPr id="1" name="ginutech-letterhead.png"/>
+                  <pic:cNvPicPr/>
+                </pic:nvPicPr>
+                <pic:blipFill>
+                  <a:blip r:embed="rId1" cstate="print">
+                    <a:extLst>
+                      <a:ext uri="{28A0092B-C50C-407E-A947-70E740481C1C}">
+                        <a14:useLocalDpi xmlns:a14="http://schemas.microsoft.com/office/drawing/2010/main" val="0"/>
+                      </a:ext>
+                    </a:extLst>
+                  </a:blip>
+                  <a:stretch>
+                    <a:fillRect/>
+                  </a:stretch>
+                </pic:blipFill>
+                <pic:spPr>
+                  <a:xfrm>
+                    <a:off x="0" y="0"/>
+                    <a:ext cx="7555698" cy="10679883"/>
+                  </a:xfrm>
+                  <a:prstGeom prst="rect">
+                    <a:avLst/>
+                  </a:prstGeom>
+                </pic:spPr>
+              </pic:pic>
+            </a:graphicData>
+          </a:graphic>
+          <wp14:sizeRelH relativeFrom="margin">
+            <wp14:pctWidth>0</wp14:pctWidth>
+          </wp14:sizeRelH>
+          <wp14:sizeRelV relativeFrom="margin">
+            <wp14:pctHeight>0</wp14:pctHeight>
+          </wp14:sizeRelV>
+        </wp:anchor>
+      </w:drawing>
+    </w:r>
+  </w:p>
+</w:hdr>
+</file>
+
+<file path=word/header16.xml><?xml version="1.0" encoding="utf-8"?>
+<w:hdr xmlns:wpc="http://schemas.microsoft.com/office/word/2010/wordprocessingCanvas" xmlns:cx="http://schemas.microsoft.com/office/drawing/2014/chartex" xmlns:cx1="http://schemas.microsoft.com/office/drawing/2015/9/8/chartex" xmlns:cx2="http://schemas.microsoft.com/office/drawing/2015/10/21/chartex" xmlns:cx3="http://schemas.microsoft.com/office/drawing/2016/5/9/chartex" xmlns:cx4="http://schemas.microsoft.com/office/drawing/2016/5/10/chartex" xmlns:cx5="http://schemas.microsoft.com/office/drawing/2016/5/11/chartex" xmlns:cx6="http://schemas.microsoft.com/office/drawing/2016/5/12/chartex" xmlns:cx7="http://schemas.microsoft.com/office/drawing/2016/5/13/chartex" xmlns:cx8="http://schemas.microsoft.com/office/drawing/2016/5/14/chartex" xmlns:mc="http://schemas.openxmlformats.org/markup-compatibility/2006" xmlns:aink="http://schemas.microsoft.com/office/drawing/2016/ink" xmlns:am3d="http://schemas.microsoft.com/office/drawing/2017/model3d" xmlns:o="urn:schemas-microsoft-com:office:office" xmlns:r="http://schemas.openxmlformats.org/officeDocument/2006/relationships" xmlns:m="http://schemas.openxmlformats.org/officeDocument/2006/math" xmlns:v="urn:schemas-microsoft-com:vml" xmlns:wp14="http://schemas.microsoft.com/office/word/2010/wordprocessingDrawing" xmlns:wp="http://schemas.openxmlformats.org/drawingml/2006/wordprocessingDrawing" xmlns:w10="urn:schemas-microsoft-com:office:word" xmlns:w="http://schemas.openxmlformats.org/wordprocessingml/2006/main" xmlns:w14="http://schemas.microsoft.com/office/word/2010/wordml" xmlns:w15="http://schemas.microsoft.com/office/word/2012/wordml" xmlns:w16cex="http://schemas.microsoft.com/office/word/2018/wordml/cex" xmlns:w16cid="http://schemas.microsoft.com/office/word/2016/wordml/cid" xmlns:w16="http://schemas.microsoft.com/office/word/2018/wordml" xmlns:w16sdtdh="http://schemas.microsoft.com/office/word/2020/wordml/sdtdatahash" xmlns:w16se="http://schemas.microsoft.com/office/word/2015/wordml/symex" xmlns:wpg="http://schemas.microsoft.com/office/word/2010/wordprocessingGroup" xmlns:wpi="http://schemas.microsoft.com/office/word/2010/wordprocessingInk" xmlns:wne="http://schemas.microsoft.com/office/word/2006/wordml" xmlns:wps="http://schemas.microsoft.com/office/word/2010/wordprocessingShape" mc:Ignorable="w14 w15 w16se w16cid w16 w16cex w16sdtdh wp14">
+  <w:p>
+    <w:r>
+      <w:rPr>
+        <w:noProof/>
+        <w:lang w:val="en-US"/>
+      </w:rPr>
+      <w:drawing>
+        <wp:anchor distT="0" distB="0" distL="114300" distR="114300" simplePos="0" relativeHeight="251661312" behindDoc="1" locked="0" layoutInCell="1" allowOverlap="1" wp14:anchorId="2008788C" wp14:editId="000559BF">
+          <wp:simplePos x="0" y="0"/>
+          <wp:positionH relativeFrom="page">
+            <wp:posOffset>0</wp:posOffset>
+          </wp:positionH>
+          <wp:positionV relativeFrom="page">
+            <wp:posOffset>5496</wp:posOffset>
+          </wp:positionV>
+          <wp:extent cx="7555698" cy="10679883"/>
+          <wp:effectExtent l="0" t="0" r="7620" b="7620"/>
+          <wp:wrapNone/>
+          <wp:docPr id="19" name="Picture 16"/>
+          <wp:cNvGraphicFramePr>
+            <a:graphicFrameLocks xmlns:a="http://schemas.openxmlformats.org/drawingml/2006/main" noChangeAspect="1"/>
+          </wp:cNvGraphicFramePr>
+          <a:graphic xmlns:a="http://schemas.openxmlformats.org/drawingml/2006/main">
+            <a:graphicData uri="http://schemas.openxmlformats.org/drawingml/2006/picture">
+              <pic:pic xmlns:pic="http://schemas.openxmlformats.org/drawingml/2006/picture">
+                <pic:nvPicPr>
+                  <pic:cNvPr id="1" name="ginutech-letterhead.png"/>
+                  <pic:cNvPicPr/>
+                </pic:nvPicPr>
+                <pic:blipFill>
+                  <a:blip r:embed="rId1" cstate="print">
+                    <a:extLst>
+                      <a:ext uri="{28A0092B-C50C-407E-A947-70E740481C1C}">
+                        <a14:useLocalDpi xmlns:a14="http://schemas.microsoft.com/office/drawing/2010/main" val="0"/>
+                      </a:ext>
+                    </a:extLst>
+                  </a:blip>
+                  <a:stretch>
+                    <a:fillRect/>
+                  </a:stretch>
+                </pic:blipFill>
+                <pic:spPr>
+                  <a:xfrm>
+                    <a:off x="0" y="0"/>
+                    <a:ext cx="7555698" cy="10679883"/>
+                  </a:xfrm>
+                  <a:prstGeom prst="rect">
+                    <a:avLst/>
+                  </a:prstGeom>
+                </pic:spPr>
+              </pic:pic>
+            </a:graphicData>
+          </a:graphic>
+          <wp14:sizeRelH relativeFrom="margin">
+            <wp14:pctWidth>0</wp14:pctWidth>
+          </wp14:sizeRelH>
+          <wp14:sizeRelV relativeFrom="margin">
+            <wp14:pctHeight>0</wp14:pctHeight>
+          </wp14:sizeRelV>
+        </wp:anchor>
+      </w:drawing>
+    </w:r>
+  </w:p>
+</w:hdr>
+</file>
+
+<file path=word/header17.xml><?xml version="1.0" encoding="utf-8"?>
+<w:hdr xmlns:wpc="http://schemas.microsoft.com/office/word/2010/wordprocessingCanvas" xmlns:cx="http://schemas.microsoft.com/office/drawing/2014/chartex" xmlns:cx1="http://schemas.microsoft.com/office/drawing/2015/9/8/chartex" xmlns:cx2="http://schemas.microsoft.com/office/drawing/2015/10/21/chartex" xmlns:cx3="http://schemas.microsoft.com/office/drawing/2016/5/9/chartex" xmlns:cx4="http://schemas.microsoft.com/office/drawing/2016/5/10/chartex" xmlns:cx5="http://schemas.microsoft.com/office/drawing/2016/5/11/chartex" xmlns:cx6="http://schemas.microsoft.com/office/drawing/2016/5/12/chartex" xmlns:cx7="http://schemas.microsoft.com/office/drawing/2016/5/13/chartex" xmlns:cx8="http://schemas.microsoft.com/office/drawing/2016/5/14/chartex" xmlns:mc="http://schemas.openxmlformats.org/markup-compatibility/2006" xmlns:aink="http://schemas.microsoft.com/office/drawing/2016/ink" xmlns:am3d="http://schemas.microsoft.com/office/drawing/2017/model3d" xmlns:o="urn:schemas-microsoft-com:office:office" xmlns:r="http://schemas.openxmlformats.org/officeDocument/2006/relationships" xmlns:m="http://schemas.openxmlformats.org/officeDocument/2006/math" xmlns:v="urn:schemas-microsoft-com:vml" xmlns:wp14="http://schemas.microsoft.com/office/word/2010/wordprocessingDrawing" xmlns:wp="http://schemas.openxmlformats.org/drawingml/2006/wordprocessingDrawing" xmlns:w10="urn:schemas-microsoft-com:office:word" xmlns:w="http://schemas.openxmlformats.org/wordprocessingml/2006/main" xmlns:w14="http://schemas.microsoft.com/office/word/2010/wordml" xmlns:w15="http://schemas.microsoft.com/office/word/2012/wordml" xmlns:w16cex="http://schemas.microsoft.com/office/word/2018/wordml/cex" xmlns:w16cid="http://schemas.microsoft.com/office/word/2016/wordml/cid" xmlns:w16="http://schemas.microsoft.com/office/word/2018/wordml" xmlns:w16sdtdh="http://schemas.microsoft.com/office/word/2020/wordml/sdtdatahash" xmlns:w16se="http://schemas.microsoft.com/office/word/2015/wordml/symex" xmlns:wpg="http://schemas.microsoft.com/office/word/2010/wordprocessingGroup" xmlns:wpi="http://schemas.microsoft.com/office/word/2010/wordprocessingInk" xmlns:wne="http://schemas.microsoft.com/office/word/2006/wordml" xmlns:wps="http://schemas.microsoft.com/office/word/2010/wordprocessingShape" mc:Ignorable="w14 w15 w16se w16cid w16 w16cex w16sdtdh wp14">
+  <w:p>
+    <w:r>
+      <w:rPr>
+        <w:noProof/>
+        <w:lang w:val="en-US"/>
+      </w:rPr>
+      <w:drawing>
+        <wp:anchor distT="0" distB="0" distL="114300" distR="114300" simplePos="0" relativeHeight="251662336" behindDoc="1" locked="0" layoutInCell="1" allowOverlap="1" wp14:anchorId="6850A16B" wp14:editId="784D6614">
+          <wp:simplePos x="0" y="0"/>
+          <wp:positionH relativeFrom="page">
+            <wp:posOffset>0</wp:posOffset>
+          </wp:positionH>
+          <wp:positionV relativeFrom="page">
+            <wp:posOffset>5496</wp:posOffset>
+          </wp:positionV>
+          <wp:extent cx="7555698" cy="10679883"/>
+          <wp:effectExtent l="0" t="0" r="7620" b="7620"/>
+          <wp:wrapNone/>
+          <wp:docPr id="17" name="Picture 16"/>
+          <wp:cNvGraphicFramePr>
+            <a:graphicFrameLocks xmlns:a="http://schemas.openxmlformats.org/drawingml/2006/main" noChangeAspect="1"/>
+          </wp:cNvGraphicFramePr>
+          <a:graphic xmlns:a="http://schemas.openxmlformats.org/drawingml/2006/main">
+            <a:graphicData uri="http://schemas.openxmlformats.org/drawingml/2006/picture">
+              <pic:pic xmlns:pic="http://schemas.openxmlformats.org/drawingml/2006/picture">
+                <pic:nvPicPr>
+                  <pic:cNvPr id="1" name="ginutech-letterhead.png"/>
+                  <pic:cNvPicPr/>
+                </pic:nvPicPr>
+                <pic:blipFill>
+                  <a:blip r:embed="rId1" cstate="print">
+                    <a:extLst>
+                      <a:ext uri="{28A0092B-C50C-407E-A947-70E740481C1C}">
+                        <a14:useLocalDpi xmlns:a14="http://schemas.microsoft.com/office/drawing/2010/main" val="0"/>
+                      </a:ext>
+                    </a:extLst>
+                  </a:blip>
+                  <a:stretch>
+                    <a:fillRect/>
+                  </a:stretch>
+                </pic:blipFill>
+                <pic:spPr>
+                  <a:xfrm>
+                    <a:off x="0" y="0"/>
+                    <a:ext cx="7555698" cy="10679883"/>
+                  </a:xfrm>
+                  <a:prstGeom prst="rect">
+                    <a:avLst/>
+                  </a:prstGeom>
+                </pic:spPr>
+              </pic:pic>
+            </a:graphicData>
+          </a:graphic>
+          <wp14:sizeRelH relativeFrom="margin">
+            <wp14:pctWidth>0</wp14:pctWidth>
+          </wp14:sizeRelH>
+          <wp14:sizeRelV relativeFrom="margin">
+            <wp14:pctHeight>0</wp14:pctHeight>
+          </wp14:sizeRelV>
+        </wp:anchor>
+      </w:drawing>
+    </w:r>
+  </w:p>
+</w:hdr>
+</file>
+
+<file path=word/header18.xml><?xml version="1.0" encoding="utf-8"?>
+<w:hdr xmlns:wpc="http://schemas.microsoft.com/office/word/2010/wordprocessingCanvas" xmlns:cx="http://schemas.microsoft.com/office/drawing/2014/chartex" xmlns:cx1="http://schemas.microsoft.com/office/drawing/2015/9/8/chartex" xmlns:cx2="http://schemas.microsoft.com/office/drawing/2015/10/21/chartex" xmlns:cx3="http://schemas.microsoft.com/office/drawing/2016/5/9/chartex" xmlns:cx4="http://schemas.microsoft.com/office/drawing/2016/5/10/chartex" xmlns:cx5="http://schemas.microsoft.com/office/drawing/2016/5/11/chartex" xmlns:cx6="http://schemas.microsoft.com/office/drawing/2016/5/12/chartex" xmlns:cx7="http://schemas.microsoft.com/office/drawing/2016/5/13/chartex" xmlns:cx8="http://schemas.microsoft.com/office/drawing/2016/5/14/chartex" xmlns:mc="http://schemas.openxmlformats.org/markup-compatibility/2006" xmlns:aink="http://schemas.microsoft.com/office/drawing/2016/ink" xmlns:am3d="http://schemas.microsoft.com/office/drawing/2017/model3d" xmlns:o="urn:schemas-microsoft-com:office:office" xmlns:r="http://schemas.openxmlformats.org/officeDocument/2006/relationships" xmlns:m="http://schemas.openxmlformats.org/officeDocument/2006/math" xmlns:v="urn:schemas-microsoft-com:vml" xmlns:wp14="http://schemas.microsoft.com/office/word/2010/wordprocessingDrawing" xmlns:wp="http://schemas.openxmlformats.org/drawingml/2006/wordprocessingDrawing" xmlns:w10="urn:schemas-microsoft-com:office:word" xmlns:w="http://schemas.openxmlformats.org/wordprocessingml/2006/main" xmlns:w14="http://schemas.microsoft.com/office/word/2010/wordml" xmlns:w15="http://schemas.microsoft.com/office/word/2012/wordml" xmlns:w16cex="http://schemas.microsoft.com/office/word/2018/wordml/cex" xmlns:w16cid="http://schemas.microsoft.com/office/word/2016/wordml/cid" xmlns:w16="http://schemas.microsoft.com/office/word/2018/wordml" xmlns:w16sdtdh="http://schemas.microsoft.com/office/word/2020/wordml/sdtdatahash" xmlns:w16se="http://schemas.microsoft.com/office/word/2015/wordml/symex" xmlns:wpg="http://schemas.microsoft.com/office/word/2010/wordprocessingGroup" xmlns:wpi="http://schemas.microsoft.com/office/word/2010/wordprocessingInk" xmlns:wne="http://schemas.microsoft.com/office/word/2006/wordml" xmlns:wps="http://schemas.microsoft.com/office/word/2010/wordprocessingShape" mc:Ignorable="w14 w15 w16se w16cid w16 w16cex w16sdtdh wp14">
+  <w:p>
+    <w:r>
+      <w:rPr>
+        <w:noProof/>
+        <w:lang w:val="en-US"/>
+      </w:rPr>
+      <w:drawing>
+        <wp:anchor distT="0" distB="0" distL="114300" distR="114300" simplePos="0" relativeHeight="251663360" behindDoc="1" locked="0" layoutInCell="1" allowOverlap="1" wp14:anchorId="4C51FDA8" wp14:editId="007D018F">
+          <wp:simplePos x="0" y="0"/>
+          <wp:positionH relativeFrom="page">
+            <wp:posOffset>0</wp:posOffset>
+          </wp:positionH>
+          <wp:positionV relativeFrom="page">
+            <wp:posOffset>5496</wp:posOffset>
+          </wp:positionV>
+          <wp:extent cx="7555698" cy="10679883"/>
+          <wp:effectExtent l="0" t="0" r="7620" b="7620"/>
+          <wp:wrapNone/>
+          <wp:docPr id="18" name="Picture 16"/>
+          <wp:cNvGraphicFramePr>
+            <a:graphicFrameLocks xmlns:a="http://schemas.openxmlformats.org/drawingml/2006/main" noChangeAspect="1"/>
+          </wp:cNvGraphicFramePr>
+          <a:graphic xmlns:a="http://schemas.openxmlformats.org/drawingml/2006/main">
+            <a:graphicData uri="http://schemas.openxmlformats.org/drawingml/2006/picture">
+              <pic:pic xmlns:pic="http://schemas.openxmlformats.org/drawingml/2006/picture">
+                <pic:nvPicPr>
+                  <pic:cNvPr id="1" name="ginutech-letterhead.png"/>
+                  <pic:cNvPicPr/>
+                </pic:nvPicPr>
+                <pic:blipFill>
+                  <a:blip r:embed="rId1" cstate="print">
+                    <a:extLst>
+                      <a:ext uri="{28A0092B-C50C-407E-A947-70E740481C1C}">
+                        <a14:useLocalDpi xmlns:a14="http://schemas.microsoft.com/office/drawing/2010/main" val="0"/>
+                      </a:ext>
+                    </a:extLst>
+                  </a:blip>
+                  <a:stretch>
+                    <a:fillRect/>
+                  </a:stretch>
+                </pic:blipFill>
+                <pic:spPr>
+                  <a:xfrm>
+                    <a:off x="0" y="0"/>
+                    <a:ext cx="7555698" cy="10679883"/>
+                  </a:xfrm>
+                  <a:prstGeom prst="rect">
+                    <a:avLst/>
+                  </a:prstGeom>
+                </pic:spPr>
+              </pic:pic>
+            </a:graphicData>
+          </a:graphic>
+          <wp14:sizeRelH relativeFrom="margin">
+            <wp14:pctWidth>0</wp14:pctWidth>
+          </wp14:sizeRelH>
+          <wp14:sizeRelV relativeFrom="margin">
+            <wp14:pctHeight>0</wp14:pctHeight>
+          </wp14:sizeRelV>
+        </wp:anchor>
+      </w:drawing>
+    </w:r>
+  </w:p>
+</w:hdr>
+</file>
+
+<file path=word/header19.xml><?xml version="1.0" encoding="utf-8"?>
+<w:hdr xmlns:wpc="http://schemas.microsoft.com/office/word/2010/wordprocessingCanvas" xmlns:cx="http://schemas.microsoft.com/office/drawing/2014/chartex" xmlns:cx1="http://schemas.microsoft.com/office/drawing/2015/9/8/chartex" xmlns:cx2="http://schemas.microsoft.com/office/drawing/2015/10/21/chartex" xmlns:cx3="http://schemas.microsoft.com/office/drawing/2016/5/9/chartex" xmlns:cx4="http://schemas.microsoft.com/office/drawing/2016/5/10/chartex" xmlns:cx5="http://schemas.microsoft.com/office/drawing/2016/5/11/chartex" xmlns:cx6="http://schemas.microsoft.com/office/drawing/2016/5/12/chartex" xmlns:cx7="http://schemas.microsoft.com/office/drawing/2016/5/13/chartex" xmlns:cx8="http://schemas.microsoft.com/office/drawing/2016/5/14/chartex" xmlns:mc="http://schemas.openxmlformats.org/markup-compatibility/2006" xmlns:aink="http://schemas.microsoft.com/office/drawing/2016/ink" xmlns:am3d="http://schemas.microsoft.com/office/drawing/2017/model3d" xmlns:o="urn:schemas-microsoft-com:office:office" xmlns:r="http://schemas.openxmlformats.org/officeDocument/2006/relationships" xmlns:m="http://schemas.openxmlformats.org/officeDocument/2006/math" xmlns:v="urn:schemas-microsoft-com:vml" xmlns:wp14="http://schemas.microsoft.com/office/word/2010/wordprocessingDrawing" xmlns:wp="http://schemas.openxmlformats.org/drawingml/2006/wordprocessingDrawing" xmlns:w10="urn:schemas-microsoft-com:office:word" xmlns:w="http://schemas.openxmlformats.org/wordprocessingml/2006/main" xmlns:w14="http://schemas.microsoft.com/office/word/2010/wordml" xmlns:w15="http://schemas.microsoft.com/office/word/2012/wordml" xmlns:w16cex="http://schemas.microsoft.com/office/word/2018/wordml/cex" xmlns:w16cid="http://schemas.microsoft.com/office/word/2016/wordml/cid" xmlns:w16="http://schemas.microsoft.com/office/word/2018/wordml" xmlns:w16sdtdh="http://schemas.microsoft.com/office/word/2020/wordml/sdtdatahash" xmlns:w16se="http://schemas.microsoft.com/office/word/2015/wordml/symex" xmlns:wpg="http://schemas.microsoft.com/office/word/2010/wordprocessingGroup" xmlns:wpi="http://schemas.microsoft.com/office/word/2010/wordprocessingInk" xmlns:wne="http://schemas.microsoft.com/office/word/2006/wordml" xmlns:wps="http://schemas.microsoft.com/office/word/2010/wordprocessingShape" mc:Ignorable="w14 w15 w16se w16cid w16 w16cex w16sdtdh wp14">
+  <w:p>
+    <w:r>
+      <w:rPr>
+        <w:noProof/>
+        <w:lang w:val="en-US"/>
+      </w:rPr>
+      <w:drawing>
+        <wp:anchor distT="0" distB="0" distL="114300" distR="114300" simplePos="0" relativeHeight="251664384" behindDoc="1" locked="0" layoutInCell="1" allowOverlap="1" wp14:anchorId="56B17129" wp14:editId="704F2429">
+          <wp:simplePos x="0" y="0"/>
+          <wp:positionH relativeFrom="page">
+            <wp:posOffset>0</wp:posOffset>
+          </wp:positionH>
+          <wp:positionV relativeFrom="page">
+            <wp:posOffset>5496</wp:posOffset>
+          </wp:positionV>
+          <wp:extent cx="7555698" cy="10679883"/>
+          <wp:effectExtent l="0" t="0" r="7620" b="7620"/>
+          <wp:wrapNone/>
+          <wp:docPr id="22" name="Picture 16"/>
+          <wp:cNvGraphicFramePr>
+            <a:graphicFrameLocks xmlns:a="http://schemas.openxmlformats.org/drawingml/2006/main" noChangeAspect="1"/>
+          </wp:cNvGraphicFramePr>
+          <a:graphic xmlns:a="http://schemas.openxmlformats.org/drawingml/2006/main">
+            <a:graphicData uri="http://schemas.openxmlformats.org/drawingml/2006/picture">
+              <pic:pic xmlns:pic="http://schemas.openxmlformats.org/drawingml/2006/picture">
+                <pic:nvPicPr>
+                  <pic:cNvPr id="1" name="ginutech-letterhead.png"/>
+                  <pic:cNvPicPr/>
+                </pic:nvPicPr>
+                <pic:blipFill>
+                  <a:blip r:embed="rId1" cstate="print">
+                    <a:extLst>
+                      <a:ext uri="{28A0092B-C50C-407E-A947-70E740481C1C}">
+                        <a14:useLocalDpi xmlns:a14="http://schemas.microsoft.com/office/drawing/2010/main" val="0"/>
+                      </a:ext>
+                    </a:extLst>
+                  </a:blip>
+                  <a:stretch>
+                    <a:fillRect/>
+                  </a:stretch>
+                </pic:blipFill>
+                <pic:spPr>
+                  <a:xfrm>
+                    <a:off x="0" y="0"/>
+                    <a:ext cx="7555698" cy="10679883"/>
+                  </a:xfrm>
+                  <a:prstGeom prst="rect">
+                    <a:avLst/>
+                  </a:prstGeom>
+                </pic:spPr>
+              </pic:pic>
+            </a:graphicData>
+          </a:graphic>
+          <wp14:sizeRelH relativeFrom="margin">
+            <wp14:pctWidth>0</wp14:pctWidth>
+          </wp14:sizeRelH>
+          <wp14:sizeRelV relativeFrom="margin">
+            <wp14:pctHeight>0</wp14:pctHeight>
+          </wp14:sizeRelV>
+        </wp:anchor>
+      </w:drawing>
+    </w:r>
   </w:p>
 </w:hdr>
 </file>
@@ -8096,47 +8467,882 @@
 <file path=word/header2.xml><?xml version="1.0" encoding="utf-8"?>
 <w:hdr xmlns:wpc="http://schemas.microsoft.com/office/word/2010/wordprocessingCanvas" xmlns:cx="http://schemas.microsoft.com/office/drawing/2014/chartex" xmlns:cx1="http://schemas.microsoft.com/office/drawing/2015/9/8/chartex" xmlns:cx2="http://schemas.microsoft.com/office/drawing/2015/10/21/chartex" xmlns:cx3="http://schemas.microsoft.com/office/drawing/2016/5/9/chartex" xmlns:cx4="http://schemas.microsoft.com/office/drawing/2016/5/10/chartex" xmlns:cx5="http://schemas.microsoft.com/office/drawing/2016/5/11/chartex" xmlns:cx6="http://schemas.microsoft.com/office/drawing/2016/5/12/chartex" xmlns:cx7="http://schemas.microsoft.com/office/drawing/2016/5/13/chartex" xmlns:cx8="http://schemas.microsoft.com/office/drawing/2016/5/14/chartex" xmlns:mc="http://schemas.openxmlformats.org/markup-compatibility/2006" xmlns:aink="http://schemas.microsoft.com/office/drawing/2016/ink" xmlns:am3d="http://schemas.microsoft.com/office/drawing/2017/model3d" xmlns:o="urn:schemas-microsoft-com:office:office" xmlns:r="http://schemas.openxmlformats.org/officeDocument/2006/relationships" xmlns:m="http://schemas.openxmlformats.org/officeDocument/2006/math" xmlns:v="urn:schemas-microsoft-com:vml" xmlns:wp14="http://schemas.microsoft.com/office/word/2010/wordprocessingDrawing" xmlns:wp="http://schemas.openxmlformats.org/drawingml/2006/wordprocessingDrawing" xmlns:w10="urn:schemas-microsoft-com:office:word" xmlns:w="http://schemas.openxmlformats.org/wordprocessingml/2006/main" xmlns:w14="http://schemas.microsoft.com/office/word/2010/wordml" xmlns:w15="http://schemas.microsoft.com/office/word/2012/wordml" xmlns:w16cex="http://schemas.microsoft.com/office/word/2018/wordml/cex" xmlns:w16cid="http://schemas.microsoft.com/office/word/2016/wordml/cid" xmlns:w16="http://schemas.microsoft.com/office/word/2018/wordml" xmlns:w16sdtdh="http://schemas.microsoft.com/office/word/2020/wordml/sdtdatahash" xmlns:w16se="http://schemas.microsoft.com/office/word/2015/wordml/symex" xmlns:wpg="http://schemas.microsoft.com/office/word/2010/wordprocessingGroup" xmlns:wpi="http://schemas.microsoft.com/office/word/2010/wordprocessingInk" xmlns:wne="http://schemas.microsoft.com/office/word/2006/wordml" xmlns:wps="http://schemas.microsoft.com/office/word/2010/wordprocessingShape" mc:Ignorable="w14 w15 w16se w16cid w16 w16cex w16sdtdh wp14">
   <w:p>
-    <w:pPr>
-      <w:pStyle w:val="NormalWeb"/>
-      <w:tabs>
-        <w:tab w:val="left" w:pos="4320"/>
-        <w:tab w:val="center" w:pos="4680"/>
-        <w:tab w:val="right" w:pos="9360"/>
-      </w:tabs>
-      <w:rPr>
-        <w:sz w:val="20"/>
-      </w:rPr>
-    </w:pPr>
     <w:r>
       <w:rPr>
         <w:noProof/>
-        <w:color w:val="00B050"/>
+        <w:lang w:val="en-US"/>
       </w:rPr>
-      <w:pict w14:anchorId="5DCBDBF2">
-        <v:shapetype id="_x0000_t75" coordsize="21600,21600" o:spt="75" o:preferrelative="t" path="m@4@5l@4@11@9@11@9@5xe" filled="f" stroked="f">
-          <v:stroke joinstyle="miter"/>
-          <v:formulas>
-            <v:f eqn="if lineDrawn pixelLineWidth 0"/>
-            <v:f eqn="sum @0 1 0"/>
-            <v:f eqn="sum 0 0 @1"/>
-            <v:f eqn="prod @2 1 2"/>
-            <v:f eqn="prod @3 21600 pixelWidth"/>
-            <v:f eqn="prod @3 21600 pixelHeight"/>
-            <v:f eqn="sum @0 0 1"/>
-            <v:f eqn="prod @6 1 2"/>
-            <v:f eqn="prod @7 21600 pixelWidth"/>
-            <v:f eqn="sum @8 21600 0"/>
-            <v:f eqn="prod @7 21600 pixelHeight"/>
-            <v:f eqn="sum @10 21600 0"/>
-          </v:formulas>
-          <v:path o:extrusionok="f" gradientshapeok="t" o:connecttype="rect"/>
-          <o:lock v:ext="edit" aspectratio="t"/>
-        </v:shapetype>
-        <v:shape id="_x0000_s2050" type="#_x0000_t75" style="position:absolute;margin-left:0;margin-top:0;width:467.95pt;height:329.55pt;z-index:-16165888;mso-position-horizontal:center;mso-position-horizontal-relative:margin;mso-position-vertical:center;mso-position-vertical-relative:margin" o:allowincell="f">
-          <v:imagedata r:id="rId1" o:title="ginutech-symbol" gain="19661f" blacklevel="22938f"/>
-          <w10:wrap anchorx="margin" anchory="margin"/>
-        </v:shape>
-      </w:pict>
+      <w:drawing>
+        <wp:anchor distT="0" distB="0" distL="114300" distR="114300" simplePos="0" relativeHeight="251646976" behindDoc="1" locked="0" layoutInCell="1" allowOverlap="1" wp14:anchorId="7A1FDD8E" wp14:editId="338377D7">
+          <wp:simplePos x="0" y="0"/>
+          <wp:positionH relativeFrom="page">
+            <wp:posOffset>0</wp:posOffset>
+          </wp:positionH>
+          <wp:positionV relativeFrom="page">
+            <wp:posOffset>5496</wp:posOffset>
+          </wp:positionV>
+          <wp:extent cx="7555698" cy="10679883"/>
+          <wp:effectExtent l="0" t="0" r="7620" b="7620"/>
+          <wp:wrapNone/>
+          <wp:docPr id="16" name="Picture 16"/>
+          <wp:cNvGraphicFramePr>
+            <a:graphicFrameLocks xmlns:a="http://schemas.openxmlformats.org/drawingml/2006/main" noChangeAspect="1"/>
+          </wp:cNvGraphicFramePr>
+          <a:graphic xmlns:a="http://schemas.openxmlformats.org/drawingml/2006/main">
+            <a:graphicData uri="http://schemas.openxmlformats.org/drawingml/2006/picture">
+              <pic:pic xmlns:pic="http://schemas.openxmlformats.org/drawingml/2006/picture">
+                <pic:nvPicPr>
+                  <pic:cNvPr id="1" name="ginutech-letterhead.png"/>
+                  <pic:cNvPicPr/>
+                </pic:nvPicPr>
+                <pic:blipFill>
+                  <a:blip r:embed="rId1" cstate="print">
+                    <a:extLst>
+                      <a:ext uri="{28A0092B-C50C-407E-A947-70E740481C1C}">
+                        <a14:useLocalDpi xmlns:a14="http://schemas.microsoft.com/office/drawing/2010/main" val="0"/>
+                      </a:ext>
+                    </a:extLst>
+                  </a:blip>
+                  <a:stretch>
+                    <a:fillRect/>
+                  </a:stretch>
+                </pic:blipFill>
+                <pic:spPr>
+                  <a:xfrm>
+                    <a:off x="0" y="0"/>
+                    <a:ext cx="7555698" cy="10679883"/>
+                  </a:xfrm>
+                  <a:prstGeom prst="rect">
+                    <a:avLst/>
+                  </a:prstGeom>
+                </pic:spPr>
+              </pic:pic>
+            </a:graphicData>
+          </a:graphic>
+          <wp14:sizeRelH relativeFrom="margin">
+            <wp14:pctWidth>0</wp14:pctWidth>
+          </wp14:sizeRelH>
+          <wp14:sizeRelV relativeFrom="margin">
+            <wp14:pctHeight>0</wp14:pctHeight>
+          </wp14:sizeRelV>
+        </wp:anchor>
+      </w:drawing>
+    </w:r>
+  </w:p>
+</w:hdr>
+</file>
+
+<file path=word/header20.xml><?xml version="1.0" encoding="utf-8"?>
+<w:hdr xmlns:wpc="http://schemas.microsoft.com/office/word/2010/wordprocessingCanvas" xmlns:cx="http://schemas.microsoft.com/office/drawing/2014/chartex" xmlns:cx1="http://schemas.microsoft.com/office/drawing/2015/9/8/chartex" xmlns:cx2="http://schemas.microsoft.com/office/drawing/2015/10/21/chartex" xmlns:cx3="http://schemas.microsoft.com/office/drawing/2016/5/9/chartex" xmlns:cx4="http://schemas.microsoft.com/office/drawing/2016/5/10/chartex" xmlns:cx5="http://schemas.microsoft.com/office/drawing/2016/5/11/chartex" xmlns:cx6="http://schemas.microsoft.com/office/drawing/2016/5/12/chartex" xmlns:cx7="http://schemas.microsoft.com/office/drawing/2016/5/13/chartex" xmlns:cx8="http://schemas.microsoft.com/office/drawing/2016/5/14/chartex" xmlns:mc="http://schemas.openxmlformats.org/markup-compatibility/2006" xmlns:aink="http://schemas.microsoft.com/office/drawing/2016/ink" xmlns:am3d="http://schemas.microsoft.com/office/drawing/2017/model3d" xmlns:o="urn:schemas-microsoft-com:office:office" xmlns:r="http://schemas.openxmlformats.org/officeDocument/2006/relationships" xmlns:m="http://schemas.openxmlformats.org/officeDocument/2006/math" xmlns:v="urn:schemas-microsoft-com:vml" xmlns:wp14="http://schemas.microsoft.com/office/word/2010/wordprocessingDrawing" xmlns:wp="http://schemas.openxmlformats.org/drawingml/2006/wordprocessingDrawing" xmlns:w10="urn:schemas-microsoft-com:office:word" xmlns:w="http://schemas.openxmlformats.org/wordprocessingml/2006/main" xmlns:w14="http://schemas.microsoft.com/office/word/2010/wordml" xmlns:w15="http://schemas.microsoft.com/office/word/2012/wordml" xmlns:w16cex="http://schemas.microsoft.com/office/word/2018/wordml/cex" xmlns:w16cid="http://schemas.microsoft.com/office/word/2016/wordml/cid" xmlns:w16="http://schemas.microsoft.com/office/word/2018/wordml" xmlns:w16sdtdh="http://schemas.microsoft.com/office/word/2020/wordml/sdtdatahash" xmlns:w16se="http://schemas.microsoft.com/office/word/2015/wordml/symex" xmlns:wpg="http://schemas.microsoft.com/office/word/2010/wordprocessingGroup" xmlns:wpi="http://schemas.microsoft.com/office/word/2010/wordprocessingInk" xmlns:wne="http://schemas.microsoft.com/office/word/2006/wordml" xmlns:wps="http://schemas.microsoft.com/office/word/2010/wordprocessingShape" mc:Ignorable="w14 w15 w16se w16cid w16 w16cex w16sdtdh wp14">
+  <w:p>
+    <w:r>
+      <w:rPr>
+        <w:noProof/>
+        <w:lang w:val="en-US"/>
+      </w:rPr>
+      <w:drawing>
+        <wp:anchor distT="0" distB="0" distL="114300" distR="114300" simplePos="0" relativeHeight="251665408" behindDoc="1" locked="0" layoutInCell="1" allowOverlap="1" wp14:anchorId="272B1E46" wp14:editId="3C353421">
+          <wp:simplePos x="0" y="0"/>
+          <wp:positionH relativeFrom="page">
+            <wp:posOffset>0</wp:posOffset>
+          </wp:positionH>
+          <wp:positionV relativeFrom="page">
+            <wp:posOffset>5496</wp:posOffset>
+          </wp:positionV>
+          <wp:extent cx="7555698" cy="10679883"/>
+          <wp:effectExtent l="0" t="0" r="7620" b="7620"/>
+          <wp:wrapNone/>
+          <wp:docPr id="20" name="Picture 16"/>
+          <wp:cNvGraphicFramePr>
+            <a:graphicFrameLocks xmlns:a="http://schemas.openxmlformats.org/drawingml/2006/main" noChangeAspect="1"/>
+          </wp:cNvGraphicFramePr>
+          <a:graphic xmlns:a="http://schemas.openxmlformats.org/drawingml/2006/main">
+            <a:graphicData uri="http://schemas.openxmlformats.org/drawingml/2006/picture">
+              <pic:pic xmlns:pic="http://schemas.openxmlformats.org/drawingml/2006/picture">
+                <pic:nvPicPr>
+                  <pic:cNvPr id="1" name="ginutech-letterhead.png"/>
+                  <pic:cNvPicPr/>
+                </pic:nvPicPr>
+                <pic:blipFill>
+                  <a:blip r:embed="rId1" cstate="print">
+                    <a:extLst>
+                      <a:ext uri="{28A0092B-C50C-407E-A947-70E740481C1C}">
+                        <a14:useLocalDpi xmlns:a14="http://schemas.microsoft.com/office/drawing/2010/main" val="0"/>
+                      </a:ext>
+                    </a:extLst>
+                  </a:blip>
+                  <a:stretch>
+                    <a:fillRect/>
+                  </a:stretch>
+                </pic:blipFill>
+                <pic:spPr>
+                  <a:xfrm>
+                    <a:off x="0" y="0"/>
+                    <a:ext cx="7555698" cy="10679883"/>
+                  </a:xfrm>
+                  <a:prstGeom prst="rect">
+                    <a:avLst/>
+                  </a:prstGeom>
+                </pic:spPr>
+              </pic:pic>
+            </a:graphicData>
+          </a:graphic>
+          <wp14:sizeRelH relativeFrom="margin">
+            <wp14:pctWidth>0</wp14:pctWidth>
+          </wp14:sizeRelH>
+          <wp14:sizeRelV relativeFrom="margin">
+            <wp14:pctHeight>0</wp14:pctHeight>
+          </wp14:sizeRelV>
+        </wp:anchor>
+      </w:drawing>
+    </w:r>
+  </w:p>
+</w:hdr>
+</file>
+
+<file path=word/header21.xml><?xml version="1.0" encoding="utf-8"?>
+<w:hdr xmlns:wpc="http://schemas.microsoft.com/office/word/2010/wordprocessingCanvas" xmlns:cx="http://schemas.microsoft.com/office/drawing/2014/chartex" xmlns:cx1="http://schemas.microsoft.com/office/drawing/2015/9/8/chartex" xmlns:cx2="http://schemas.microsoft.com/office/drawing/2015/10/21/chartex" xmlns:cx3="http://schemas.microsoft.com/office/drawing/2016/5/9/chartex" xmlns:cx4="http://schemas.microsoft.com/office/drawing/2016/5/10/chartex" xmlns:cx5="http://schemas.microsoft.com/office/drawing/2016/5/11/chartex" xmlns:cx6="http://schemas.microsoft.com/office/drawing/2016/5/12/chartex" xmlns:cx7="http://schemas.microsoft.com/office/drawing/2016/5/13/chartex" xmlns:cx8="http://schemas.microsoft.com/office/drawing/2016/5/14/chartex" xmlns:mc="http://schemas.openxmlformats.org/markup-compatibility/2006" xmlns:aink="http://schemas.microsoft.com/office/drawing/2016/ink" xmlns:am3d="http://schemas.microsoft.com/office/drawing/2017/model3d" xmlns:o="urn:schemas-microsoft-com:office:office" xmlns:r="http://schemas.openxmlformats.org/officeDocument/2006/relationships" xmlns:m="http://schemas.openxmlformats.org/officeDocument/2006/math" xmlns:v="urn:schemas-microsoft-com:vml" xmlns:wp14="http://schemas.microsoft.com/office/word/2010/wordprocessingDrawing" xmlns:wp="http://schemas.openxmlformats.org/drawingml/2006/wordprocessingDrawing" xmlns:w10="urn:schemas-microsoft-com:office:word" xmlns:w="http://schemas.openxmlformats.org/wordprocessingml/2006/main" xmlns:w14="http://schemas.microsoft.com/office/word/2010/wordml" xmlns:w15="http://schemas.microsoft.com/office/word/2012/wordml" xmlns:w16cex="http://schemas.microsoft.com/office/word/2018/wordml/cex" xmlns:w16cid="http://schemas.microsoft.com/office/word/2016/wordml/cid" xmlns:w16="http://schemas.microsoft.com/office/word/2018/wordml" xmlns:w16sdtdh="http://schemas.microsoft.com/office/word/2020/wordml/sdtdatahash" xmlns:w16se="http://schemas.microsoft.com/office/word/2015/wordml/symex" xmlns:wpg="http://schemas.microsoft.com/office/word/2010/wordprocessingGroup" xmlns:wpi="http://schemas.microsoft.com/office/word/2010/wordprocessingInk" xmlns:wne="http://schemas.microsoft.com/office/word/2006/wordml" xmlns:wps="http://schemas.microsoft.com/office/word/2010/wordprocessingShape" mc:Ignorable="w14 w15 w16se w16cid w16 w16cex w16sdtdh wp14">
+  <w:p>
+    <w:r>
+      <w:rPr>
+        <w:noProof/>
+        <w:lang w:val="en-US"/>
+      </w:rPr>
+      <w:drawing>
+        <wp:anchor distT="0" distB="0" distL="114300" distR="114300" simplePos="0" relativeHeight="251666432" behindDoc="1" locked="0" layoutInCell="1" allowOverlap="1" wp14:anchorId="601DA184" wp14:editId="6BCA2263">
+          <wp:simplePos x="0" y="0"/>
+          <wp:positionH relativeFrom="page">
+            <wp:posOffset>0</wp:posOffset>
+          </wp:positionH>
+          <wp:positionV relativeFrom="page">
+            <wp:posOffset>5496</wp:posOffset>
+          </wp:positionV>
+          <wp:extent cx="7555698" cy="10679883"/>
+          <wp:effectExtent l="0" t="0" r="7620" b="7620"/>
+          <wp:wrapNone/>
+          <wp:docPr id="21" name="Picture 16"/>
+          <wp:cNvGraphicFramePr>
+            <a:graphicFrameLocks xmlns:a="http://schemas.openxmlformats.org/drawingml/2006/main" noChangeAspect="1"/>
+          </wp:cNvGraphicFramePr>
+          <a:graphic xmlns:a="http://schemas.openxmlformats.org/drawingml/2006/main">
+            <a:graphicData uri="http://schemas.openxmlformats.org/drawingml/2006/picture">
+              <pic:pic xmlns:pic="http://schemas.openxmlformats.org/drawingml/2006/picture">
+                <pic:nvPicPr>
+                  <pic:cNvPr id="1" name="ginutech-letterhead.png"/>
+                  <pic:cNvPicPr/>
+                </pic:nvPicPr>
+                <pic:blipFill>
+                  <a:blip r:embed="rId1" cstate="print">
+                    <a:extLst>
+                      <a:ext uri="{28A0092B-C50C-407E-A947-70E740481C1C}">
+                        <a14:useLocalDpi xmlns:a14="http://schemas.microsoft.com/office/drawing/2010/main" val="0"/>
+                      </a:ext>
+                    </a:extLst>
+                  </a:blip>
+                  <a:stretch>
+                    <a:fillRect/>
+                  </a:stretch>
+                </pic:blipFill>
+                <pic:spPr>
+                  <a:xfrm>
+                    <a:off x="0" y="0"/>
+                    <a:ext cx="7555698" cy="10679883"/>
+                  </a:xfrm>
+                  <a:prstGeom prst="rect">
+                    <a:avLst/>
+                  </a:prstGeom>
+                </pic:spPr>
+              </pic:pic>
+            </a:graphicData>
+          </a:graphic>
+          <wp14:sizeRelH relativeFrom="margin">
+            <wp14:pctWidth>0</wp14:pctWidth>
+          </wp14:sizeRelH>
+          <wp14:sizeRelV relativeFrom="margin">
+            <wp14:pctHeight>0</wp14:pctHeight>
+          </wp14:sizeRelV>
+        </wp:anchor>
+      </w:drawing>
+    </w:r>
+  </w:p>
+</w:hdr>
+</file>
+
+<file path=word/header22.xml><?xml version="1.0" encoding="utf-8"?>
+<w:hdr xmlns:wpc="http://schemas.microsoft.com/office/word/2010/wordprocessingCanvas" xmlns:cx="http://schemas.microsoft.com/office/drawing/2014/chartex" xmlns:cx1="http://schemas.microsoft.com/office/drawing/2015/9/8/chartex" xmlns:cx2="http://schemas.microsoft.com/office/drawing/2015/10/21/chartex" xmlns:cx3="http://schemas.microsoft.com/office/drawing/2016/5/9/chartex" xmlns:cx4="http://schemas.microsoft.com/office/drawing/2016/5/10/chartex" xmlns:cx5="http://schemas.microsoft.com/office/drawing/2016/5/11/chartex" xmlns:cx6="http://schemas.microsoft.com/office/drawing/2016/5/12/chartex" xmlns:cx7="http://schemas.microsoft.com/office/drawing/2016/5/13/chartex" xmlns:cx8="http://schemas.microsoft.com/office/drawing/2016/5/14/chartex" xmlns:mc="http://schemas.openxmlformats.org/markup-compatibility/2006" xmlns:aink="http://schemas.microsoft.com/office/drawing/2016/ink" xmlns:am3d="http://schemas.microsoft.com/office/drawing/2017/model3d" xmlns:o="urn:schemas-microsoft-com:office:office" xmlns:r="http://schemas.openxmlformats.org/officeDocument/2006/relationships" xmlns:m="http://schemas.openxmlformats.org/officeDocument/2006/math" xmlns:v="urn:schemas-microsoft-com:vml" xmlns:wp14="http://schemas.microsoft.com/office/word/2010/wordprocessingDrawing" xmlns:wp="http://schemas.openxmlformats.org/drawingml/2006/wordprocessingDrawing" xmlns:w10="urn:schemas-microsoft-com:office:word" xmlns:w="http://schemas.openxmlformats.org/wordprocessingml/2006/main" xmlns:w14="http://schemas.microsoft.com/office/word/2010/wordml" xmlns:w15="http://schemas.microsoft.com/office/word/2012/wordml" xmlns:w16cex="http://schemas.microsoft.com/office/word/2018/wordml/cex" xmlns:w16cid="http://schemas.microsoft.com/office/word/2016/wordml/cid" xmlns:w16="http://schemas.microsoft.com/office/word/2018/wordml" xmlns:w16sdtdh="http://schemas.microsoft.com/office/word/2020/wordml/sdtdatahash" xmlns:w16se="http://schemas.microsoft.com/office/word/2015/wordml/symex" xmlns:wpg="http://schemas.microsoft.com/office/word/2010/wordprocessingGroup" xmlns:wpi="http://schemas.microsoft.com/office/word/2010/wordprocessingInk" xmlns:wne="http://schemas.microsoft.com/office/word/2006/wordml" xmlns:wps="http://schemas.microsoft.com/office/word/2010/wordprocessingShape" mc:Ignorable="w14 w15 w16se w16cid w16 w16cex w16sdtdh wp14">
+  <w:p>
+    <w:r>
+      <w:rPr>
+        <w:noProof/>
+        <w:lang w:val="en-US"/>
+      </w:rPr>
+      <w:drawing>
+        <wp:anchor distT="0" distB="0" distL="114300" distR="114300" simplePos="0" relativeHeight="251667456" behindDoc="1" locked="0" layoutInCell="1" allowOverlap="1" wp14:anchorId="44961D36" wp14:editId="4DEB7429">
+          <wp:simplePos x="0" y="0"/>
+          <wp:positionH relativeFrom="page">
+            <wp:posOffset>0</wp:posOffset>
+          </wp:positionH>
+          <wp:positionV relativeFrom="page">
+            <wp:posOffset>5496</wp:posOffset>
+          </wp:positionV>
+          <wp:extent cx="7555698" cy="10679883"/>
+          <wp:effectExtent l="0" t="0" r="7620" b="7620"/>
+          <wp:wrapNone/>
+          <wp:docPr id="25" name="Picture 16"/>
+          <wp:cNvGraphicFramePr>
+            <a:graphicFrameLocks xmlns:a="http://schemas.openxmlformats.org/drawingml/2006/main" noChangeAspect="1"/>
+          </wp:cNvGraphicFramePr>
+          <a:graphic xmlns:a="http://schemas.openxmlformats.org/drawingml/2006/main">
+            <a:graphicData uri="http://schemas.openxmlformats.org/drawingml/2006/picture">
+              <pic:pic xmlns:pic="http://schemas.openxmlformats.org/drawingml/2006/picture">
+                <pic:nvPicPr>
+                  <pic:cNvPr id="1" name="ginutech-letterhead.png"/>
+                  <pic:cNvPicPr/>
+                </pic:nvPicPr>
+                <pic:blipFill>
+                  <a:blip r:embed="rId1" cstate="print">
+                    <a:extLst>
+                      <a:ext uri="{28A0092B-C50C-407E-A947-70E740481C1C}">
+                        <a14:useLocalDpi xmlns:a14="http://schemas.microsoft.com/office/drawing/2010/main" val="0"/>
+                      </a:ext>
+                    </a:extLst>
+                  </a:blip>
+                  <a:stretch>
+                    <a:fillRect/>
+                  </a:stretch>
+                </pic:blipFill>
+                <pic:spPr>
+                  <a:xfrm>
+                    <a:off x="0" y="0"/>
+                    <a:ext cx="7555698" cy="10679883"/>
+                  </a:xfrm>
+                  <a:prstGeom prst="rect">
+                    <a:avLst/>
+                  </a:prstGeom>
+                </pic:spPr>
+              </pic:pic>
+            </a:graphicData>
+          </a:graphic>
+          <wp14:sizeRelH relativeFrom="margin">
+            <wp14:pctWidth>0</wp14:pctWidth>
+          </wp14:sizeRelH>
+          <wp14:sizeRelV relativeFrom="margin">
+            <wp14:pctHeight>0</wp14:pctHeight>
+          </wp14:sizeRelV>
+        </wp:anchor>
+      </w:drawing>
+    </w:r>
+  </w:p>
+</w:hdr>
+</file>
+
+<file path=word/header23.xml><?xml version="1.0" encoding="utf-8"?>
+<w:hdr xmlns:wpc="http://schemas.microsoft.com/office/word/2010/wordprocessingCanvas" xmlns:cx="http://schemas.microsoft.com/office/drawing/2014/chartex" xmlns:cx1="http://schemas.microsoft.com/office/drawing/2015/9/8/chartex" xmlns:cx2="http://schemas.microsoft.com/office/drawing/2015/10/21/chartex" xmlns:cx3="http://schemas.microsoft.com/office/drawing/2016/5/9/chartex" xmlns:cx4="http://schemas.microsoft.com/office/drawing/2016/5/10/chartex" xmlns:cx5="http://schemas.microsoft.com/office/drawing/2016/5/11/chartex" xmlns:cx6="http://schemas.microsoft.com/office/drawing/2016/5/12/chartex" xmlns:cx7="http://schemas.microsoft.com/office/drawing/2016/5/13/chartex" xmlns:cx8="http://schemas.microsoft.com/office/drawing/2016/5/14/chartex" xmlns:mc="http://schemas.openxmlformats.org/markup-compatibility/2006" xmlns:aink="http://schemas.microsoft.com/office/drawing/2016/ink" xmlns:am3d="http://schemas.microsoft.com/office/drawing/2017/model3d" xmlns:o="urn:schemas-microsoft-com:office:office" xmlns:r="http://schemas.openxmlformats.org/officeDocument/2006/relationships" xmlns:m="http://schemas.openxmlformats.org/officeDocument/2006/math" xmlns:v="urn:schemas-microsoft-com:vml" xmlns:wp14="http://schemas.microsoft.com/office/word/2010/wordprocessingDrawing" xmlns:wp="http://schemas.openxmlformats.org/drawingml/2006/wordprocessingDrawing" xmlns:w10="urn:schemas-microsoft-com:office:word" xmlns:w="http://schemas.openxmlformats.org/wordprocessingml/2006/main" xmlns:w14="http://schemas.microsoft.com/office/word/2010/wordml" xmlns:w15="http://schemas.microsoft.com/office/word/2012/wordml" xmlns:w16cex="http://schemas.microsoft.com/office/word/2018/wordml/cex" xmlns:w16cid="http://schemas.microsoft.com/office/word/2016/wordml/cid" xmlns:w16="http://schemas.microsoft.com/office/word/2018/wordml" xmlns:w16sdtdh="http://schemas.microsoft.com/office/word/2020/wordml/sdtdatahash" xmlns:w16se="http://schemas.microsoft.com/office/word/2015/wordml/symex" xmlns:wpg="http://schemas.microsoft.com/office/word/2010/wordprocessingGroup" xmlns:wpi="http://schemas.microsoft.com/office/word/2010/wordprocessingInk" xmlns:wne="http://schemas.microsoft.com/office/word/2006/wordml" xmlns:wps="http://schemas.microsoft.com/office/word/2010/wordprocessingShape" mc:Ignorable="w14 w15 w16se w16cid w16 w16cex w16sdtdh wp14">
+  <w:p>
+    <w:r>
+      <w:rPr>
+        <w:noProof/>
+        <w:lang w:val="en-US"/>
+      </w:rPr>
+      <w:drawing>
+        <wp:anchor distT="0" distB="0" distL="114300" distR="114300" simplePos="0" relativeHeight="251668480" behindDoc="1" locked="0" layoutInCell="1" allowOverlap="1" wp14:anchorId="5CD4370A" wp14:editId="545054EC">
+          <wp:simplePos x="0" y="0"/>
+          <wp:positionH relativeFrom="page">
+            <wp:posOffset>0</wp:posOffset>
+          </wp:positionH>
+          <wp:positionV relativeFrom="page">
+            <wp:posOffset>5496</wp:posOffset>
+          </wp:positionV>
+          <wp:extent cx="7555698" cy="10679883"/>
+          <wp:effectExtent l="0" t="0" r="7620" b="7620"/>
+          <wp:wrapNone/>
+          <wp:docPr id="23" name="Picture 16"/>
+          <wp:cNvGraphicFramePr>
+            <a:graphicFrameLocks xmlns:a="http://schemas.openxmlformats.org/drawingml/2006/main" noChangeAspect="1"/>
+          </wp:cNvGraphicFramePr>
+          <a:graphic xmlns:a="http://schemas.openxmlformats.org/drawingml/2006/main">
+            <a:graphicData uri="http://schemas.openxmlformats.org/drawingml/2006/picture">
+              <pic:pic xmlns:pic="http://schemas.openxmlformats.org/drawingml/2006/picture">
+                <pic:nvPicPr>
+                  <pic:cNvPr id="1" name="ginutech-letterhead.png"/>
+                  <pic:cNvPicPr/>
+                </pic:nvPicPr>
+                <pic:blipFill>
+                  <a:blip r:embed="rId1" cstate="print">
+                    <a:extLst>
+                      <a:ext uri="{28A0092B-C50C-407E-A947-70E740481C1C}">
+                        <a14:useLocalDpi xmlns:a14="http://schemas.microsoft.com/office/drawing/2010/main" val="0"/>
+                      </a:ext>
+                    </a:extLst>
+                  </a:blip>
+                  <a:stretch>
+                    <a:fillRect/>
+                  </a:stretch>
+                </pic:blipFill>
+                <pic:spPr>
+                  <a:xfrm>
+                    <a:off x="0" y="0"/>
+                    <a:ext cx="7555698" cy="10679883"/>
+                  </a:xfrm>
+                  <a:prstGeom prst="rect">
+                    <a:avLst/>
+                  </a:prstGeom>
+                </pic:spPr>
+              </pic:pic>
+            </a:graphicData>
+          </a:graphic>
+          <wp14:sizeRelH relativeFrom="margin">
+            <wp14:pctWidth>0</wp14:pctWidth>
+          </wp14:sizeRelH>
+          <wp14:sizeRelV relativeFrom="margin">
+            <wp14:pctHeight>0</wp14:pctHeight>
+          </wp14:sizeRelV>
+        </wp:anchor>
+      </w:drawing>
+    </w:r>
+  </w:p>
+</w:hdr>
+</file>
+
+<file path=word/header24.xml><?xml version="1.0" encoding="utf-8"?>
+<w:hdr xmlns:wpc="http://schemas.microsoft.com/office/word/2010/wordprocessingCanvas" xmlns:cx="http://schemas.microsoft.com/office/drawing/2014/chartex" xmlns:cx1="http://schemas.microsoft.com/office/drawing/2015/9/8/chartex" xmlns:cx2="http://schemas.microsoft.com/office/drawing/2015/10/21/chartex" xmlns:cx3="http://schemas.microsoft.com/office/drawing/2016/5/9/chartex" xmlns:cx4="http://schemas.microsoft.com/office/drawing/2016/5/10/chartex" xmlns:cx5="http://schemas.microsoft.com/office/drawing/2016/5/11/chartex" xmlns:cx6="http://schemas.microsoft.com/office/drawing/2016/5/12/chartex" xmlns:cx7="http://schemas.microsoft.com/office/drawing/2016/5/13/chartex" xmlns:cx8="http://schemas.microsoft.com/office/drawing/2016/5/14/chartex" xmlns:mc="http://schemas.openxmlformats.org/markup-compatibility/2006" xmlns:aink="http://schemas.microsoft.com/office/drawing/2016/ink" xmlns:am3d="http://schemas.microsoft.com/office/drawing/2017/model3d" xmlns:o="urn:schemas-microsoft-com:office:office" xmlns:r="http://schemas.openxmlformats.org/officeDocument/2006/relationships" xmlns:m="http://schemas.openxmlformats.org/officeDocument/2006/math" xmlns:v="urn:schemas-microsoft-com:vml" xmlns:wp14="http://schemas.microsoft.com/office/word/2010/wordprocessingDrawing" xmlns:wp="http://schemas.openxmlformats.org/drawingml/2006/wordprocessingDrawing" xmlns:w10="urn:schemas-microsoft-com:office:word" xmlns:w="http://schemas.openxmlformats.org/wordprocessingml/2006/main" xmlns:w14="http://schemas.microsoft.com/office/word/2010/wordml" xmlns:w15="http://schemas.microsoft.com/office/word/2012/wordml" xmlns:w16cex="http://schemas.microsoft.com/office/word/2018/wordml/cex" xmlns:w16cid="http://schemas.microsoft.com/office/word/2016/wordml/cid" xmlns:w16="http://schemas.microsoft.com/office/word/2018/wordml" xmlns:w16sdtdh="http://schemas.microsoft.com/office/word/2020/wordml/sdtdatahash" xmlns:w16se="http://schemas.microsoft.com/office/word/2015/wordml/symex" xmlns:wpg="http://schemas.microsoft.com/office/word/2010/wordprocessingGroup" xmlns:wpi="http://schemas.microsoft.com/office/word/2010/wordprocessingInk" xmlns:wne="http://schemas.microsoft.com/office/word/2006/wordml" xmlns:wps="http://schemas.microsoft.com/office/word/2010/wordprocessingShape" mc:Ignorable="w14 w15 w16se w16cid w16 w16cex w16sdtdh wp14">
+  <w:p>
+    <w:r>
+      <w:rPr>
+        <w:noProof/>
+        <w:lang w:val="en-US"/>
+      </w:rPr>
+      <w:drawing>
+        <wp:anchor distT="0" distB="0" distL="114300" distR="114300" simplePos="0" relativeHeight="251669504" behindDoc="1" locked="0" layoutInCell="1" allowOverlap="1" wp14:anchorId="28D6B6DB" wp14:editId="5031B039">
+          <wp:simplePos x="0" y="0"/>
+          <wp:positionH relativeFrom="page">
+            <wp:posOffset>0</wp:posOffset>
+          </wp:positionH>
+          <wp:positionV relativeFrom="page">
+            <wp:posOffset>5496</wp:posOffset>
+          </wp:positionV>
+          <wp:extent cx="7555698" cy="10679883"/>
+          <wp:effectExtent l="0" t="0" r="7620" b="7620"/>
+          <wp:wrapNone/>
+          <wp:docPr id="24" name="Picture 16"/>
+          <wp:cNvGraphicFramePr>
+            <a:graphicFrameLocks xmlns:a="http://schemas.openxmlformats.org/drawingml/2006/main" noChangeAspect="1"/>
+          </wp:cNvGraphicFramePr>
+          <a:graphic xmlns:a="http://schemas.openxmlformats.org/drawingml/2006/main">
+            <a:graphicData uri="http://schemas.openxmlformats.org/drawingml/2006/picture">
+              <pic:pic xmlns:pic="http://schemas.openxmlformats.org/drawingml/2006/picture">
+                <pic:nvPicPr>
+                  <pic:cNvPr id="1" name="ginutech-letterhead.png"/>
+                  <pic:cNvPicPr/>
+                </pic:nvPicPr>
+                <pic:blipFill>
+                  <a:blip r:embed="rId1" cstate="print">
+                    <a:extLst>
+                      <a:ext uri="{28A0092B-C50C-407E-A947-70E740481C1C}">
+                        <a14:useLocalDpi xmlns:a14="http://schemas.microsoft.com/office/drawing/2010/main" val="0"/>
+                      </a:ext>
+                    </a:extLst>
+                  </a:blip>
+                  <a:stretch>
+                    <a:fillRect/>
+                  </a:stretch>
+                </pic:blipFill>
+                <pic:spPr>
+                  <a:xfrm>
+                    <a:off x="0" y="0"/>
+                    <a:ext cx="7555698" cy="10679883"/>
+                  </a:xfrm>
+                  <a:prstGeom prst="rect">
+                    <a:avLst/>
+                  </a:prstGeom>
+                </pic:spPr>
+              </pic:pic>
+            </a:graphicData>
+          </a:graphic>
+          <wp14:sizeRelH relativeFrom="margin">
+            <wp14:pctWidth>0</wp14:pctWidth>
+          </wp14:sizeRelH>
+          <wp14:sizeRelV relativeFrom="margin">
+            <wp14:pctHeight>0</wp14:pctHeight>
+          </wp14:sizeRelV>
+        </wp:anchor>
+      </w:drawing>
+    </w:r>
+  </w:p>
+</w:hdr>
+</file>
+
+<file path=word/header3.xml><?xml version="1.0" encoding="utf-8"?>
+<w:hdr xmlns:wpc="http://schemas.microsoft.com/office/word/2010/wordprocessingCanvas" xmlns:cx="http://schemas.microsoft.com/office/drawing/2014/chartex" xmlns:cx1="http://schemas.microsoft.com/office/drawing/2015/9/8/chartex" xmlns:cx2="http://schemas.microsoft.com/office/drawing/2015/10/21/chartex" xmlns:cx3="http://schemas.microsoft.com/office/drawing/2016/5/9/chartex" xmlns:cx4="http://schemas.microsoft.com/office/drawing/2016/5/10/chartex" xmlns:cx5="http://schemas.microsoft.com/office/drawing/2016/5/11/chartex" xmlns:cx6="http://schemas.microsoft.com/office/drawing/2016/5/12/chartex" xmlns:cx7="http://schemas.microsoft.com/office/drawing/2016/5/13/chartex" xmlns:cx8="http://schemas.microsoft.com/office/drawing/2016/5/14/chartex" xmlns:mc="http://schemas.openxmlformats.org/markup-compatibility/2006" xmlns:aink="http://schemas.microsoft.com/office/drawing/2016/ink" xmlns:am3d="http://schemas.microsoft.com/office/drawing/2017/model3d" xmlns:o="urn:schemas-microsoft-com:office:office" xmlns:r="http://schemas.openxmlformats.org/officeDocument/2006/relationships" xmlns:m="http://schemas.openxmlformats.org/officeDocument/2006/math" xmlns:v="urn:schemas-microsoft-com:vml" xmlns:wp14="http://schemas.microsoft.com/office/word/2010/wordprocessingDrawing" xmlns:wp="http://schemas.openxmlformats.org/drawingml/2006/wordprocessingDrawing" xmlns:w10="urn:schemas-microsoft-com:office:word" xmlns:w="http://schemas.openxmlformats.org/wordprocessingml/2006/main" xmlns:w14="http://schemas.microsoft.com/office/word/2010/wordml" xmlns:w15="http://schemas.microsoft.com/office/word/2012/wordml" xmlns:w16cex="http://schemas.microsoft.com/office/word/2018/wordml/cex" xmlns:w16cid="http://schemas.microsoft.com/office/word/2016/wordml/cid" xmlns:w16="http://schemas.microsoft.com/office/word/2018/wordml" xmlns:w16sdtdh="http://schemas.microsoft.com/office/word/2020/wordml/sdtdatahash" xmlns:w16se="http://schemas.microsoft.com/office/word/2015/wordml/symex" xmlns:wpg="http://schemas.microsoft.com/office/word/2010/wordprocessingGroup" xmlns:wpi="http://schemas.microsoft.com/office/word/2010/wordprocessingInk" xmlns:wne="http://schemas.microsoft.com/office/word/2006/wordml" xmlns:wps="http://schemas.microsoft.com/office/word/2010/wordprocessingShape" mc:Ignorable="w14 w15 w16se w16cid w16 w16cex w16sdtdh wp14">
+  <w:p>
+    <w:r>
+      <w:rPr>
+        <w:noProof/>
+        <w:lang w:val="en-US"/>
+      </w:rPr>
+      <w:drawing>
+        <wp:anchor distT="0" distB="0" distL="114300" distR="114300" simplePos="0" relativeHeight="251648000" behindDoc="1" locked="0" layoutInCell="1" allowOverlap="1" wp14:anchorId="55993245" wp14:editId="712A5FA0">
+          <wp:simplePos x="0" y="0"/>
+          <wp:positionH relativeFrom="page">
+            <wp:posOffset>0</wp:posOffset>
+          </wp:positionH>
+          <wp:positionV relativeFrom="page">
+            <wp:posOffset>5496</wp:posOffset>
+          </wp:positionV>
+          <wp:extent cx="7555698" cy="10679883"/>
+          <wp:effectExtent l="0" t="0" r="7620" b="7620"/>
+          <wp:wrapNone/>
+          <wp:docPr id="1" name="Picture 16"/>
+          <wp:cNvGraphicFramePr>
+            <a:graphicFrameLocks xmlns:a="http://schemas.openxmlformats.org/drawingml/2006/main" noChangeAspect="1"/>
+          </wp:cNvGraphicFramePr>
+          <a:graphic xmlns:a="http://schemas.openxmlformats.org/drawingml/2006/main">
+            <a:graphicData uri="http://schemas.openxmlformats.org/drawingml/2006/picture">
+              <pic:pic xmlns:pic="http://schemas.openxmlformats.org/drawingml/2006/picture">
+                <pic:nvPicPr>
+                  <pic:cNvPr id="1" name="ginutech-letterhead.png"/>
+                  <pic:cNvPicPr/>
+                </pic:nvPicPr>
+                <pic:blipFill>
+                  <a:blip r:embed="rId1" cstate="print">
+                    <a:extLst>
+                      <a:ext uri="{28A0092B-C50C-407E-A947-70E740481C1C}">
+                        <a14:useLocalDpi xmlns:a14="http://schemas.microsoft.com/office/drawing/2010/main" val="0"/>
+                      </a:ext>
+                    </a:extLst>
+                  </a:blip>
+                  <a:stretch>
+                    <a:fillRect/>
+                  </a:stretch>
+                </pic:blipFill>
+                <pic:spPr>
+                  <a:xfrm>
+                    <a:off x="0" y="0"/>
+                    <a:ext cx="7555698" cy="10679883"/>
+                  </a:xfrm>
+                  <a:prstGeom prst="rect">
+                    <a:avLst/>
+                  </a:prstGeom>
+                </pic:spPr>
+              </pic:pic>
+            </a:graphicData>
+          </a:graphic>
+          <wp14:sizeRelH relativeFrom="margin">
+            <wp14:pctWidth>0</wp14:pctWidth>
+          </wp14:sizeRelH>
+          <wp14:sizeRelV relativeFrom="margin">
+            <wp14:pctHeight>0</wp14:pctHeight>
+          </wp14:sizeRelV>
+        </wp:anchor>
+      </w:drawing>
+    </w:r>
+  </w:p>
+</w:hdr>
+</file>
+
+<file path=word/header4.xml><?xml version="1.0" encoding="utf-8"?>
+<w:hdr xmlns:wpc="http://schemas.microsoft.com/office/word/2010/wordprocessingCanvas" xmlns:cx="http://schemas.microsoft.com/office/drawing/2014/chartex" xmlns:cx1="http://schemas.microsoft.com/office/drawing/2015/9/8/chartex" xmlns:cx2="http://schemas.microsoft.com/office/drawing/2015/10/21/chartex" xmlns:cx3="http://schemas.microsoft.com/office/drawing/2016/5/9/chartex" xmlns:cx4="http://schemas.microsoft.com/office/drawing/2016/5/10/chartex" xmlns:cx5="http://schemas.microsoft.com/office/drawing/2016/5/11/chartex" xmlns:cx6="http://schemas.microsoft.com/office/drawing/2016/5/12/chartex" xmlns:cx7="http://schemas.microsoft.com/office/drawing/2016/5/13/chartex" xmlns:cx8="http://schemas.microsoft.com/office/drawing/2016/5/14/chartex" xmlns:mc="http://schemas.openxmlformats.org/markup-compatibility/2006" xmlns:aink="http://schemas.microsoft.com/office/drawing/2016/ink" xmlns:am3d="http://schemas.microsoft.com/office/drawing/2017/model3d" xmlns:o="urn:schemas-microsoft-com:office:office" xmlns:r="http://schemas.openxmlformats.org/officeDocument/2006/relationships" xmlns:m="http://schemas.openxmlformats.org/officeDocument/2006/math" xmlns:v="urn:schemas-microsoft-com:vml" xmlns:wp14="http://schemas.microsoft.com/office/word/2010/wordprocessingDrawing" xmlns:wp="http://schemas.openxmlformats.org/drawingml/2006/wordprocessingDrawing" xmlns:w10="urn:schemas-microsoft-com:office:word" xmlns:w="http://schemas.openxmlformats.org/wordprocessingml/2006/main" xmlns:w14="http://schemas.microsoft.com/office/word/2010/wordml" xmlns:w15="http://schemas.microsoft.com/office/word/2012/wordml" xmlns:w16cex="http://schemas.microsoft.com/office/word/2018/wordml/cex" xmlns:w16cid="http://schemas.microsoft.com/office/word/2016/wordml/cid" xmlns:w16="http://schemas.microsoft.com/office/word/2018/wordml" xmlns:w16sdtdh="http://schemas.microsoft.com/office/word/2020/wordml/sdtdatahash" xmlns:w16se="http://schemas.microsoft.com/office/word/2015/wordml/symex" xmlns:wpg="http://schemas.microsoft.com/office/word/2010/wordprocessingGroup" xmlns:wpi="http://schemas.microsoft.com/office/word/2010/wordprocessingInk" xmlns:wne="http://schemas.microsoft.com/office/word/2006/wordml" xmlns:wps="http://schemas.microsoft.com/office/word/2010/wordprocessingShape" mc:Ignorable="w14 w15 w16se w16cid w16 w16cex w16sdtdh wp14">
+  <w:p>
+    <w:r>
+      <w:rPr>
+        <w:noProof/>
+        <w:lang w:val="en-US"/>
+      </w:rPr>
+      <w:drawing>
+        <wp:anchor distT="0" distB="0" distL="114300" distR="114300" simplePos="0" relativeHeight="251649024" behindDoc="1" locked="0" layoutInCell="1" allowOverlap="1" wp14:anchorId="01A35FCF" wp14:editId="739F4437">
+          <wp:simplePos x="0" y="0"/>
+          <wp:positionH relativeFrom="page">
+            <wp:posOffset>0</wp:posOffset>
+          </wp:positionH>
+          <wp:positionV relativeFrom="page">
+            <wp:posOffset>5496</wp:posOffset>
+          </wp:positionV>
+          <wp:extent cx="7555698" cy="10679883"/>
+          <wp:effectExtent l="0" t="0" r="7620" b="7620"/>
+          <wp:wrapNone/>
+          <wp:docPr id="5" name="Picture 16"/>
+          <wp:cNvGraphicFramePr>
+            <a:graphicFrameLocks xmlns:a="http://schemas.openxmlformats.org/drawingml/2006/main" noChangeAspect="1"/>
+          </wp:cNvGraphicFramePr>
+          <a:graphic xmlns:a="http://schemas.openxmlformats.org/drawingml/2006/main">
+            <a:graphicData uri="http://schemas.openxmlformats.org/drawingml/2006/picture">
+              <pic:pic xmlns:pic="http://schemas.openxmlformats.org/drawingml/2006/picture">
+                <pic:nvPicPr>
+                  <pic:cNvPr id="1" name="ginutech-letterhead.png"/>
+                  <pic:cNvPicPr/>
+                </pic:nvPicPr>
+                <pic:blipFill>
+                  <a:blip r:embed="rId1" cstate="print">
+                    <a:extLst>
+                      <a:ext uri="{28A0092B-C50C-407E-A947-70E740481C1C}">
+                        <a14:useLocalDpi xmlns:a14="http://schemas.microsoft.com/office/drawing/2010/main" val="0"/>
+                      </a:ext>
+                    </a:extLst>
+                  </a:blip>
+                  <a:stretch>
+                    <a:fillRect/>
+                  </a:stretch>
+                </pic:blipFill>
+                <pic:spPr>
+                  <a:xfrm>
+                    <a:off x="0" y="0"/>
+                    <a:ext cx="7555698" cy="10679883"/>
+                  </a:xfrm>
+                  <a:prstGeom prst="rect">
+                    <a:avLst/>
+                  </a:prstGeom>
+                </pic:spPr>
+              </pic:pic>
+            </a:graphicData>
+          </a:graphic>
+          <wp14:sizeRelH relativeFrom="margin">
+            <wp14:pctWidth>0</wp14:pctWidth>
+          </wp14:sizeRelH>
+          <wp14:sizeRelV relativeFrom="margin">
+            <wp14:pctHeight>0</wp14:pctHeight>
+          </wp14:sizeRelV>
+        </wp:anchor>
+      </w:drawing>
+    </w:r>
+  </w:p>
+</w:hdr>
+</file>
+
+<file path=word/header5.xml><?xml version="1.0" encoding="utf-8"?>
+<w:hdr xmlns:wpc="http://schemas.microsoft.com/office/word/2010/wordprocessingCanvas" xmlns:cx="http://schemas.microsoft.com/office/drawing/2014/chartex" xmlns:cx1="http://schemas.microsoft.com/office/drawing/2015/9/8/chartex" xmlns:cx2="http://schemas.microsoft.com/office/drawing/2015/10/21/chartex" xmlns:cx3="http://schemas.microsoft.com/office/drawing/2016/5/9/chartex" xmlns:cx4="http://schemas.microsoft.com/office/drawing/2016/5/10/chartex" xmlns:cx5="http://schemas.microsoft.com/office/drawing/2016/5/11/chartex" xmlns:cx6="http://schemas.microsoft.com/office/drawing/2016/5/12/chartex" xmlns:cx7="http://schemas.microsoft.com/office/drawing/2016/5/13/chartex" xmlns:cx8="http://schemas.microsoft.com/office/drawing/2016/5/14/chartex" xmlns:mc="http://schemas.openxmlformats.org/markup-compatibility/2006" xmlns:aink="http://schemas.microsoft.com/office/drawing/2016/ink" xmlns:am3d="http://schemas.microsoft.com/office/drawing/2017/model3d" xmlns:o="urn:schemas-microsoft-com:office:office" xmlns:r="http://schemas.openxmlformats.org/officeDocument/2006/relationships" xmlns:m="http://schemas.openxmlformats.org/officeDocument/2006/math" xmlns:v="urn:schemas-microsoft-com:vml" xmlns:wp14="http://schemas.microsoft.com/office/word/2010/wordprocessingDrawing" xmlns:wp="http://schemas.openxmlformats.org/drawingml/2006/wordprocessingDrawing" xmlns:w10="urn:schemas-microsoft-com:office:word" xmlns:w="http://schemas.openxmlformats.org/wordprocessingml/2006/main" xmlns:w14="http://schemas.microsoft.com/office/word/2010/wordml" xmlns:w15="http://schemas.microsoft.com/office/word/2012/wordml" xmlns:w16cex="http://schemas.microsoft.com/office/word/2018/wordml/cex" xmlns:w16cid="http://schemas.microsoft.com/office/word/2016/wordml/cid" xmlns:w16="http://schemas.microsoft.com/office/word/2018/wordml" xmlns:w16sdtdh="http://schemas.microsoft.com/office/word/2020/wordml/sdtdatahash" xmlns:w16se="http://schemas.microsoft.com/office/word/2015/wordml/symex" xmlns:wpg="http://schemas.microsoft.com/office/word/2010/wordprocessingGroup" xmlns:wpi="http://schemas.microsoft.com/office/word/2010/wordprocessingInk" xmlns:wne="http://schemas.microsoft.com/office/word/2006/wordml" xmlns:wps="http://schemas.microsoft.com/office/word/2010/wordprocessingShape" mc:Ignorable="w14 w15 w16se w16cid w16 w16cex w16sdtdh wp14">
+  <w:p>
+    <w:r>
+      <w:rPr>
+        <w:noProof/>
+        <w:lang w:val="en-US"/>
+      </w:rPr>
+      <w:drawing>
+        <wp:anchor distT="0" distB="0" distL="114300" distR="114300" simplePos="0" relativeHeight="251650048" behindDoc="1" locked="0" layoutInCell="1" allowOverlap="1" wp14:anchorId="4008DEC7" wp14:editId="2F5753C8">
+          <wp:simplePos x="0" y="0"/>
+          <wp:positionH relativeFrom="page">
+            <wp:posOffset>0</wp:posOffset>
+          </wp:positionH>
+          <wp:positionV relativeFrom="page">
+            <wp:posOffset>5496</wp:posOffset>
+          </wp:positionV>
+          <wp:extent cx="7555698" cy="10679883"/>
+          <wp:effectExtent l="0" t="0" r="7620" b="7620"/>
+          <wp:wrapNone/>
+          <wp:docPr id="3" name="Picture 16"/>
+          <wp:cNvGraphicFramePr>
+            <a:graphicFrameLocks xmlns:a="http://schemas.openxmlformats.org/drawingml/2006/main" noChangeAspect="1"/>
+          </wp:cNvGraphicFramePr>
+          <a:graphic xmlns:a="http://schemas.openxmlformats.org/drawingml/2006/main">
+            <a:graphicData uri="http://schemas.openxmlformats.org/drawingml/2006/picture">
+              <pic:pic xmlns:pic="http://schemas.openxmlformats.org/drawingml/2006/picture">
+                <pic:nvPicPr>
+                  <pic:cNvPr id="1" name="ginutech-letterhead.png"/>
+                  <pic:cNvPicPr/>
+                </pic:nvPicPr>
+                <pic:blipFill>
+                  <a:blip r:embed="rId1" cstate="print">
+                    <a:extLst>
+                      <a:ext uri="{28A0092B-C50C-407E-A947-70E740481C1C}">
+                        <a14:useLocalDpi xmlns:a14="http://schemas.microsoft.com/office/drawing/2010/main" val="0"/>
+                      </a:ext>
+                    </a:extLst>
+                  </a:blip>
+                  <a:stretch>
+                    <a:fillRect/>
+                  </a:stretch>
+                </pic:blipFill>
+                <pic:spPr>
+                  <a:xfrm>
+                    <a:off x="0" y="0"/>
+                    <a:ext cx="7555698" cy="10679883"/>
+                  </a:xfrm>
+                  <a:prstGeom prst="rect">
+                    <a:avLst/>
+                  </a:prstGeom>
+                </pic:spPr>
+              </pic:pic>
+            </a:graphicData>
+          </a:graphic>
+          <wp14:sizeRelH relativeFrom="margin">
+            <wp14:pctWidth>0</wp14:pctWidth>
+          </wp14:sizeRelH>
+          <wp14:sizeRelV relativeFrom="margin">
+            <wp14:pctHeight>0</wp14:pctHeight>
+          </wp14:sizeRelV>
+        </wp:anchor>
+      </w:drawing>
+    </w:r>
+  </w:p>
+</w:hdr>
+</file>
+
+<file path=word/header6.xml><?xml version="1.0" encoding="utf-8"?>
+<w:hdr xmlns:wpc="http://schemas.microsoft.com/office/word/2010/wordprocessingCanvas" xmlns:cx="http://schemas.microsoft.com/office/drawing/2014/chartex" xmlns:cx1="http://schemas.microsoft.com/office/drawing/2015/9/8/chartex" xmlns:cx2="http://schemas.microsoft.com/office/drawing/2015/10/21/chartex" xmlns:cx3="http://schemas.microsoft.com/office/drawing/2016/5/9/chartex" xmlns:cx4="http://schemas.microsoft.com/office/drawing/2016/5/10/chartex" xmlns:cx5="http://schemas.microsoft.com/office/drawing/2016/5/11/chartex" xmlns:cx6="http://schemas.microsoft.com/office/drawing/2016/5/12/chartex" xmlns:cx7="http://schemas.microsoft.com/office/drawing/2016/5/13/chartex" xmlns:cx8="http://schemas.microsoft.com/office/drawing/2016/5/14/chartex" xmlns:mc="http://schemas.openxmlformats.org/markup-compatibility/2006" xmlns:aink="http://schemas.microsoft.com/office/drawing/2016/ink" xmlns:am3d="http://schemas.microsoft.com/office/drawing/2017/model3d" xmlns:o="urn:schemas-microsoft-com:office:office" xmlns:r="http://schemas.openxmlformats.org/officeDocument/2006/relationships" xmlns:m="http://schemas.openxmlformats.org/officeDocument/2006/math" xmlns:v="urn:schemas-microsoft-com:vml" xmlns:wp14="http://schemas.microsoft.com/office/word/2010/wordprocessingDrawing" xmlns:wp="http://schemas.openxmlformats.org/drawingml/2006/wordprocessingDrawing" xmlns:w10="urn:schemas-microsoft-com:office:word" xmlns:w="http://schemas.openxmlformats.org/wordprocessingml/2006/main" xmlns:w14="http://schemas.microsoft.com/office/word/2010/wordml" xmlns:w15="http://schemas.microsoft.com/office/word/2012/wordml" xmlns:w16cex="http://schemas.microsoft.com/office/word/2018/wordml/cex" xmlns:w16cid="http://schemas.microsoft.com/office/word/2016/wordml/cid" xmlns:w16="http://schemas.microsoft.com/office/word/2018/wordml" xmlns:w16sdtdh="http://schemas.microsoft.com/office/word/2020/wordml/sdtdatahash" xmlns:w16se="http://schemas.microsoft.com/office/word/2015/wordml/symex" xmlns:wpg="http://schemas.microsoft.com/office/word/2010/wordprocessingGroup" xmlns:wpi="http://schemas.microsoft.com/office/word/2010/wordprocessingInk" xmlns:wne="http://schemas.microsoft.com/office/word/2006/wordml" xmlns:wps="http://schemas.microsoft.com/office/word/2010/wordprocessingShape" mc:Ignorable="w14 w15 w16se w16cid w16 w16cex w16sdtdh wp14">
+  <w:p>
+    <w:r>
+      <w:rPr>
+        <w:noProof/>
+        <w:lang w:val="en-US"/>
+      </w:rPr>
+      <w:drawing>
+        <wp:anchor distT="0" distB="0" distL="114300" distR="114300" simplePos="0" relativeHeight="251651072" behindDoc="1" locked="0" layoutInCell="1" allowOverlap="1" wp14:anchorId="4435F12E" wp14:editId="64723D29">
+          <wp:simplePos x="0" y="0"/>
+          <wp:positionH relativeFrom="page">
+            <wp:posOffset>0</wp:posOffset>
+          </wp:positionH>
+          <wp:positionV relativeFrom="page">
+            <wp:posOffset>5496</wp:posOffset>
+          </wp:positionV>
+          <wp:extent cx="7555698" cy="10679883"/>
+          <wp:effectExtent l="0" t="0" r="7620" b="7620"/>
+          <wp:wrapNone/>
+          <wp:docPr id="4" name="Picture 16"/>
+          <wp:cNvGraphicFramePr>
+            <a:graphicFrameLocks xmlns:a="http://schemas.openxmlformats.org/drawingml/2006/main" noChangeAspect="1"/>
+          </wp:cNvGraphicFramePr>
+          <a:graphic xmlns:a="http://schemas.openxmlformats.org/drawingml/2006/main">
+            <a:graphicData uri="http://schemas.openxmlformats.org/drawingml/2006/picture">
+              <pic:pic xmlns:pic="http://schemas.openxmlformats.org/drawingml/2006/picture">
+                <pic:nvPicPr>
+                  <pic:cNvPr id="1" name="ginutech-letterhead.png"/>
+                  <pic:cNvPicPr/>
+                </pic:nvPicPr>
+                <pic:blipFill>
+                  <a:blip r:embed="rId1" cstate="print">
+                    <a:extLst>
+                      <a:ext uri="{28A0092B-C50C-407E-A947-70E740481C1C}">
+                        <a14:useLocalDpi xmlns:a14="http://schemas.microsoft.com/office/drawing/2010/main" val="0"/>
+                      </a:ext>
+                    </a:extLst>
+                  </a:blip>
+                  <a:stretch>
+                    <a:fillRect/>
+                  </a:stretch>
+                </pic:blipFill>
+                <pic:spPr>
+                  <a:xfrm>
+                    <a:off x="0" y="0"/>
+                    <a:ext cx="7555698" cy="10679883"/>
+                  </a:xfrm>
+                  <a:prstGeom prst="rect">
+                    <a:avLst/>
+                  </a:prstGeom>
+                </pic:spPr>
+              </pic:pic>
+            </a:graphicData>
+          </a:graphic>
+          <wp14:sizeRelH relativeFrom="margin">
+            <wp14:pctWidth>0</wp14:pctWidth>
+          </wp14:sizeRelH>
+          <wp14:sizeRelV relativeFrom="margin">
+            <wp14:pctHeight>0</wp14:pctHeight>
+          </wp14:sizeRelV>
+        </wp:anchor>
+      </w:drawing>
+    </w:r>
+  </w:p>
+</w:hdr>
+</file>
+
+<file path=word/header7.xml><?xml version="1.0" encoding="utf-8"?>
+<w:hdr xmlns:wpc="http://schemas.microsoft.com/office/word/2010/wordprocessingCanvas" xmlns:cx="http://schemas.microsoft.com/office/drawing/2014/chartex" xmlns:cx1="http://schemas.microsoft.com/office/drawing/2015/9/8/chartex" xmlns:cx2="http://schemas.microsoft.com/office/drawing/2015/10/21/chartex" xmlns:cx3="http://schemas.microsoft.com/office/drawing/2016/5/9/chartex" xmlns:cx4="http://schemas.microsoft.com/office/drawing/2016/5/10/chartex" xmlns:cx5="http://schemas.microsoft.com/office/drawing/2016/5/11/chartex" xmlns:cx6="http://schemas.microsoft.com/office/drawing/2016/5/12/chartex" xmlns:cx7="http://schemas.microsoft.com/office/drawing/2016/5/13/chartex" xmlns:cx8="http://schemas.microsoft.com/office/drawing/2016/5/14/chartex" xmlns:mc="http://schemas.openxmlformats.org/markup-compatibility/2006" xmlns:aink="http://schemas.microsoft.com/office/drawing/2016/ink" xmlns:am3d="http://schemas.microsoft.com/office/drawing/2017/model3d" xmlns:o="urn:schemas-microsoft-com:office:office" xmlns:r="http://schemas.openxmlformats.org/officeDocument/2006/relationships" xmlns:m="http://schemas.openxmlformats.org/officeDocument/2006/math" xmlns:v="urn:schemas-microsoft-com:vml" xmlns:wp14="http://schemas.microsoft.com/office/word/2010/wordprocessingDrawing" xmlns:wp="http://schemas.openxmlformats.org/drawingml/2006/wordprocessingDrawing" xmlns:w10="urn:schemas-microsoft-com:office:word" xmlns:w="http://schemas.openxmlformats.org/wordprocessingml/2006/main" xmlns:w14="http://schemas.microsoft.com/office/word/2010/wordml" xmlns:w15="http://schemas.microsoft.com/office/word/2012/wordml" xmlns:w16cex="http://schemas.microsoft.com/office/word/2018/wordml/cex" xmlns:w16cid="http://schemas.microsoft.com/office/word/2016/wordml/cid" xmlns:w16="http://schemas.microsoft.com/office/word/2018/wordml" xmlns:w16sdtdh="http://schemas.microsoft.com/office/word/2020/wordml/sdtdatahash" xmlns:w16se="http://schemas.microsoft.com/office/word/2015/wordml/symex" xmlns:wpg="http://schemas.microsoft.com/office/word/2010/wordprocessingGroup" xmlns:wpi="http://schemas.microsoft.com/office/word/2010/wordprocessingInk" xmlns:wne="http://schemas.microsoft.com/office/word/2006/wordml" xmlns:wps="http://schemas.microsoft.com/office/word/2010/wordprocessingShape" mc:Ignorable="w14 w15 w16se w16cid w16 w16cex w16sdtdh wp14">
+  <w:p>
+    <w:r>
+      <w:rPr>
+        <w:noProof/>
+        <w:lang w:val="en-US"/>
+      </w:rPr>
+      <w:drawing>
+        <wp:anchor distT="0" distB="0" distL="114300" distR="114300" simplePos="0" relativeHeight="251652096" behindDoc="1" locked="0" layoutInCell="1" allowOverlap="1" wp14:anchorId="0DA14ABA" wp14:editId="7FBC8C92">
+          <wp:simplePos x="0" y="0"/>
+          <wp:positionH relativeFrom="page">
+            <wp:posOffset>0</wp:posOffset>
+          </wp:positionH>
+          <wp:positionV relativeFrom="page">
+            <wp:posOffset>5496</wp:posOffset>
+          </wp:positionV>
+          <wp:extent cx="7555698" cy="10679883"/>
+          <wp:effectExtent l="0" t="0" r="7620" b="7620"/>
+          <wp:wrapNone/>
+          <wp:docPr id="8" name="Picture 16"/>
+          <wp:cNvGraphicFramePr>
+            <a:graphicFrameLocks xmlns:a="http://schemas.openxmlformats.org/drawingml/2006/main" noChangeAspect="1"/>
+          </wp:cNvGraphicFramePr>
+          <a:graphic xmlns:a="http://schemas.openxmlformats.org/drawingml/2006/main">
+            <a:graphicData uri="http://schemas.openxmlformats.org/drawingml/2006/picture">
+              <pic:pic xmlns:pic="http://schemas.openxmlformats.org/drawingml/2006/picture">
+                <pic:nvPicPr>
+                  <pic:cNvPr id="1" name="ginutech-letterhead.png"/>
+                  <pic:cNvPicPr/>
+                </pic:nvPicPr>
+                <pic:blipFill>
+                  <a:blip r:embed="rId1" cstate="print">
+                    <a:extLst>
+                      <a:ext uri="{28A0092B-C50C-407E-A947-70E740481C1C}">
+                        <a14:useLocalDpi xmlns:a14="http://schemas.microsoft.com/office/drawing/2010/main" val="0"/>
+                      </a:ext>
+                    </a:extLst>
+                  </a:blip>
+                  <a:stretch>
+                    <a:fillRect/>
+                  </a:stretch>
+                </pic:blipFill>
+                <pic:spPr>
+                  <a:xfrm>
+                    <a:off x="0" y="0"/>
+                    <a:ext cx="7555698" cy="10679883"/>
+                  </a:xfrm>
+                  <a:prstGeom prst="rect">
+                    <a:avLst/>
+                  </a:prstGeom>
+                </pic:spPr>
+              </pic:pic>
+            </a:graphicData>
+          </a:graphic>
+          <wp14:sizeRelH relativeFrom="margin">
+            <wp14:pctWidth>0</wp14:pctWidth>
+          </wp14:sizeRelH>
+          <wp14:sizeRelV relativeFrom="margin">
+            <wp14:pctHeight>0</wp14:pctHeight>
+          </wp14:sizeRelV>
+        </wp:anchor>
+      </w:drawing>
+    </w:r>
+  </w:p>
+</w:hdr>
+</file>
+
+<file path=word/header8.xml><?xml version="1.0" encoding="utf-8"?>
+<w:hdr xmlns:wpc="http://schemas.microsoft.com/office/word/2010/wordprocessingCanvas" xmlns:cx="http://schemas.microsoft.com/office/drawing/2014/chartex" xmlns:cx1="http://schemas.microsoft.com/office/drawing/2015/9/8/chartex" xmlns:cx2="http://schemas.microsoft.com/office/drawing/2015/10/21/chartex" xmlns:cx3="http://schemas.microsoft.com/office/drawing/2016/5/9/chartex" xmlns:cx4="http://schemas.microsoft.com/office/drawing/2016/5/10/chartex" xmlns:cx5="http://schemas.microsoft.com/office/drawing/2016/5/11/chartex" xmlns:cx6="http://schemas.microsoft.com/office/drawing/2016/5/12/chartex" xmlns:cx7="http://schemas.microsoft.com/office/drawing/2016/5/13/chartex" xmlns:cx8="http://schemas.microsoft.com/office/drawing/2016/5/14/chartex" xmlns:mc="http://schemas.openxmlformats.org/markup-compatibility/2006" xmlns:aink="http://schemas.microsoft.com/office/drawing/2016/ink" xmlns:am3d="http://schemas.microsoft.com/office/drawing/2017/model3d" xmlns:o="urn:schemas-microsoft-com:office:office" xmlns:r="http://schemas.openxmlformats.org/officeDocument/2006/relationships" xmlns:m="http://schemas.openxmlformats.org/officeDocument/2006/math" xmlns:v="urn:schemas-microsoft-com:vml" xmlns:wp14="http://schemas.microsoft.com/office/word/2010/wordprocessingDrawing" xmlns:wp="http://schemas.openxmlformats.org/drawingml/2006/wordprocessingDrawing" xmlns:w10="urn:schemas-microsoft-com:office:word" xmlns:w="http://schemas.openxmlformats.org/wordprocessingml/2006/main" xmlns:w14="http://schemas.microsoft.com/office/word/2010/wordml" xmlns:w15="http://schemas.microsoft.com/office/word/2012/wordml" xmlns:w16cex="http://schemas.microsoft.com/office/word/2018/wordml/cex" xmlns:w16cid="http://schemas.microsoft.com/office/word/2016/wordml/cid" xmlns:w16="http://schemas.microsoft.com/office/word/2018/wordml" xmlns:w16sdtdh="http://schemas.microsoft.com/office/word/2020/wordml/sdtdatahash" xmlns:w16se="http://schemas.microsoft.com/office/word/2015/wordml/symex" xmlns:wpg="http://schemas.microsoft.com/office/word/2010/wordprocessingGroup" xmlns:wpi="http://schemas.microsoft.com/office/word/2010/wordprocessingInk" xmlns:wne="http://schemas.microsoft.com/office/word/2006/wordml" xmlns:wps="http://schemas.microsoft.com/office/word/2010/wordprocessingShape" mc:Ignorable="w14 w15 w16se w16cid w16 w16cex w16sdtdh wp14">
+  <w:p>
+    <w:r>
+      <w:rPr>
+        <w:noProof/>
+        <w:lang w:val="en-US"/>
+      </w:rPr>
+      <w:drawing>
+        <wp:anchor distT="0" distB="0" distL="114300" distR="114300" simplePos="0" relativeHeight="251653120" behindDoc="1" locked="0" layoutInCell="1" allowOverlap="1" wp14:anchorId="7F69B66B" wp14:editId="158830F8">
+          <wp:simplePos x="0" y="0"/>
+          <wp:positionH relativeFrom="page">
+            <wp:posOffset>0</wp:posOffset>
+          </wp:positionH>
+          <wp:positionV relativeFrom="page">
+            <wp:posOffset>5496</wp:posOffset>
+          </wp:positionV>
+          <wp:extent cx="7555698" cy="10679883"/>
+          <wp:effectExtent l="0" t="0" r="7620" b="7620"/>
+          <wp:wrapNone/>
+          <wp:docPr id="6" name="Picture 16"/>
+          <wp:cNvGraphicFramePr>
+            <a:graphicFrameLocks xmlns:a="http://schemas.openxmlformats.org/drawingml/2006/main" noChangeAspect="1"/>
+          </wp:cNvGraphicFramePr>
+          <a:graphic xmlns:a="http://schemas.openxmlformats.org/drawingml/2006/main">
+            <a:graphicData uri="http://schemas.openxmlformats.org/drawingml/2006/picture">
+              <pic:pic xmlns:pic="http://schemas.openxmlformats.org/drawingml/2006/picture">
+                <pic:nvPicPr>
+                  <pic:cNvPr id="1" name="ginutech-letterhead.png"/>
+                  <pic:cNvPicPr/>
+                </pic:nvPicPr>
+                <pic:blipFill>
+                  <a:blip r:embed="rId1" cstate="print">
+                    <a:extLst>
+                      <a:ext uri="{28A0092B-C50C-407E-A947-70E740481C1C}">
+                        <a14:useLocalDpi xmlns:a14="http://schemas.microsoft.com/office/drawing/2010/main" val="0"/>
+                      </a:ext>
+                    </a:extLst>
+                  </a:blip>
+                  <a:stretch>
+                    <a:fillRect/>
+                  </a:stretch>
+                </pic:blipFill>
+                <pic:spPr>
+                  <a:xfrm>
+                    <a:off x="0" y="0"/>
+                    <a:ext cx="7555698" cy="10679883"/>
+                  </a:xfrm>
+                  <a:prstGeom prst="rect">
+                    <a:avLst/>
+                  </a:prstGeom>
+                </pic:spPr>
+              </pic:pic>
+            </a:graphicData>
+          </a:graphic>
+          <wp14:sizeRelH relativeFrom="margin">
+            <wp14:pctWidth>0</wp14:pctWidth>
+          </wp14:sizeRelH>
+          <wp14:sizeRelV relativeFrom="margin">
+            <wp14:pctHeight>0</wp14:pctHeight>
+          </wp14:sizeRelV>
+        </wp:anchor>
+      </w:drawing>
+    </w:r>
+  </w:p>
+</w:hdr>
+</file>
+
+<file path=word/header9.xml><?xml version="1.0" encoding="utf-8"?>
+<w:hdr xmlns:wpc="http://schemas.microsoft.com/office/word/2010/wordprocessingCanvas" xmlns:cx="http://schemas.microsoft.com/office/drawing/2014/chartex" xmlns:cx1="http://schemas.microsoft.com/office/drawing/2015/9/8/chartex" xmlns:cx2="http://schemas.microsoft.com/office/drawing/2015/10/21/chartex" xmlns:cx3="http://schemas.microsoft.com/office/drawing/2016/5/9/chartex" xmlns:cx4="http://schemas.microsoft.com/office/drawing/2016/5/10/chartex" xmlns:cx5="http://schemas.microsoft.com/office/drawing/2016/5/11/chartex" xmlns:cx6="http://schemas.microsoft.com/office/drawing/2016/5/12/chartex" xmlns:cx7="http://schemas.microsoft.com/office/drawing/2016/5/13/chartex" xmlns:cx8="http://schemas.microsoft.com/office/drawing/2016/5/14/chartex" xmlns:mc="http://schemas.openxmlformats.org/markup-compatibility/2006" xmlns:aink="http://schemas.microsoft.com/office/drawing/2016/ink" xmlns:am3d="http://schemas.microsoft.com/office/drawing/2017/model3d" xmlns:o="urn:schemas-microsoft-com:office:office" xmlns:r="http://schemas.openxmlformats.org/officeDocument/2006/relationships" xmlns:m="http://schemas.openxmlformats.org/officeDocument/2006/math" xmlns:v="urn:schemas-microsoft-com:vml" xmlns:wp14="http://schemas.microsoft.com/office/word/2010/wordprocessingDrawing" xmlns:wp="http://schemas.openxmlformats.org/drawingml/2006/wordprocessingDrawing" xmlns:w10="urn:schemas-microsoft-com:office:word" xmlns:w="http://schemas.openxmlformats.org/wordprocessingml/2006/main" xmlns:w14="http://schemas.microsoft.com/office/word/2010/wordml" xmlns:w15="http://schemas.microsoft.com/office/word/2012/wordml" xmlns:w16cex="http://schemas.microsoft.com/office/word/2018/wordml/cex" xmlns:w16cid="http://schemas.microsoft.com/office/word/2016/wordml/cid" xmlns:w16="http://schemas.microsoft.com/office/word/2018/wordml" xmlns:w16sdtdh="http://schemas.microsoft.com/office/word/2020/wordml/sdtdatahash" xmlns:w16se="http://schemas.microsoft.com/office/word/2015/wordml/symex" xmlns:wpg="http://schemas.microsoft.com/office/word/2010/wordprocessingGroup" xmlns:wpi="http://schemas.microsoft.com/office/word/2010/wordprocessingInk" xmlns:wne="http://schemas.microsoft.com/office/word/2006/wordml" xmlns:wps="http://schemas.microsoft.com/office/word/2010/wordprocessingShape" mc:Ignorable="w14 w15 w16se w16cid w16 w16cex w16sdtdh wp14">
+  <w:p>
+    <w:r>
+      <w:rPr>
+        <w:noProof/>
+        <w:lang w:val="en-US"/>
+      </w:rPr>
+      <w:drawing>
+        <wp:anchor distT="0" distB="0" distL="114300" distR="114300" simplePos="0" relativeHeight="251654144" behindDoc="1" locked="0" layoutInCell="1" allowOverlap="1" wp14:anchorId="24CB4495" wp14:editId="2512BB3B">
+          <wp:simplePos x="0" y="0"/>
+          <wp:positionH relativeFrom="page">
+            <wp:posOffset>0</wp:posOffset>
+          </wp:positionH>
+          <wp:positionV relativeFrom="page">
+            <wp:posOffset>5496</wp:posOffset>
+          </wp:positionV>
+          <wp:extent cx="7555698" cy="10679883"/>
+          <wp:effectExtent l="0" t="0" r="7620" b="7620"/>
+          <wp:wrapNone/>
+          <wp:docPr id="7" name="Picture 16"/>
+          <wp:cNvGraphicFramePr>
+            <a:graphicFrameLocks xmlns:a="http://schemas.openxmlformats.org/drawingml/2006/main" noChangeAspect="1"/>
+          </wp:cNvGraphicFramePr>
+          <a:graphic xmlns:a="http://schemas.openxmlformats.org/drawingml/2006/main">
+            <a:graphicData uri="http://schemas.openxmlformats.org/drawingml/2006/picture">
+              <pic:pic xmlns:pic="http://schemas.openxmlformats.org/drawingml/2006/picture">
+                <pic:nvPicPr>
+                  <pic:cNvPr id="1" name="ginutech-letterhead.png"/>
+                  <pic:cNvPicPr/>
+                </pic:nvPicPr>
+                <pic:blipFill>
+                  <a:blip r:embed="rId1" cstate="print">
+                    <a:extLst>
+                      <a:ext uri="{28A0092B-C50C-407E-A947-70E740481C1C}">
+                        <a14:useLocalDpi xmlns:a14="http://schemas.microsoft.com/office/drawing/2010/main" val="0"/>
+                      </a:ext>
+                    </a:extLst>
+                  </a:blip>
+                  <a:stretch>
+                    <a:fillRect/>
+                  </a:stretch>
+                </pic:blipFill>
+                <pic:spPr>
+                  <a:xfrm>
+                    <a:off x="0" y="0"/>
+                    <a:ext cx="7555698" cy="10679883"/>
+                  </a:xfrm>
+                  <a:prstGeom prst="rect">
+                    <a:avLst/>
+                  </a:prstGeom>
+                </pic:spPr>
+              </pic:pic>
+            </a:graphicData>
+          </a:graphic>
+          <wp14:sizeRelH relativeFrom="margin">
+            <wp14:pctWidth>0</wp14:pctWidth>
+          </wp14:sizeRelH>
+          <wp14:sizeRelV relativeFrom="margin">
+            <wp14:pctHeight>0</wp14:pctHeight>
+          </wp14:sizeRelV>
+        </wp:anchor>
+      </w:drawing>
     </w:r>
   </w:p>
 </w:hdr>
